--- a/docsCeylonTourMateLK/proposal/CeylonTourMate.LK.docx
+++ b/docsCeylonTourMateLK/proposal/CeylonTourMate.LK.docx
@@ -280,8 +280,9 @@
           <w:sz w:val="56"/>
           <w:szCs w:val="56"/>
         </w:rPr>
-        <w:t>National Institute Of Business Management</w:t>
-      </w:r>
+        <w:t xml:space="preserve">National Institute </w:t>
+      </w:r>
+      <w:proofErr w:type="gramStart"/>
       <w:r>
         <w:rPr>
           <w:rFonts w:ascii="Bahnschrift SemiBold" w:hAnsi="Bahnschrift SemiBold"/>
@@ -290,6 +291,27 @@
           <w:sz w:val="56"/>
           <w:szCs w:val="56"/>
         </w:rPr>
+        <w:t>Of</w:t>
+      </w:r>
+      <w:proofErr w:type="gramEnd"/>
+      <w:r>
+        <w:rPr>
+          <w:rFonts w:ascii="Bahnschrift SemiBold" w:hAnsi="Bahnschrift SemiBold"/>
+          <w:b/>
+          <w:bCs/>
+          <w:sz w:val="56"/>
+          <w:szCs w:val="56"/>
+        </w:rPr>
+        <w:t xml:space="preserve"> Business Management</w:t>
+      </w:r>
+      <w:r>
+        <w:rPr>
+          <w:rFonts w:ascii="Bahnschrift SemiBold" w:hAnsi="Bahnschrift SemiBold"/>
+          <w:b/>
+          <w:bCs/>
+          <w:sz w:val="56"/>
+          <w:szCs w:val="56"/>
+        </w:rPr>
         <w:br/>
       </w:r>
       <w:r>
@@ -300,7 +322,29 @@
           <w:sz w:val="52"/>
           <w:szCs w:val="52"/>
         </w:rPr>
-        <w:t>Diploma In Software Engineering</w:t>
+        <w:t xml:space="preserve">Diploma </w:t>
+      </w:r>
+      <w:proofErr w:type="gramStart"/>
+      <w:r>
+        <w:rPr>
+          <w:rFonts w:ascii="Bahnschrift SemiBold" w:hAnsi="Bahnschrift SemiBold"/>
+          <w:b/>
+          <w:bCs/>
+          <w:sz w:val="52"/>
+          <w:szCs w:val="52"/>
+        </w:rPr>
+        <w:t>In</w:t>
+      </w:r>
+      <w:proofErr w:type="gramEnd"/>
+      <w:r>
+        <w:rPr>
+          <w:rFonts w:ascii="Bahnschrift SemiBold" w:hAnsi="Bahnschrift SemiBold"/>
+          <w:b/>
+          <w:bCs/>
+          <w:sz w:val="52"/>
+          <w:szCs w:val="52"/>
+        </w:rPr>
+        <w:t xml:space="preserve"> Software Engineering</w:t>
       </w:r>
     </w:p>
     <w:p>
@@ -494,14 +538,34 @@
         <w:br/>
         <w:t xml:space="preserve">Name: </w:t>
       </w:r>
+      <w:proofErr w:type="spellStart"/>
       <w:r>
         <w:rPr>
           <w:rFonts w:ascii="Times New Roman" w:hAnsi="Times New Roman" w:cs="Times New Roman"/>
           <w:sz w:val="28"/>
           <w:szCs w:val="28"/>
         </w:rPr>
-        <w:t>K.K.Naveen Rashmika Devinda</w:t>
-      </w:r>
+        <w:t>K.K.Naveen</w:t>
+      </w:r>
+      <w:proofErr w:type="spellEnd"/>
+      <w:r>
+        <w:rPr>
+          <w:rFonts w:ascii="Times New Roman" w:hAnsi="Times New Roman" w:cs="Times New Roman"/>
+          <w:sz w:val="28"/>
+          <w:szCs w:val="28"/>
+        </w:rPr>
+        <w:t xml:space="preserve"> Rashmika </w:t>
+      </w:r>
+      <w:proofErr w:type="spellStart"/>
+      <w:r>
+        <w:rPr>
+          <w:rFonts w:ascii="Times New Roman" w:hAnsi="Times New Roman" w:cs="Times New Roman"/>
+          <w:sz w:val="28"/>
+          <w:szCs w:val="28"/>
+        </w:rPr>
+        <w:t>Devinda</w:t>
+      </w:r>
+      <w:proofErr w:type="spellEnd"/>
       <w:r>
         <w:rPr>
           <w:rFonts w:ascii="Times New Roman" w:hAnsi="Times New Roman" w:cs="Times New Roman"/>
@@ -627,14 +691,34 @@
         </w:rPr>
         <w:t xml:space="preserve"> </w:t>
       </w:r>
+      <w:proofErr w:type="spellStart"/>
       <w:r>
         <w:rPr>
           <w:rFonts w:ascii="Times New Roman" w:hAnsi="Times New Roman" w:cs="Times New Roman"/>
           <w:sz w:val="28"/>
           <w:szCs w:val="28"/>
         </w:rPr>
-        <w:t>Ashanthi kurakulasuriya</w:t>
-      </w:r>
+        <w:t>Ashanthi</w:t>
+      </w:r>
+      <w:proofErr w:type="spellEnd"/>
+      <w:r>
+        <w:rPr>
+          <w:rFonts w:ascii="Times New Roman" w:hAnsi="Times New Roman" w:cs="Times New Roman"/>
+          <w:sz w:val="28"/>
+          <w:szCs w:val="28"/>
+        </w:rPr>
+        <w:t xml:space="preserve"> </w:t>
+      </w:r>
+      <w:proofErr w:type="spellStart"/>
+      <w:r>
+        <w:rPr>
+          <w:rFonts w:ascii="Times New Roman" w:hAnsi="Times New Roman" w:cs="Times New Roman"/>
+          <w:sz w:val="28"/>
+          <w:szCs w:val="28"/>
+        </w:rPr>
+        <w:t>kurakulasuriya</w:t>
+      </w:r>
+      <w:proofErr w:type="spellEnd"/>
     </w:p>
     <w:p>
       <w:pPr>
@@ -744,16 +828,44 @@
           <w:sz w:val="28"/>
           <w:szCs w:val="28"/>
         </w:rPr>
-        <w:t>is an original work done by me under the guidance of M</w:t>
-      </w:r>
+        <w:t xml:space="preserve">is an original work done by me under the guidance of </w:t>
+      </w:r>
+      <w:proofErr w:type="spellStart"/>
       <w:r>
         <w:rPr>
           <w:rFonts w:ascii="Times New Roman" w:hAnsi="Times New Roman" w:cs="Times New Roman"/>
           <w:sz w:val="28"/>
           <w:szCs w:val="28"/>
         </w:rPr>
-        <w:t>s.Ashanthi kurakulasuriya</w:t>
-      </w:r>
+        <w:t>M</w:t>
+      </w:r>
+      <w:r>
+        <w:rPr>
+          <w:rFonts w:ascii="Times New Roman" w:hAnsi="Times New Roman" w:cs="Times New Roman"/>
+          <w:sz w:val="28"/>
+          <w:szCs w:val="28"/>
+        </w:rPr>
+        <w:t>s.Ashanthi</w:t>
+      </w:r>
+      <w:proofErr w:type="spellEnd"/>
+      <w:r>
+        <w:rPr>
+          <w:rFonts w:ascii="Times New Roman" w:hAnsi="Times New Roman" w:cs="Times New Roman"/>
+          <w:sz w:val="28"/>
+          <w:szCs w:val="28"/>
+        </w:rPr>
+        <w:t xml:space="preserve"> </w:t>
+      </w:r>
+      <w:proofErr w:type="spellStart"/>
+      <w:r>
+        <w:rPr>
+          <w:rFonts w:ascii="Times New Roman" w:hAnsi="Times New Roman" w:cs="Times New Roman"/>
+          <w:sz w:val="28"/>
+          <w:szCs w:val="28"/>
+        </w:rPr>
+        <w:t>kurakulasuriya</w:t>
+      </w:r>
+      <w:proofErr w:type="spellEnd"/>
       <w:r>
         <w:rPr>
           <w:rFonts w:ascii="Times New Roman" w:hAnsi="Times New Roman" w:cs="Times New Roman"/>
@@ -957,8 +1069,16 @@
         <w:rPr>
           <w:rFonts w:ascii="Times New Roman" w:hAnsi="Times New Roman" w:cs="Times New Roman"/>
         </w:rPr>
-        <w:t>Naveen Rashmika Devinda</w:t>
-      </w:r>
+        <w:t xml:space="preserve">Naveen Rashmika </w:t>
+      </w:r>
+      <w:proofErr w:type="spellStart"/>
+      <w:r>
+        <w:rPr>
+          <w:rFonts w:ascii="Times New Roman" w:hAnsi="Times New Roman" w:cs="Times New Roman"/>
+        </w:rPr>
+        <w:t>Devinda</w:t>
+      </w:r>
+      <w:proofErr w:type="spellEnd"/>
     </w:p>
     <w:p>
       <w:pPr>
@@ -1824,6 +1944,7 @@
         </w:rPr>
         <w:t xml:space="preserve"> economy </w:t>
       </w:r>
+      <w:proofErr w:type="spellStart"/>
       <w:r>
         <w:rPr>
           <w:rFonts w:ascii="Times New Roman" w:hAnsi="Times New Roman" w:cs="Times New Roman"/>
@@ -1840,7 +1961,14 @@
         <w:rPr>
           <w:rFonts w:ascii="Times New Roman" w:hAnsi="Times New Roman" w:cs="Times New Roman"/>
         </w:rPr>
-        <w:t xml:space="preserve">According to the </w:t>
+        <w:t>According</w:t>
+      </w:r>
+      <w:proofErr w:type="spellEnd"/>
+      <w:r>
+        <w:rPr>
+          <w:rFonts w:ascii="Times New Roman" w:hAnsi="Times New Roman" w:cs="Times New Roman"/>
+        </w:rPr>
+        <w:t xml:space="preserve"> to the </w:t>
       </w:r>
       <w:r>
         <w:rPr>
@@ -1884,7 +2012,21 @@
         <w:rPr>
           <w:rFonts w:ascii="Times New Roman" w:hAnsi="Times New Roman" w:cs="Times New Roman"/>
         </w:rPr>
-        <w:t xml:space="preserve">growth, specially </w:t>
+        <w:t xml:space="preserve">growth, </w:t>
+      </w:r>
+      <w:proofErr w:type="gramStart"/>
+      <w:r>
+        <w:rPr>
+          <w:rFonts w:ascii="Times New Roman" w:hAnsi="Times New Roman" w:cs="Times New Roman"/>
+        </w:rPr>
+        <w:t>specially</w:t>
+      </w:r>
+      <w:proofErr w:type="gramEnd"/>
+      <w:r>
+        <w:rPr>
+          <w:rFonts w:ascii="Times New Roman" w:hAnsi="Times New Roman" w:cs="Times New Roman"/>
+        </w:rPr>
+        <w:t xml:space="preserve"> </w:t>
       </w:r>
       <w:r>
         <w:rPr>
@@ -2075,11 +2217,19 @@
           <w:rFonts w:ascii="Times New Roman" w:hAnsi="Times New Roman" w:cs="Times New Roman"/>
         </w:rPr>
       </w:pPr>
-      <w:r>
-        <w:rPr>
-          <w:rFonts w:ascii="Times New Roman" w:hAnsi="Times New Roman" w:cs="Times New Roman"/>
-        </w:rPr>
-        <w:t xml:space="preserve">So </w:t>
+      <w:proofErr w:type="gramStart"/>
+      <w:r>
+        <w:rPr>
+          <w:rFonts w:ascii="Times New Roman" w:hAnsi="Times New Roman" w:cs="Times New Roman"/>
+        </w:rPr>
+        <w:t>So</w:t>
+      </w:r>
+      <w:proofErr w:type="gramEnd"/>
+      <w:r>
+        <w:rPr>
+          <w:rFonts w:ascii="Times New Roman" w:hAnsi="Times New Roman" w:cs="Times New Roman"/>
+        </w:rPr>
+        <w:t xml:space="preserve"> </w:t>
       </w:r>
       <w:r>
         <w:rPr>
@@ -2091,7 +2241,21 @@
         <w:rPr>
           <w:rFonts w:ascii="Times New Roman" w:hAnsi="Times New Roman" w:cs="Times New Roman"/>
         </w:rPr>
-        <w:t xml:space="preserve"> planning to make a web based solution for </w:t>
+        <w:t xml:space="preserve"> planning to make a </w:t>
+      </w:r>
+      <w:proofErr w:type="gramStart"/>
+      <w:r>
+        <w:rPr>
+          <w:rFonts w:ascii="Times New Roman" w:hAnsi="Times New Roman" w:cs="Times New Roman"/>
+        </w:rPr>
+        <w:t>web based</w:t>
+      </w:r>
+      <w:proofErr w:type="gramEnd"/>
+      <w:r>
+        <w:rPr>
+          <w:rFonts w:ascii="Times New Roman" w:hAnsi="Times New Roman" w:cs="Times New Roman"/>
+        </w:rPr>
+        <w:t xml:space="preserve"> solution for </w:t>
       </w:r>
       <w:r>
         <w:rPr>
@@ -2111,13 +2275,29 @@
           <w:b/>
           <w:bCs/>
         </w:rPr>
-        <w:t>Ceylon Tour Mate.lk</w:t>
-      </w:r>
-      <w:r>
-        <w:rPr>
-          <w:rFonts w:ascii="Times New Roman" w:hAnsi="Times New Roman" w:cs="Times New Roman"/>
-        </w:rPr>
-        <w:t xml:space="preserve">”to give reliable trustworthy </w:t>
+        <w:t xml:space="preserve">Ceylon Tour </w:t>
+      </w:r>
+      <w:proofErr w:type="spellStart"/>
+      <w:r>
+        <w:rPr>
+          <w:rFonts w:ascii="Times New Roman" w:hAnsi="Times New Roman" w:cs="Times New Roman"/>
+          <w:b/>
+          <w:bCs/>
+        </w:rPr>
+        <w:t>Mate.lk</w:t>
+      </w:r>
+      <w:r>
+        <w:rPr>
+          <w:rFonts w:ascii="Times New Roman" w:hAnsi="Times New Roman" w:cs="Times New Roman"/>
+        </w:rPr>
+        <w:t>”to</w:t>
+      </w:r>
+      <w:proofErr w:type="spellEnd"/>
+      <w:r>
+        <w:rPr>
+          <w:rFonts w:ascii="Times New Roman" w:hAnsi="Times New Roman" w:cs="Times New Roman"/>
+        </w:rPr>
+        <w:t xml:space="preserve"> give reliable trustworthy </w:t>
       </w:r>
       <w:r>
         <w:rPr>
@@ -2199,7 +2379,14 @@
         <w:rPr>
           <w:rFonts w:ascii="Times New Roman" w:hAnsi="Times New Roman" w:cs="Times New Roman"/>
         </w:rPr>
-        <w:t>issue i</w:t>
+        <w:t xml:space="preserve">issue </w:t>
+      </w:r>
+      <w:proofErr w:type="gramStart"/>
+      <w:r>
+        <w:rPr>
+          <w:rFonts w:ascii="Times New Roman" w:hAnsi="Times New Roman" w:cs="Times New Roman"/>
+        </w:rPr>
+        <w:t>i</w:t>
       </w:r>
       <w:r>
         <w:rPr>
@@ -2207,6 +2394,7 @@
         </w:rPr>
         <w:t>s</w:t>
       </w:r>
+      <w:proofErr w:type="gramEnd"/>
       <w:r>
         <w:rPr>
           <w:rFonts w:ascii="Times New Roman" w:hAnsi="Times New Roman" w:cs="Times New Roman"/>
@@ -2257,7 +2445,21 @@
         <w:rPr>
           <w:rFonts w:ascii="Times New Roman" w:hAnsi="Times New Roman" w:cs="Times New Roman"/>
         </w:rPr>
-        <w:t>which will be a bad experience for tourists specially first time visito</w:t>
+        <w:t xml:space="preserve">which will be a bad experience for tourists specially </w:t>
+      </w:r>
+      <w:proofErr w:type="gramStart"/>
+      <w:r>
+        <w:rPr>
+          <w:rFonts w:ascii="Times New Roman" w:hAnsi="Times New Roman" w:cs="Times New Roman"/>
+        </w:rPr>
+        <w:t>first time</w:t>
+      </w:r>
+      <w:proofErr w:type="gramEnd"/>
+      <w:r>
+        <w:rPr>
+          <w:rFonts w:ascii="Times New Roman" w:hAnsi="Times New Roman" w:cs="Times New Roman"/>
+        </w:rPr>
+        <w:t xml:space="preserve"> visito</w:t>
       </w:r>
       <w:r>
         <w:rPr>
@@ -2357,7 +2559,35 @@
         <w:rPr>
           <w:rFonts w:ascii="Times New Roman" w:hAnsi="Times New Roman" w:cs="Times New Roman"/>
         </w:rPr>
-        <w:t xml:space="preserve"> is another big challenge.Not every local srilankan speaks English fluently,</w:t>
+        <w:t xml:space="preserve"> is another big </w:t>
+      </w:r>
+      <w:proofErr w:type="spellStart"/>
+      <w:r>
+        <w:rPr>
+          <w:rFonts w:ascii="Times New Roman" w:hAnsi="Times New Roman" w:cs="Times New Roman"/>
+        </w:rPr>
+        <w:t>challenge.Not</w:t>
+      </w:r>
+      <w:proofErr w:type="spellEnd"/>
+      <w:r>
+        <w:rPr>
+          <w:rFonts w:ascii="Times New Roman" w:hAnsi="Times New Roman" w:cs="Times New Roman"/>
+        </w:rPr>
+        <w:t xml:space="preserve"> every local </w:t>
+      </w:r>
+      <w:proofErr w:type="spellStart"/>
+      <w:r>
+        <w:rPr>
+          <w:rFonts w:ascii="Times New Roman" w:hAnsi="Times New Roman" w:cs="Times New Roman"/>
+        </w:rPr>
+        <w:t>srilankan</w:t>
+      </w:r>
+      <w:proofErr w:type="spellEnd"/>
+      <w:r>
+        <w:rPr>
+          <w:rFonts w:ascii="Times New Roman" w:hAnsi="Times New Roman" w:cs="Times New Roman"/>
+        </w:rPr>
+        <w:t xml:space="preserve"> speaks English fluently,</w:t>
       </w:r>
       <w:r>
         <w:rPr>
@@ -2369,7 +2599,35 @@
         <w:rPr>
           <w:rFonts w:ascii="Times New Roman" w:hAnsi="Times New Roman" w:cs="Times New Roman"/>
         </w:rPr>
-        <w:t>as well as not every tourist understands Sinhala or Tamil so communication becomes hard when it comes to book a services.</w:t>
+        <w:t xml:space="preserve">as well as not every tourist understands Sinhala or </w:t>
+      </w:r>
+      <w:proofErr w:type="gramStart"/>
+      <w:r>
+        <w:rPr>
+          <w:rFonts w:ascii="Times New Roman" w:hAnsi="Times New Roman" w:cs="Times New Roman"/>
+        </w:rPr>
+        <w:t>Tamil</w:t>
+      </w:r>
+      <w:proofErr w:type="gramEnd"/>
+      <w:r>
+        <w:rPr>
+          <w:rFonts w:ascii="Times New Roman" w:hAnsi="Times New Roman" w:cs="Times New Roman"/>
+        </w:rPr>
+        <w:t xml:space="preserve"> so communication becomes hard when it comes to book a </w:t>
+      </w:r>
+      <w:proofErr w:type="gramStart"/>
+      <w:r>
+        <w:rPr>
+          <w:rFonts w:ascii="Times New Roman" w:hAnsi="Times New Roman" w:cs="Times New Roman"/>
+        </w:rPr>
+        <w:t>services</w:t>
+      </w:r>
+      <w:proofErr w:type="gramEnd"/>
+      <w:r>
+        <w:rPr>
+          <w:rFonts w:ascii="Times New Roman" w:hAnsi="Times New Roman" w:cs="Times New Roman"/>
+        </w:rPr>
+        <w:t>.</w:t>
       </w:r>
     </w:p>
     <w:p>
@@ -2447,7 +2705,21 @@
         <w:rPr>
           <w:rFonts w:ascii="Times New Roman" w:hAnsi="Times New Roman" w:cs="Times New Roman"/>
         </w:rPr>
-        <w:t xml:space="preserve"> can also be challenging for tourists and people who trying to provide these services.</w:t>
+        <w:t xml:space="preserve"> can also be challenging for tourists and people who </w:t>
+      </w:r>
+      <w:proofErr w:type="gramStart"/>
+      <w:r>
+        <w:rPr>
+          <w:rFonts w:ascii="Times New Roman" w:hAnsi="Times New Roman" w:cs="Times New Roman"/>
+        </w:rPr>
+        <w:t>trying</w:t>
+      </w:r>
+      <w:proofErr w:type="gramEnd"/>
+      <w:r>
+        <w:rPr>
+          <w:rFonts w:ascii="Times New Roman" w:hAnsi="Times New Roman" w:cs="Times New Roman"/>
+        </w:rPr>
+        <w:t xml:space="preserve"> to provide these services.</w:t>
       </w:r>
     </w:p>
     <w:p>
@@ -2501,7 +2773,21 @@
         <w:rPr>
           <w:rFonts w:ascii="Times New Roman" w:hAnsi="Times New Roman" w:cs="Times New Roman"/>
         </w:rPr>
-        <w:t xml:space="preserve"> that provides all services in one place to tourists and it is specifically designed for </w:t>
+        <w:t xml:space="preserve"> that provides all services in one place to </w:t>
+      </w:r>
+      <w:proofErr w:type="gramStart"/>
+      <w:r>
+        <w:rPr>
+          <w:rFonts w:ascii="Times New Roman" w:hAnsi="Times New Roman" w:cs="Times New Roman"/>
+        </w:rPr>
+        <w:t>tourists</w:t>
+      </w:r>
+      <w:proofErr w:type="gramEnd"/>
+      <w:r>
+        <w:rPr>
+          <w:rFonts w:ascii="Times New Roman" w:hAnsi="Times New Roman" w:cs="Times New Roman"/>
+        </w:rPr>
+        <w:t xml:space="preserve"> and it is specifically designed for </w:t>
       </w:r>
       <w:r>
         <w:rPr>
@@ -2981,7 +3267,35 @@
         <w:rPr>
           <w:rFonts w:ascii="Times New Roman" w:hAnsi="Times New Roman" w:cs="Times New Roman"/>
         </w:rPr>
-        <w:t>They can register on my web,</w:t>
+        <w:t xml:space="preserve">They can register on </w:t>
+      </w:r>
+      <w:proofErr w:type="gramStart"/>
+      <w:r>
+        <w:rPr>
+          <w:rFonts w:ascii="Times New Roman" w:hAnsi="Times New Roman" w:cs="Times New Roman"/>
+        </w:rPr>
+        <w:t>my</w:t>
+      </w:r>
+      <w:proofErr w:type="gramEnd"/>
+      <w:r>
+        <w:rPr>
+          <w:rFonts w:ascii="Times New Roman" w:hAnsi="Times New Roman" w:cs="Times New Roman"/>
+        </w:rPr>
+        <w:t xml:space="preserve"> </w:t>
+      </w:r>
+      <w:proofErr w:type="gramStart"/>
+      <w:r>
+        <w:rPr>
+          <w:rFonts w:ascii="Times New Roman" w:hAnsi="Times New Roman" w:cs="Times New Roman"/>
+        </w:rPr>
+        <w:t>web</w:t>
+      </w:r>
+      <w:proofErr w:type="gramEnd"/>
+      <w:r>
+        <w:rPr>
+          <w:rFonts w:ascii="Times New Roman" w:hAnsi="Times New Roman" w:cs="Times New Roman"/>
+        </w:rPr>
+        <w:t>,</w:t>
       </w:r>
       <w:r>
         <w:rPr>
@@ -3043,7 +3357,21 @@
         <w:rPr>
           <w:rFonts w:ascii="Times New Roman" w:hAnsi="Times New Roman" w:cs="Times New Roman"/>
         </w:rPr>
-        <w:t>Admins can review local partners posts,</w:t>
+        <w:t xml:space="preserve">Admins can review local </w:t>
+      </w:r>
+      <w:proofErr w:type="gramStart"/>
+      <w:r>
+        <w:rPr>
+          <w:rFonts w:ascii="Times New Roman" w:hAnsi="Times New Roman" w:cs="Times New Roman"/>
+        </w:rPr>
+        <w:t>partners</w:t>
+      </w:r>
+      <w:proofErr w:type="gramEnd"/>
+      <w:r>
+        <w:rPr>
+          <w:rFonts w:ascii="Times New Roman" w:hAnsi="Times New Roman" w:cs="Times New Roman"/>
+        </w:rPr>
+        <w:t xml:space="preserve"> posts,</w:t>
       </w:r>
       <w:r>
         <w:rPr>
@@ -3500,7 +3828,21 @@
               <w:rPr>
                 <w:rFonts w:ascii="Times New Roman" w:hAnsi="Times New Roman" w:cs="Times New Roman"/>
               </w:rPr>
-              <w:t>Admin shall be able to manage (add,delete)admin accounts</w:t>
+              <w:t>Admin shall be able to manage (</w:t>
+            </w:r>
+            <w:proofErr w:type="spellStart"/>
+            <w:r>
+              <w:rPr>
+                <w:rFonts w:ascii="Times New Roman" w:hAnsi="Times New Roman" w:cs="Times New Roman"/>
+              </w:rPr>
+              <w:t>add,delete</w:t>
+            </w:r>
+            <w:proofErr w:type="spellEnd"/>
+            <w:r>
+              <w:rPr>
+                <w:rFonts w:ascii="Times New Roman" w:hAnsi="Times New Roman" w:cs="Times New Roman"/>
+              </w:rPr>
+              <w:t>)admin accounts</w:t>
             </w:r>
           </w:p>
         </w:tc>
@@ -3690,7 +4032,19 @@
               <w:rPr>
                 <w:rFonts w:ascii="Times New Roman" w:hAnsi="Times New Roman" w:cs="Times New Roman"/>
               </w:rPr>
-              <w:t>Admin shall be able to view listings and approve/reject them</w:t>
+              <w:t>Admin shall be able to view listings and approve/reject</w:t>
+            </w:r>
+            <w:r>
+              <w:rPr>
+                <w:rFonts w:ascii="Times New Roman" w:hAnsi="Times New Roman" w:cs="Times New Roman"/>
+              </w:rPr>
+              <w:t>/hide</w:t>
+            </w:r>
+            <w:r>
+              <w:rPr>
+                <w:rFonts w:ascii="Times New Roman" w:hAnsi="Times New Roman" w:cs="Times New Roman"/>
+              </w:rPr>
+              <w:t xml:space="preserve"> them</w:t>
             </w:r>
           </w:p>
         </w:tc>
@@ -4113,7 +4467,21 @@
               <w:rPr>
                 <w:rFonts w:ascii="Times New Roman" w:hAnsi="Times New Roman" w:cs="Times New Roman"/>
               </w:rPr>
-              <w:t xml:space="preserve">Tour guide </w:t>
+              <w:t xml:space="preserve">Tour </w:t>
+            </w:r>
+            <w:proofErr w:type="gramStart"/>
+            <w:r>
+              <w:rPr>
+                <w:rFonts w:ascii="Times New Roman" w:hAnsi="Times New Roman" w:cs="Times New Roman"/>
+              </w:rPr>
+              <w:t>guide</w:t>
+            </w:r>
+            <w:proofErr w:type="gramEnd"/>
+            <w:r>
+              <w:rPr>
+                <w:rFonts w:ascii="Times New Roman" w:hAnsi="Times New Roman" w:cs="Times New Roman"/>
+              </w:rPr>
+              <w:t xml:space="preserve"> </w:t>
             </w:r>
             <w:r>
               <w:rPr>
@@ -4273,7 +4641,21 @@
               <w:rPr>
                 <w:rFonts w:ascii="Times New Roman" w:hAnsi="Times New Roman" w:cs="Times New Roman"/>
               </w:rPr>
-              <w:t xml:space="preserve">Tour guide </w:t>
+              <w:t xml:space="preserve">Tour </w:t>
+            </w:r>
+            <w:proofErr w:type="gramStart"/>
+            <w:r>
+              <w:rPr>
+                <w:rFonts w:ascii="Times New Roman" w:hAnsi="Times New Roman" w:cs="Times New Roman"/>
+              </w:rPr>
+              <w:t>guide</w:t>
+            </w:r>
+            <w:proofErr w:type="gramEnd"/>
+            <w:r>
+              <w:rPr>
+                <w:rFonts w:ascii="Times New Roman" w:hAnsi="Times New Roman" w:cs="Times New Roman"/>
+              </w:rPr>
+              <w:t xml:space="preserve"> </w:t>
             </w:r>
             <w:r>
               <w:rPr>
@@ -4492,7 +4874,21 @@
               <w:rPr>
                 <w:rFonts w:ascii="Times New Roman" w:hAnsi="Times New Roman" w:cs="Times New Roman"/>
               </w:rPr>
-              <w:t>Tour guide shall be able to set their availability</w:t>
+              <w:t xml:space="preserve">Tour </w:t>
+            </w:r>
+            <w:proofErr w:type="gramStart"/>
+            <w:r>
+              <w:rPr>
+                <w:rFonts w:ascii="Times New Roman" w:hAnsi="Times New Roman" w:cs="Times New Roman"/>
+              </w:rPr>
+              <w:t>guide</w:t>
+            </w:r>
+            <w:proofErr w:type="gramEnd"/>
+            <w:r>
+              <w:rPr>
+                <w:rFonts w:ascii="Times New Roman" w:hAnsi="Times New Roman" w:cs="Times New Roman"/>
+              </w:rPr>
+              <w:t xml:space="preserve"> shall be able to set their availability</w:t>
             </w:r>
           </w:p>
         </w:tc>
@@ -4541,7 +4937,35 @@
               <w:rPr>
                 <w:rFonts w:ascii="Times New Roman" w:hAnsi="Times New Roman" w:cs="Times New Roman"/>
               </w:rPr>
-              <w:t>Tour guide shall be able to view their monthly earning and commissions</w:t>
+              <w:t xml:space="preserve">Tour </w:t>
+            </w:r>
+            <w:proofErr w:type="gramStart"/>
+            <w:r>
+              <w:rPr>
+                <w:rFonts w:ascii="Times New Roman" w:hAnsi="Times New Roman" w:cs="Times New Roman"/>
+              </w:rPr>
+              <w:t>guide</w:t>
+            </w:r>
+            <w:proofErr w:type="gramEnd"/>
+            <w:r>
+              <w:rPr>
+                <w:rFonts w:ascii="Times New Roman" w:hAnsi="Times New Roman" w:cs="Times New Roman"/>
+              </w:rPr>
+              <w:t xml:space="preserve"> shall be able to view their monthly </w:t>
+            </w:r>
+            <w:proofErr w:type="gramStart"/>
+            <w:r>
+              <w:rPr>
+                <w:rFonts w:ascii="Times New Roman" w:hAnsi="Times New Roman" w:cs="Times New Roman"/>
+              </w:rPr>
+              <w:t>earning</w:t>
+            </w:r>
+            <w:proofErr w:type="gramEnd"/>
+            <w:r>
+              <w:rPr>
+                <w:rFonts w:ascii="Times New Roman" w:hAnsi="Times New Roman" w:cs="Times New Roman"/>
+              </w:rPr>
+              <w:t xml:space="preserve"> and commissions</w:t>
             </w:r>
           </w:p>
         </w:tc>
@@ -4663,7 +5087,21 @@
               <w:rPr>
                 <w:rFonts w:ascii="Times New Roman" w:hAnsi="Times New Roman" w:cs="Times New Roman"/>
               </w:rPr>
-              <w:t xml:space="preserve">Tour guide </w:t>
+              <w:t xml:space="preserve">Tour </w:t>
+            </w:r>
+            <w:proofErr w:type="gramStart"/>
+            <w:r>
+              <w:rPr>
+                <w:rFonts w:ascii="Times New Roman" w:hAnsi="Times New Roman" w:cs="Times New Roman"/>
+              </w:rPr>
+              <w:t>guide</w:t>
+            </w:r>
+            <w:proofErr w:type="gramEnd"/>
+            <w:r>
+              <w:rPr>
+                <w:rFonts w:ascii="Times New Roman" w:hAnsi="Times New Roman" w:cs="Times New Roman"/>
+              </w:rPr>
+              <w:t xml:space="preserve"> </w:t>
             </w:r>
             <w:r>
               <w:rPr>
@@ -4804,8 +5242,16 @@
               <w:rPr>
                 <w:rFonts w:ascii="Times New Roman" w:hAnsi="Times New Roman" w:cs="Times New Roman"/>
               </w:rPr>
-              <w:t>Shop owner</w:t>
-            </w:r>
+              <w:t xml:space="preserve">Shop </w:t>
+            </w:r>
+            <w:proofErr w:type="gramStart"/>
+            <w:r>
+              <w:rPr>
+                <w:rFonts w:ascii="Times New Roman" w:hAnsi="Times New Roman" w:cs="Times New Roman"/>
+              </w:rPr>
+              <w:t>owner</w:t>
+            </w:r>
+            <w:proofErr w:type="gramEnd"/>
             <w:r>
               <w:rPr>
                 <w:rFonts w:ascii="Times New Roman" w:hAnsi="Times New Roman" w:cs="Times New Roman"/>
@@ -4853,8 +5299,16 @@
               <w:rPr>
                 <w:rFonts w:ascii="Times New Roman" w:hAnsi="Times New Roman" w:cs="Times New Roman"/>
               </w:rPr>
-              <w:t>Shop owner</w:t>
-            </w:r>
+              <w:t xml:space="preserve">Shop </w:t>
+            </w:r>
+            <w:proofErr w:type="gramStart"/>
+            <w:r>
+              <w:rPr>
+                <w:rFonts w:ascii="Times New Roman" w:hAnsi="Times New Roman" w:cs="Times New Roman"/>
+              </w:rPr>
+              <w:t>owner</w:t>
+            </w:r>
+            <w:proofErr w:type="gramEnd"/>
             <w:r>
               <w:rPr>
                 <w:rFonts w:ascii="Times New Roman" w:hAnsi="Times New Roman" w:cs="Times New Roman"/>
@@ -4896,7 +5350,21 @@
               <w:rPr>
                 <w:rFonts w:ascii="Times New Roman" w:hAnsi="Times New Roman" w:cs="Times New Roman"/>
               </w:rPr>
-              <w:t>Shop owner shall be able to reset their password</w:t>
+              <w:t xml:space="preserve">Shop </w:t>
+            </w:r>
+            <w:proofErr w:type="gramStart"/>
+            <w:r>
+              <w:rPr>
+                <w:rFonts w:ascii="Times New Roman" w:hAnsi="Times New Roman" w:cs="Times New Roman"/>
+              </w:rPr>
+              <w:t>owner</w:t>
+            </w:r>
+            <w:proofErr w:type="gramEnd"/>
+            <w:r>
+              <w:rPr>
+                <w:rFonts w:ascii="Times New Roman" w:hAnsi="Times New Roman" w:cs="Times New Roman"/>
+              </w:rPr>
+              <w:t xml:space="preserve"> shall be able to reset their password</w:t>
             </w:r>
           </w:p>
         </w:tc>
@@ -4988,7 +5456,21 @@
               <w:rPr>
                 <w:rFonts w:ascii="Times New Roman" w:hAnsi="Times New Roman" w:cs="Times New Roman"/>
               </w:rPr>
-              <w:t>Shop owner shall be able to manage(add/update/delete) their listings</w:t>
+              <w:t xml:space="preserve">Shop </w:t>
+            </w:r>
+            <w:proofErr w:type="gramStart"/>
+            <w:r>
+              <w:rPr>
+                <w:rFonts w:ascii="Times New Roman" w:hAnsi="Times New Roman" w:cs="Times New Roman"/>
+              </w:rPr>
+              <w:t>owner</w:t>
+            </w:r>
+            <w:proofErr w:type="gramEnd"/>
+            <w:r>
+              <w:rPr>
+                <w:rFonts w:ascii="Times New Roman" w:hAnsi="Times New Roman" w:cs="Times New Roman"/>
+              </w:rPr>
+              <w:t xml:space="preserve"> shall be able to manage(add/update/delete) their listings</w:t>
             </w:r>
           </w:p>
         </w:tc>
@@ -5080,8 +5562,16 @@
               <w:rPr>
                 <w:rFonts w:ascii="Times New Roman" w:hAnsi="Times New Roman" w:cs="Times New Roman"/>
               </w:rPr>
-              <w:t>Shop owner</w:t>
-            </w:r>
+              <w:t xml:space="preserve">Shop </w:t>
+            </w:r>
+            <w:proofErr w:type="gramStart"/>
+            <w:r>
+              <w:rPr>
+                <w:rFonts w:ascii="Times New Roman" w:hAnsi="Times New Roman" w:cs="Times New Roman"/>
+              </w:rPr>
+              <w:t>owner</w:t>
+            </w:r>
+            <w:proofErr w:type="gramEnd"/>
             <w:r>
               <w:rPr>
                 <w:rFonts w:ascii="Times New Roman" w:hAnsi="Times New Roman" w:cs="Times New Roman"/>
@@ -5171,8 +5661,16 @@
               <w:rPr>
                 <w:rFonts w:ascii="Times New Roman" w:hAnsi="Times New Roman" w:cs="Times New Roman"/>
               </w:rPr>
-              <w:t>Shop owner</w:t>
-            </w:r>
+              <w:t xml:space="preserve">Shop </w:t>
+            </w:r>
+            <w:proofErr w:type="gramStart"/>
+            <w:r>
+              <w:rPr>
+                <w:rFonts w:ascii="Times New Roman" w:hAnsi="Times New Roman" w:cs="Times New Roman"/>
+              </w:rPr>
+              <w:t>owner</w:t>
+            </w:r>
+            <w:proofErr w:type="gramEnd"/>
             <w:r>
               <w:rPr>
                 <w:rFonts w:ascii="Times New Roman" w:hAnsi="Times New Roman" w:cs="Times New Roman"/>
@@ -5226,8 +5724,16 @@
               <w:rPr>
                 <w:rFonts w:ascii="Times New Roman" w:hAnsi="Times New Roman" w:cs="Times New Roman"/>
               </w:rPr>
-              <w:t>Shop owner</w:t>
-            </w:r>
+              <w:t xml:space="preserve">Shop </w:t>
+            </w:r>
+            <w:proofErr w:type="gramStart"/>
+            <w:r>
+              <w:rPr>
+                <w:rFonts w:ascii="Times New Roman" w:hAnsi="Times New Roman" w:cs="Times New Roman"/>
+              </w:rPr>
+              <w:t>owner</w:t>
+            </w:r>
+            <w:proofErr w:type="gramEnd"/>
             <w:r>
               <w:rPr>
                 <w:rFonts w:ascii="Times New Roman" w:hAnsi="Times New Roman" w:cs="Times New Roman"/>
@@ -5275,7 +5781,21 @@
               <w:rPr>
                 <w:rFonts w:ascii="Times New Roman" w:hAnsi="Times New Roman" w:cs="Times New Roman"/>
               </w:rPr>
-              <w:t>Shop owner shall be able to pay their monthly fee</w:t>
+              <w:t xml:space="preserve">Shop </w:t>
+            </w:r>
+            <w:proofErr w:type="gramStart"/>
+            <w:r>
+              <w:rPr>
+                <w:rFonts w:ascii="Times New Roman" w:hAnsi="Times New Roman" w:cs="Times New Roman"/>
+              </w:rPr>
+              <w:t>owner</w:t>
+            </w:r>
+            <w:proofErr w:type="gramEnd"/>
+            <w:r>
+              <w:rPr>
+                <w:rFonts w:ascii="Times New Roman" w:hAnsi="Times New Roman" w:cs="Times New Roman"/>
+              </w:rPr>
+              <w:t xml:space="preserve"> shall be able to pay their monthly fee</w:t>
             </w:r>
           </w:p>
         </w:tc>
@@ -5466,7 +5986,21 @@
               <w:rPr>
                 <w:rFonts w:ascii="Times New Roman" w:hAnsi="Times New Roman" w:cs="Times New Roman"/>
               </w:rPr>
-              <w:t>Hotel owner shall be able to login/logout from the system</w:t>
+              <w:t xml:space="preserve">Hotel </w:t>
+            </w:r>
+            <w:proofErr w:type="gramStart"/>
+            <w:r>
+              <w:rPr>
+                <w:rFonts w:ascii="Times New Roman" w:hAnsi="Times New Roman" w:cs="Times New Roman"/>
+              </w:rPr>
+              <w:t>owner</w:t>
+            </w:r>
+            <w:proofErr w:type="gramEnd"/>
+            <w:r>
+              <w:rPr>
+                <w:rFonts w:ascii="Times New Roman" w:hAnsi="Times New Roman" w:cs="Times New Roman"/>
+              </w:rPr>
+              <w:t xml:space="preserve"> shall be able to login/logout from the system</w:t>
             </w:r>
           </w:p>
         </w:tc>
@@ -5503,7 +6037,21 @@
               <w:rPr>
                 <w:rFonts w:ascii="Times New Roman" w:hAnsi="Times New Roman" w:cs="Times New Roman"/>
               </w:rPr>
-              <w:t>Hotel owner shall be able to reset their password</w:t>
+              <w:t xml:space="preserve">Hotel </w:t>
+            </w:r>
+            <w:proofErr w:type="gramStart"/>
+            <w:r>
+              <w:rPr>
+                <w:rFonts w:ascii="Times New Roman" w:hAnsi="Times New Roman" w:cs="Times New Roman"/>
+              </w:rPr>
+              <w:t>owner</w:t>
+            </w:r>
+            <w:proofErr w:type="gramEnd"/>
+            <w:r>
+              <w:rPr>
+                <w:rFonts w:ascii="Times New Roman" w:hAnsi="Times New Roman" w:cs="Times New Roman"/>
+              </w:rPr>
+              <w:t xml:space="preserve"> shall be able to reset their password</w:t>
             </w:r>
           </w:p>
         </w:tc>
@@ -5552,7 +6100,35 @@
               <w:rPr>
                 <w:rFonts w:ascii="Times New Roman" w:hAnsi="Times New Roman" w:cs="Times New Roman"/>
               </w:rPr>
-              <w:t>Hotel owner shall be able to create and edit their business profile</w:t>
+              <w:t xml:space="preserve">Hotel </w:t>
+            </w:r>
+            <w:proofErr w:type="gramStart"/>
+            <w:r>
+              <w:rPr>
+                <w:rFonts w:ascii="Times New Roman" w:hAnsi="Times New Roman" w:cs="Times New Roman"/>
+              </w:rPr>
+              <w:t>owner</w:t>
+            </w:r>
+            <w:proofErr w:type="gramEnd"/>
+            <w:r>
+              <w:rPr>
+                <w:rFonts w:ascii="Times New Roman" w:hAnsi="Times New Roman" w:cs="Times New Roman"/>
+              </w:rPr>
+              <w:t xml:space="preserve"> </w:t>
+            </w:r>
+            <w:proofErr w:type="gramStart"/>
+            <w:r>
+              <w:rPr>
+                <w:rFonts w:ascii="Times New Roman" w:hAnsi="Times New Roman" w:cs="Times New Roman"/>
+              </w:rPr>
+              <w:t>shall</w:t>
+            </w:r>
+            <w:proofErr w:type="gramEnd"/>
+            <w:r>
+              <w:rPr>
+                <w:rFonts w:ascii="Times New Roman" w:hAnsi="Times New Roman" w:cs="Times New Roman"/>
+              </w:rPr>
+              <w:t xml:space="preserve"> be able to create and edit their business profile</w:t>
             </w:r>
           </w:p>
         </w:tc>
@@ -5602,7 +6178,21 @@
               <w:rPr>
                 <w:rFonts w:ascii="Times New Roman" w:hAnsi="Times New Roman" w:cs="Times New Roman"/>
               </w:rPr>
-              <w:t>Hotel owner shall be able to manage(add/update/delete) their listings</w:t>
+              <w:t xml:space="preserve">Hotel </w:t>
+            </w:r>
+            <w:proofErr w:type="gramStart"/>
+            <w:r>
+              <w:rPr>
+                <w:rFonts w:ascii="Times New Roman" w:hAnsi="Times New Roman" w:cs="Times New Roman"/>
+              </w:rPr>
+              <w:t>owner</w:t>
+            </w:r>
+            <w:proofErr w:type="gramEnd"/>
+            <w:r>
+              <w:rPr>
+                <w:rFonts w:ascii="Times New Roman" w:hAnsi="Times New Roman" w:cs="Times New Roman"/>
+              </w:rPr>
+              <w:t xml:space="preserve"> shall be able to manage(add/update/delete) their listings</w:t>
             </w:r>
           </w:p>
         </w:tc>
@@ -5651,7 +6241,21 @@
               <w:rPr>
                 <w:rFonts w:ascii="Times New Roman" w:hAnsi="Times New Roman" w:cs="Times New Roman"/>
               </w:rPr>
-              <w:t xml:space="preserve">Hotel owner shall be able to set </w:t>
+              <w:t xml:space="preserve">Hotel </w:t>
+            </w:r>
+            <w:proofErr w:type="gramStart"/>
+            <w:r>
+              <w:rPr>
+                <w:rFonts w:ascii="Times New Roman" w:hAnsi="Times New Roman" w:cs="Times New Roman"/>
+              </w:rPr>
+              <w:t>owner</w:t>
+            </w:r>
+            <w:proofErr w:type="gramEnd"/>
+            <w:r>
+              <w:rPr>
+                <w:rFonts w:ascii="Times New Roman" w:hAnsi="Times New Roman" w:cs="Times New Roman"/>
+              </w:rPr>
+              <w:t xml:space="preserve"> shall be able to set </w:t>
             </w:r>
             <w:r>
               <w:rPr>
@@ -5700,7 +6304,35 @@
               <w:rPr>
                 <w:rFonts w:ascii="Times New Roman" w:hAnsi="Times New Roman" w:cs="Times New Roman"/>
               </w:rPr>
-              <w:t>Hotel owner shall be able to view manage bookings</w:t>
+              <w:t xml:space="preserve">Hotel </w:t>
+            </w:r>
+            <w:proofErr w:type="gramStart"/>
+            <w:r>
+              <w:rPr>
+                <w:rFonts w:ascii="Times New Roman" w:hAnsi="Times New Roman" w:cs="Times New Roman"/>
+              </w:rPr>
+              <w:t>owner</w:t>
+            </w:r>
+            <w:proofErr w:type="gramEnd"/>
+            <w:r>
+              <w:rPr>
+                <w:rFonts w:ascii="Times New Roman" w:hAnsi="Times New Roman" w:cs="Times New Roman"/>
+              </w:rPr>
+              <w:t xml:space="preserve"> </w:t>
+            </w:r>
+            <w:proofErr w:type="gramStart"/>
+            <w:r>
+              <w:rPr>
+                <w:rFonts w:ascii="Times New Roman" w:hAnsi="Times New Roman" w:cs="Times New Roman"/>
+              </w:rPr>
+              <w:t>shall</w:t>
+            </w:r>
+            <w:proofErr w:type="gramEnd"/>
+            <w:r>
+              <w:rPr>
+                <w:rFonts w:ascii="Times New Roman" w:hAnsi="Times New Roman" w:cs="Times New Roman"/>
+              </w:rPr>
+              <w:t xml:space="preserve"> be able to view manage bookings</w:t>
             </w:r>
           </w:p>
         </w:tc>
@@ -5755,13 +6387,41 @@
               <w:rPr>
                 <w:rFonts w:ascii="Times New Roman" w:hAnsi="Times New Roman" w:cs="Times New Roman"/>
               </w:rPr>
-              <w:t xml:space="preserve">Hotel owner shall be able to </w:t>
-            </w:r>
-            <w:r>
-              <w:rPr>
-                <w:rFonts w:ascii="Times New Roman" w:hAnsi="Times New Roman" w:cs="Times New Roman"/>
-              </w:rPr>
-              <w:t>view their monthly earning and commissions</w:t>
+              <w:t xml:space="preserve">Hotel </w:t>
+            </w:r>
+            <w:proofErr w:type="gramStart"/>
+            <w:r>
+              <w:rPr>
+                <w:rFonts w:ascii="Times New Roman" w:hAnsi="Times New Roman" w:cs="Times New Roman"/>
+              </w:rPr>
+              <w:t>owner</w:t>
+            </w:r>
+            <w:proofErr w:type="gramEnd"/>
+            <w:r>
+              <w:rPr>
+                <w:rFonts w:ascii="Times New Roman" w:hAnsi="Times New Roman" w:cs="Times New Roman"/>
+              </w:rPr>
+              <w:t xml:space="preserve"> shall be able to </w:t>
+            </w:r>
+            <w:r>
+              <w:rPr>
+                <w:rFonts w:ascii="Times New Roman" w:hAnsi="Times New Roman" w:cs="Times New Roman"/>
+              </w:rPr>
+              <w:t xml:space="preserve">view their monthly </w:t>
+            </w:r>
+            <w:proofErr w:type="gramStart"/>
+            <w:r>
+              <w:rPr>
+                <w:rFonts w:ascii="Times New Roman" w:hAnsi="Times New Roman" w:cs="Times New Roman"/>
+              </w:rPr>
+              <w:t>earning</w:t>
+            </w:r>
+            <w:proofErr w:type="gramEnd"/>
+            <w:r>
+              <w:rPr>
+                <w:rFonts w:ascii="Times New Roman" w:hAnsi="Times New Roman" w:cs="Times New Roman"/>
+              </w:rPr>
+              <w:t xml:space="preserve"> and commissions</w:t>
             </w:r>
           </w:p>
         </w:tc>
@@ -5871,7 +6531,21 @@
               <w:rPr>
                 <w:rFonts w:ascii="Times New Roman" w:hAnsi="Times New Roman" w:cs="Times New Roman"/>
               </w:rPr>
-              <w:t>Hotel owner shall be able to see their reviews</w:t>
+              <w:t xml:space="preserve">Hotel </w:t>
+            </w:r>
+            <w:proofErr w:type="gramStart"/>
+            <w:r>
+              <w:rPr>
+                <w:rFonts w:ascii="Times New Roman" w:hAnsi="Times New Roman" w:cs="Times New Roman"/>
+              </w:rPr>
+              <w:t>owner</w:t>
+            </w:r>
+            <w:proofErr w:type="gramEnd"/>
+            <w:r>
+              <w:rPr>
+                <w:rFonts w:ascii="Times New Roman" w:hAnsi="Times New Roman" w:cs="Times New Roman"/>
+              </w:rPr>
+              <w:t xml:space="preserve"> shall be able to see their reviews</w:t>
             </w:r>
           </w:p>
         </w:tc>
@@ -6121,7 +6795,21 @@
               <w:rPr>
                 <w:rFonts w:ascii="Times New Roman" w:hAnsi="Times New Roman" w:cs="Times New Roman"/>
               </w:rPr>
-              <w:t>Experience provider shall be able to reset their password</w:t>
+              <w:t xml:space="preserve">Experience </w:t>
+            </w:r>
+            <w:proofErr w:type="gramStart"/>
+            <w:r>
+              <w:rPr>
+                <w:rFonts w:ascii="Times New Roman" w:hAnsi="Times New Roman" w:cs="Times New Roman"/>
+              </w:rPr>
+              <w:t>provider</w:t>
+            </w:r>
+            <w:proofErr w:type="gramEnd"/>
+            <w:r>
+              <w:rPr>
+                <w:rFonts w:ascii="Times New Roman" w:hAnsi="Times New Roman" w:cs="Times New Roman"/>
+              </w:rPr>
+              <w:t xml:space="preserve"> shall be able to reset their password</w:t>
             </w:r>
           </w:p>
         </w:tc>
@@ -6170,7 +6858,21 @@
               <w:rPr>
                 <w:rFonts w:ascii="Times New Roman" w:hAnsi="Times New Roman" w:cs="Times New Roman"/>
               </w:rPr>
-              <w:t xml:space="preserve">Experience provider </w:t>
+              <w:t xml:space="preserve">Experience </w:t>
+            </w:r>
+            <w:proofErr w:type="gramStart"/>
+            <w:r>
+              <w:rPr>
+                <w:rFonts w:ascii="Times New Roman" w:hAnsi="Times New Roman" w:cs="Times New Roman"/>
+              </w:rPr>
+              <w:t>provider</w:t>
+            </w:r>
+            <w:proofErr w:type="gramEnd"/>
+            <w:r>
+              <w:rPr>
+                <w:rFonts w:ascii="Times New Roman" w:hAnsi="Times New Roman" w:cs="Times New Roman"/>
+              </w:rPr>
+              <w:t xml:space="preserve"> </w:t>
             </w:r>
             <w:r>
               <w:rPr>
@@ -6280,7 +6982,21 @@
               <w:rPr>
                 <w:rFonts w:ascii="Times New Roman" w:hAnsi="Times New Roman" w:cs="Times New Roman"/>
               </w:rPr>
-              <w:t xml:space="preserve">Experience provider </w:t>
+              <w:t xml:space="preserve">Experience </w:t>
+            </w:r>
+            <w:proofErr w:type="gramStart"/>
+            <w:r>
+              <w:rPr>
+                <w:rFonts w:ascii="Times New Roman" w:hAnsi="Times New Roman" w:cs="Times New Roman"/>
+              </w:rPr>
+              <w:t>provider</w:t>
+            </w:r>
+            <w:proofErr w:type="gramEnd"/>
+            <w:r>
+              <w:rPr>
+                <w:rFonts w:ascii="Times New Roman" w:hAnsi="Times New Roman" w:cs="Times New Roman"/>
+              </w:rPr>
+              <w:t xml:space="preserve"> </w:t>
             </w:r>
             <w:r>
               <w:rPr>
@@ -6506,7 +7222,21 @@
               <w:rPr>
                 <w:rFonts w:ascii="Times New Roman" w:hAnsi="Times New Roman" w:cs="Times New Roman"/>
               </w:rPr>
-              <w:t xml:space="preserve">Experience provider </w:t>
+              <w:t xml:space="preserve">Experience </w:t>
+            </w:r>
+            <w:proofErr w:type="gramStart"/>
+            <w:r>
+              <w:rPr>
+                <w:rFonts w:ascii="Times New Roman" w:hAnsi="Times New Roman" w:cs="Times New Roman"/>
+              </w:rPr>
+              <w:t>provider</w:t>
+            </w:r>
+            <w:proofErr w:type="gramEnd"/>
+            <w:r>
+              <w:rPr>
+                <w:rFonts w:ascii="Times New Roman" w:hAnsi="Times New Roman" w:cs="Times New Roman"/>
+              </w:rPr>
+              <w:t xml:space="preserve"> </w:t>
             </w:r>
             <w:r>
               <w:rPr>
@@ -6646,11 +7376,19 @@
                 <w:rFonts w:ascii="Times New Roman" w:hAnsi="Times New Roman" w:cs="Times New Roman"/>
               </w:rPr>
             </w:pPr>
-            <w:r>
-              <w:rPr>
-                <w:rFonts w:ascii="Times New Roman" w:hAnsi="Times New Roman" w:cs="Times New Roman"/>
-              </w:rPr>
-              <w:t>Tourist shall be able to register on the platform using a</w:t>
+            <w:proofErr w:type="gramStart"/>
+            <w:r>
+              <w:rPr>
+                <w:rFonts w:ascii="Times New Roman" w:hAnsi="Times New Roman" w:cs="Times New Roman"/>
+              </w:rPr>
+              <w:t>Tourist</w:t>
+            </w:r>
+            <w:proofErr w:type="gramEnd"/>
+            <w:r>
+              <w:rPr>
+                <w:rFonts w:ascii="Times New Roman" w:hAnsi="Times New Roman" w:cs="Times New Roman"/>
+              </w:rPr>
+              <w:t xml:space="preserve"> shall be able to register on the platform using a</w:t>
             </w:r>
             <w:r>
               <w:rPr>
@@ -6701,11 +7439,19 @@
                 <w:rFonts w:ascii="Times New Roman" w:hAnsi="Times New Roman" w:cs="Times New Roman"/>
               </w:rPr>
             </w:pPr>
-            <w:r>
-              <w:rPr>
-                <w:rFonts w:ascii="Times New Roman" w:hAnsi="Times New Roman" w:cs="Times New Roman"/>
-              </w:rPr>
-              <w:t>Tourist shall be able to login/logout from the system</w:t>
+            <w:proofErr w:type="gramStart"/>
+            <w:r>
+              <w:rPr>
+                <w:rFonts w:ascii="Times New Roman" w:hAnsi="Times New Roman" w:cs="Times New Roman"/>
+              </w:rPr>
+              <w:t>Tourist</w:t>
+            </w:r>
+            <w:proofErr w:type="gramEnd"/>
+            <w:r>
+              <w:rPr>
+                <w:rFonts w:ascii="Times New Roman" w:hAnsi="Times New Roman" w:cs="Times New Roman"/>
+              </w:rPr>
+              <w:t xml:space="preserve"> shall be able to login/logout from the system</w:t>
             </w:r>
           </w:p>
         </w:tc>
@@ -6738,11 +7484,19 @@
                 <w:rFonts w:ascii="Times New Roman" w:hAnsi="Times New Roman" w:cs="Times New Roman"/>
               </w:rPr>
             </w:pPr>
-            <w:r>
-              <w:rPr>
-                <w:rFonts w:ascii="Times New Roman" w:hAnsi="Times New Roman" w:cs="Times New Roman"/>
-              </w:rPr>
-              <w:t>Tourist shall be able to reset their password</w:t>
+            <w:proofErr w:type="gramStart"/>
+            <w:r>
+              <w:rPr>
+                <w:rFonts w:ascii="Times New Roman" w:hAnsi="Times New Roman" w:cs="Times New Roman"/>
+              </w:rPr>
+              <w:t>Tourist</w:t>
+            </w:r>
+            <w:proofErr w:type="gramEnd"/>
+            <w:r>
+              <w:rPr>
+                <w:rFonts w:ascii="Times New Roman" w:hAnsi="Times New Roman" w:cs="Times New Roman"/>
+              </w:rPr>
+              <w:t xml:space="preserve"> shall be able to reset their password</w:t>
             </w:r>
           </w:p>
         </w:tc>
@@ -6781,11 +7535,19 @@
                 <w:rFonts w:ascii="Times New Roman" w:hAnsi="Times New Roman" w:cs="Times New Roman"/>
               </w:rPr>
             </w:pPr>
-            <w:r>
-              <w:rPr>
-                <w:rFonts w:ascii="Times New Roman" w:hAnsi="Times New Roman" w:cs="Times New Roman"/>
-              </w:rPr>
-              <w:t>Tourist shall be able to create and edit their profile</w:t>
+            <w:proofErr w:type="gramStart"/>
+            <w:r>
+              <w:rPr>
+                <w:rFonts w:ascii="Times New Roman" w:hAnsi="Times New Roman" w:cs="Times New Roman"/>
+              </w:rPr>
+              <w:t>Tourist</w:t>
+            </w:r>
+            <w:proofErr w:type="gramEnd"/>
+            <w:r>
+              <w:rPr>
+                <w:rFonts w:ascii="Times New Roman" w:hAnsi="Times New Roman" w:cs="Times New Roman"/>
+              </w:rPr>
+              <w:t xml:space="preserve"> shall be able to create and edit their profile</w:t>
             </w:r>
           </w:p>
         </w:tc>
@@ -6824,11 +7586,19 @@
                 <w:rFonts w:ascii="Times New Roman" w:hAnsi="Times New Roman" w:cs="Times New Roman"/>
               </w:rPr>
             </w:pPr>
-            <w:r>
-              <w:rPr>
-                <w:rFonts w:ascii="Times New Roman" w:hAnsi="Times New Roman" w:cs="Times New Roman"/>
-              </w:rPr>
-              <w:t xml:space="preserve">Tourist shall be able to </w:t>
+            <w:proofErr w:type="gramStart"/>
+            <w:r>
+              <w:rPr>
+                <w:rFonts w:ascii="Times New Roman" w:hAnsi="Times New Roman" w:cs="Times New Roman"/>
+              </w:rPr>
+              <w:t>Tourist</w:t>
+            </w:r>
+            <w:proofErr w:type="gramEnd"/>
+            <w:r>
+              <w:rPr>
+                <w:rFonts w:ascii="Times New Roman" w:hAnsi="Times New Roman" w:cs="Times New Roman"/>
+              </w:rPr>
+              <w:t xml:space="preserve"> shall be able to </w:t>
             </w:r>
             <w:r>
               <w:rPr>
@@ -6874,17 +7644,33 @@
                 <w:rFonts w:ascii="Times New Roman" w:hAnsi="Times New Roman" w:cs="Times New Roman"/>
               </w:rPr>
             </w:pPr>
-            <w:r>
-              <w:rPr>
-                <w:rFonts w:ascii="Times New Roman" w:hAnsi="Times New Roman" w:cs="Times New Roman"/>
-              </w:rPr>
-              <w:t xml:space="preserve">Tourist shall be able to </w:t>
-            </w:r>
-            <w:r>
-              <w:rPr>
-                <w:rFonts w:ascii="Times New Roman" w:hAnsi="Times New Roman" w:cs="Times New Roman"/>
-              </w:rPr>
-              <w:t xml:space="preserve">search </w:t>
+            <w:proofErr w:type="gramStart"/>
+            <w:r>
+              <w:rPr>
+                <w:rFonts w:ascii="Times New Roman" w:hAnsi="Times New Roman" w:cs="Times New Roman"/>
+              </w:rPr>
+              <w:t>Tourist</w:t>
+            </w:r>
+            <w:proofErr w:type="gramEnd"/>
+            <w:r>
+              <w:rPr>
+                <w:rFonts w:ascii="Times New Roman" w:hAnsi="Times New Roman" w:cs="Times New Roman"/>
+              </w:rPr>
+              <w:t xml:space="preserve"> shall be able to </w:t>
+            </w:r>
+            <w:proofErr w:type="gramStart"/>
+            <w:r>
+              <w:rPr>
+                <w:rFonts w:ascii="Times New Roman" w:hAnsi="Times New Roman" w:cs="Times New Roman"/>
+              </w:rPr>
+              <w:t>search</w:t>
+            </w:r>
+            <w:proofErr w:type="gramEnd"/>
+            <w:r>
+              <w:rPr>
+                <w:rFonts w:ascii="Times New Roman" w:hAnsi="Times New Roman" w:cs="Times New Roman"/>
+              </w:rPr>
+              <w:t xml:space="preserve"> </w:t>
             </w:r>
             <w:r>
               <w:rPr>
@@ -6965,11 +7751,19 @@
                 <w:rFonts w:ascii="Times New Roman" w:hAnsi="Times New Roman" w:cs="Times New Roman"/>
               </w:rPr>
             </w:pPr>
-            <w:r>
-              <w:rPr>
-                <w:rFonts w:ascii="Times New Roman" w:hAnsi="Times New Roman" w:cs="Times New Roman"/>
-              </w:rPr>
-              <w:t>Tourist shall be able to filter results</w:t>
+            <w:proofErr w:type="gramStart"/>
+            <w:r>
+              <w:rPr>
+                <w:rFonts w:ascii="Times New Roman" w:hAnsi="Times New Roman" w:cs="Times New Roman"/>
+              </w:rPr>
+              <w:t>Tourist</w:t>
+            </w:r>
+            <w:proofErr w:type="gramEnd"/>
+            <w:r>
+              <w:rPr>
+                <w:rFonts w:ascii="Times New Roman" w:hAnsi="Times New Roman" w:cs="Times New Roman"/>
+              </w:rPr>
+              <w:t xml:space="preserve"> shall be able to filter results</w:t>
             </w:r>
           </w:p>
         </w:tc>
@@ -7008,11 +7802,19 @@
                 <w:rFonts w:ascii="Times New Roman" w:hAnsi="Times New Roman" w:cs="Times New Roman"/>
               </w:rPr>
             </w:pPr>
-            <w:r>
-              <w:rPr>
-                <w:rFonts w:ascii="Times New Roman" w:hAnsi="Times New Roman" w:cs="Times New Roman"/>
-              </w:rPr>
-              <w:t>Tourist shall be able to view listing pages with details</w:t>
+            <w:proofErr w:type="gramStart"/>
+            <w:r>
+              <w:rPr>
+                <w:rFonts w:ascii="Times New Roman" w:hAnsi="Times New Roman" w:cs="Times New Roman"/>
+              </w:rPr>
+              <w:t>Tourist</w:t>
+            </w:r>
+            <w:proofErr w:type="gramEnd"/>
+            <w:r>
+              <w:rPr>
+                <w:rFonts w:ascii="Times New Roman" w:hAnsi="Times New Roman" w:cs="Times New Roman"/>
+              </w:rPr>
+              <w:t xml:space="preserve"> shall be able to view listing pages with details</w:t>
             </w:r>
           </w:p>
         </w:tc>
@@ -7051,11 +7853,19 @@
                 <w:rFonts w:ascii="Times New Roman" w:hAnsi="Times New Roman" w:cs="Times New Roman"/>
               </w:rPr>
             </w:pPr>
-            <w:r>
-              <w:rPr>
-                <w:rFonts w:ascii="Times New Roman" w:hAnsi="Times New Roman" w:cs="Times New Roman"/>
-              </w:rPr>
-              <w:t>Tourist shall be able to book</w:t>
+            <w:proofErr w:type="gramStart"/>
+            <w:r>
+              <w:rPr>
+                <w:rFonts w:ascii="Times New Roman" w:hAnsi="Times New Roman" w:cs="Times New Roman"/>
+              </w:rPr>
+              <w:t>Tourist</w:t>
+            </w:r>
+            <w:proofErr w:type="gramEnd"/>
+            <w:r>
+              <w:rPr>
+                <w:rFonts w:ascii="Times New Roman" w:hAnsi="Times New Roman" w:cs="Times New Roman"/>
+              </w:rPr>
+              <w:t xml:space="preserve"> shall be able to book</w:t>
             </w:r>
             <w:r>
               <w:rPr>
@@ -7106,11 +7916,19 @@
                 <w:rFonts w:ascii="Times New Roman" w:hAnsi="Times New Roman" w:cs="Times New Roman"/>
               </w:rPr>
             </w:pPr>
-            <w:r>
-              <w:rPr>
-                <w:rFonts w:ascii="Times New Roman" w:hAnsi="Times New Roman" w:cs="Times New Roman"/>
-              </w:rPr>
-              <w:t>Tourist shall be able to see the status of their booking(pending/confirmed/rejected)</w:t>
+            <w:proofErr w:type="gramStart"/>
+            <w:r>
+              <w:rPr>
+                <w:rFonts w:ascii="Times New Roman" w:hAnsi="Times New Roman" w:cs="Times New Roman"/>
+              </w:rPr>
+              <w:t>Tourist</w:t>
+            </w:r>
+            <w:proofErr w:type="gramEnd"/>
+            <w:r>
+              <w:rPr>
+                <w:rFonts w:ascii="Times New Roman" w:hAnsi="Times New Roman" w:cs="Times New Roman"/>
+              </w:rPr>
+              <w:t xml:space="preserve"> shall be able to see the status of their booking(pending/confirmed/rejected)</w:t>
             </w:r>
           </w:p>
         </w:tc>
@@ -7149,11 +7967,19 @@
                 <w:rFonts w:ascii="Times New Roman" w:hAnsi="Times New Roman" w:cs="Times New Roman"/>
               </w:rPr>
             </w:pPr>
-            <w:r>
-              <w:rPr>
-                <w:rFonts w:ascii="Times New Roman" w:hAnsi="Times New Roman" w:cs="Times New Roman"/>
-              </w:rPr>
-              <w:t>Tourist shall be able to send messages to local</w:t>
+            <w:proofErr w:type="gramStart"/>
+            <w:r>
+              <w:rPr>
+                <w:rFonts w:ascii="Times New Roman" w:hAnsi="Times New Roman" w:cs="Times New Roman"/>
+              </w:rPr>
+              <w:t>Tourist</w:t>
+            </w:r>
+            <w:proofErr w:type="gramEnd"/>
+            <w:r>
+              <w:rPr>
+                <w:rFonts w:ascii="Times New Roman" w:hAnsi="Times New Roman" w:cs="Times New Roman"/>
+              </w:rPr>
+              <w:t xml:space="preserve"> shall be able to send messages to local</w:t>
             </w:r>
             <w:r>
               <w:rPr>
@@ -7247,11 +8073,33 @@
                 <w:rFonts w:ascii="Times New Roman" w:hAnsi="Times New Roman" w:cs="Times New Roman"/>
               </w:rPr>
             </w:pPr>
-            <w:r>
-              <w:rPr>
-                <w:rFonts w:ascii="Times New Roman" w:hAnsi="Times New Roman" w:cs="Times New Roman"/>
-              </w:rPr>
-              <w:t>Tourist shall be able to complete the payment after booking</w:t>
+            <w:proofErr w:type="gramStart"/>
+            <w:r>
+              <w:rPr>
+                <w:rFonts w:ascii="Times New Roman" w:hAnsi="Times New Roman" w:cs="Times New Roman"/>
+              </w:rPr>
+              <w:t>Tourist</w:t>
+            </w:r>
+            <w:proofErr w:type="gramEnd"/>
+            <w:r>
+              <w:rPr>
+                <w:rFonts w:ascii="Times New Roman" w:hAnsi="Times New Roman" w:cs="Times New Roman"/>
+              </w:rPr>
+              <w:t xml:space="preserve"> </w:t>
+            </w:r>
+            <w:proofErr w:type="gramStart"/>
+            <w:r>
+              <w:rPr>
+                <w:rFonts w:ascii="Times New Roman" w:hAnsi="Times New Roman" w:cs="Times New Roman"/>
+              </w:rPr>
+              <w:t>shall</w:t>
+            </w:r>
+            <w:proofErr w:type="gramEnd"/>
+            <w:r>
+              <w:rPr>
+                <w:rFonts w:ascii="Times New Roman" w:hAnsi="Times New Roman" w:cs="Times New Roman"/>
+              </w:rPr>
+              <w:t xml:space="preserve"> be able to complete the payment after booking</w:t>
             </w:r>
           </w:p>
         </w:tc>
@@ -7287,6 +8135,7 @@
           <w:u w:val="single"/>
         </w:rPr>
       </w:pPr>
+      <w:proofErr w:type="gramStart"/>
       <w:r>
         <w:rPr>
           <w:rFonts w:ascii="Times New Roman" w:hAnsi="Times New Roman" w:cs="Times New Roman"/>
@@ -7294,7 +8143,17 @@
           <w:bCs/>
           <w:u w:val="single"/>
         </w:rPr>
-        <w:t>Non Functional requirements</w:t>
+        <w:t>Non Functional</w:t>
+      </w:r>
+      <w:proofErr w:type="gramEnd"/>
+      <w:r>
+        <w:rPr>
+          <w:rFonts w:ascii="Times New Roman" w:hAnsi="Times New Roman" w:cs="Times New Roman"/>
+          <w:b/>
+          <w:bCs/>
+          <w:u w:val="single"/>
+        </w:rPr>
+        <w:t xml:space="preserve"> requirements</w:t>
       </w:r>
     </w:p>
     <w:tbl>
@@ -7399,7 +8258,21 @@
               <w:rPr>
                 <w:rFonts w:ascii="Times New Roman" w:hAnsi="Times New Roman" w:cs="Times New Roman"/>
               </w:rPr>
-              <w:t>Platform should use an user friendly comfortable theme</w:t>
+              <w:t xml:space="preserve">Platform should use </w:t>
+            </w:r>
+            <w:proofErr w:type="gramStart"/>
+            <w:r>
+              <w:rPr>
+                <w:rFonts w:ascii="Times New Roman" w:hAnsi="Times New Roman" w:cs="Times New Roman"/>
+              </w:rPr>
+              <w:t>an</w:t>
+            </w:r>
+            <w:proofErr w:type="gramEnd"/>
+            <w:r>
+              <w:rPr>
+                <w:rFonts w:ascii="Times New Roman" w:hAnsi="Times New Roman" w:cs="Times New Roman"/>
+              </w:rPr>
+              <w:t xml:space="preserve"> user friendly comfortable theme</w:t>
             </w:r>
           </w:p>
         </w:tc>
@@ -7657,7 +8530,21 @@
               <w:rPr>
                 <w:rFonts w:ascii="Times New Roman" w:hAnsi="Times New Roman" w:cs="Times New Roman"/>
               </w:rPr>
-              <w:t>Pages should load within 3 seconds</w:t>
+              <w:t xml:space="preserve">Pages should </w:t>
+            </w:r>
+            <w:proofErr w:type="gramStart"/>
+            <w:r>
+              <w:rPr>
+                <w:rFonts w:ascii="Times New Roman" w:hAnsi="Times New Roman" w:cs="Times New Roman"/>
+              </w:rPr>
+              <w:t>load</w:t>
+            </w:r>
+            <w:proofErr w:type="gramEnd"/>
+            <w:r>
+              <w:rPr>
+                <w:rFonts w:ascii="Times New Roman" w:hAnsi="Times New Roman" w:cs="Times New Roman"/>
+              </w:rPr>
+              <w:t xml:space="preserve"> within 3 seconds</w:t>
             </w:r>
           </w:p>
         </w:tc>
@@ -8151,7 +9038,21 @@
         <w:rPr>
           <w:rFonts w:ascii="Times New Roman" w:hAnsi="Times New Roman" w:cs="Times New Roman"/>
         </w:rPr>
-        <w:t>This is the gantt chart of my project</w:t>
+        <w:t xml:space="preserve">This is the </w:t>
+      </w:r>
+      <w:proofErr w:type="spellStart"/>
+      <w:r>
+        <w:rPr>
+          <w:rFonts w:ascii="Times New Roman" w:hAnsi="Times New Roman" w:cs="Times New Roman"/>
+        </w:rPr>
+        <w:t>gantt</w:t>
+      </w:r>
+      <w:proofErr w:type="spellEnd"/>
+      <w:r>
+        <w:rPr>
+          <w:rFonts w:ascii="Times New Roman" w:hAnsi="Times New Roman" w:cs="Times New Roman"/>
+        </w:rPr>
+        <w:t xml:space="preserve"> chart of my project</w:t>
       </w:r>
     </w:p>
     <w:p>

--- a/docsCeylonTourMateLK/proposal/CeylonTourMate.LK.docx
+++ b/docsCeylonTourMateLK/proposal/CeylonTourMate.LK.docx
@@ -3828,7 +3828,19 @@
               <w:rPr>
                 <w:rFonts w:ascii="Times New Roman" w:hAnsi="Times New Roman" w:cs="Times New Roman"/>
               </w:rPr>
-              <w:t>Admin shall be able to manage (</w:t>
+              <w:t>Admin shall be able to</w:t>
+            </w:r>
+            <w:r>
+              <w:rPr>
+                <w:rFonts w:ascii="Times New Roman" w:hAnsi="Times New Roman" w:cs="Times New Roman"/>
+              </w:rPr>
+              <w:t xml:space="preserve"> view admin accounts and manage </w:t>
+            </w:r>
+            <w:r>
+              <w:rPr>
+                <w:rFonts w:ascii="Times New Roman" w:hAnsi="Times New Roman" w:cs="Times New Roman"/>
+              </w:rPr>
+              <w:t>(</w:t>
             </w:r>
             <w:proofErr w:type="spellStart"/>
             <w:r>
@@ -3842,7 +3854,13 @@
               <w:rPr>
                 <w:rFonts w:ascii="Times New Roman" w:hAnsi="Times New Roman" w:cs="Times New Roman"/>
               </w:rPr>
-              <w:t>)admin accounts</w:t>
+              <w:t>)</w:t>
+            </w:r>
+            <w:r>
+              <w:rPr>
+                <w:rFonts w:ascii="Times New Roman" w:hAnsi="Times New Roman" w:cs="Times New Roman"/>
+              </w:rPr>
+              <w:t>them</w:t>
             </w:r>
           </w:p>
         </w:tc>
@@ -3883,12 +3901,6 @@
                 <w:rFonts w:ascii="Times New Roman" w:hAnsi="Times New Roman" w:cs="Times New Roman"/>
               </w:rPr>
             </w:pPr>
-            <w:r>
-              <w:rPr>
-                <w:rFonts w:ascii="Times New Roman" w:hAnsi="Times New Roman" w:cs="Times New Roman"/>
-              </w:rPr>
-              <w:t>Admin shall be able to view pending local partners requests</w:t>
-            </w:r>
           </w:p>
         </w:tc>
       </w:tr>
@@ -3932,7 +3944,37 @@
               <w:rPr>
                 <w:rFonts w:ascii="Times New Roman" w:hAnsi="Times New Roman" w:cs="Times New Roman"/>
               </w:rPr>
-              <w:t>Admin shall be able to approve/reject registration requests</w:t>
+              <w:t xml:space="preserve">Admin shall be able to </w:t>
+            </w:r>
+            <w:r>
+              <w:rPr>
+                <w:rFonts w:ascii="Times New Roman" w:hAnsi="Times New Roman" w:cs="Times New Roman"/>
+              </w:rPr>
+              <w:t xml:space="preserve">view partner </w:t>
+            </w:r>
+            <w:r>
+              <w:rPr>
+                <w:rFonts w:ascii="Times New Roman" w:hAnsi="Times New Roman" w:cs="Times New Roman"/>
+              </w:rPr>
+              <w:t>registration requests</w:t>
+            </w:r>
+            <w:r>
+              <w:rPr>
+                <w:rFonts w:ascii="Times New Roman" w:hAnsi="Times New Roman" w:cs="Times New Roman"/>
+              </w:rPr>
+              <w:t xml:space="preserve"> and </w:t>
+            </w:r>
+            <w:r>
+              <w:rPr>
+                <w:rFonts w:ascii="Times New Roman" w:hAnsi="Times New Roman" w:cs="Times New Roman"/>
+              </w:rPr>
+              <w:t>approve/reject</w:t>
+            </w:r>
+            <w:r>
+              <w:rPr>
+                <w:rFonts w:ascii="Times New Roman" w:hAnsi="Times New Roman" w:cs="Times New Roman"/>
+              </w:rPr>
+              <w:t xml:space="preserve"> them</w:t>
             </w:r>
           </w:p>
         </w:tc>
@@ -3977,7 +4019,19 @@
               <w:rPr>
                 <w:rFonts w:ascii="Times New Roman" w:hAnsi="Times New Roman" w:cs="Times New Roman"/>
               </w:rPr>
-              <w:t>Admin shall be able to manage(</w:t>
+              <w:t xml:space="preserve">Admin shall be able to </w:t>
+            </w:r>
+            <w:r>
+              <w:rPr>
+                <w:rFonts w:ascii="Times New Roman" w:hAnsi="Times New Roman" w:cs="Times New Roman"/>
+              </w:rPr>
+              <w:t xml:space="preserve">view user accounts and </w:t>
+            </w:r>
+            <w:r>
+              <w:rPr>
+                <w:rFonts w:ascii="Times New Roman" w:hAnsi="Times New Roman" w:cs="Times New Roman"/>
+              </w:rPr>
+              <w:t>manage(</w:t>
             </w:r>
             <w:r>
               <w:rPr>
@@ -3989,7 +4043,13 @@
               <w:rPr>
                 <w:rFonts w:ascii="Times New Roman" w:hAnsi="Times New Roman" w:cs="Times New Roman"/>
               </w:rPr>
-              <w:t>)user accounts</w:t>
+              <w:t>)</w:t>
+            </w:r>
+            <w:r>
+              <w:rPr>
+                <w:rFonts w:ascii="Times New Roman" w:hAnsi="Times New Roman" w:cs="Times New Roman"/>
+              </w:rPr>
+              <w:t>them</w:t>
             </w:r>
           </w:p>
         </w:tc>
@@ -4032,13 +4092,19 @@
               <w:rPr>
                 <w:rFonts w:ascii="Times New Roman" w:hAnsi="Times New Roman" w:cs="Times New Roman"/>
               </w:rPr>
-              <w:t>Admin shall be able to view listings and approve/reject</w:t>
-            </w:r>
-            <w:r>
-              <w:rPr>
-                <w:rFonts w:ascii="Times New Roman" w:hAnsi="Times New Roman" w:cs="Times New Roman"/>
-              </w:rPr>
-              <w:t>/hide</w:t>
+              <w:t xml:space="preserve">Admin shall be able to view listings </w:t>
+            </w:r>
+            <w:r>
+              <w:rPr>
+                <w:rFonts w:ascii="Times New Roman" w:hAnsi="Times New Roman" w:cs="Times New Roman"/>
+              </w:rPr>
+              <w:t xml:space="preserve">requests </w:t>
+            </w:r>
+            <w:r>
+              <w:rPr>
+                <w:rFonts w:ascii="Times New Roman" w:hAnsi="Times New Roman" w:cs="Times New Roman"/>
+              </w:rPr>
+              <w:t>and approve/reject</w:t>
             </w:r>
             <w:r>
               <w:rPr>
@@ -4064,12 +4130,6 @@
                 <w:rFonts w:ascii="Times New Roman" w:hAnsi="Times New Roman" w:cs="Times New Roman"/>
               </w:rPr>
             </w:pPr>
-            <w:r>
-              <w:rPr>
-                <w:rFonts w:ascii="Times New Roman" w:hAnsi="Times New Roman" w:cs="Times New Roman"/>
-              </w:rPr>
-              <w:t>A-07</w:t>
-            </w:r>
           </w:p>
         </w:tc>
         <w:tc>
@@ -4087,7 +4147,7 @@
               <w:rPr>
                 <w:rFonts w:ascii="Times New Roman" w:hAnsi="Times New Roman" w:cs="Times New Roman"/>
               </w:rPr>
-              <w:t>Admin shall be able to view all bookings</w:t>
+              <w:t>Admin shall be able to view all listings and hide/unhide them</w:t>
             </w:r>
           </w:p>
         </w:tc>
@@ -4111,7 +4171,7 @@
               <w:rPr>
                 <w:rFonts w:ascii="Times New Roman" w:hAnsi="Times New Roman" w:cs="Times New Roman"/>
               </w:rPr>
-              <w:t>A-08</w:t>
+              <w:t>A-07</w:t>
             </w:r>
           </w:p>
         </w:tc>
@@ -4130,7 +4190,7 @@
               <w:rPr>
                 <w:rFonts w:ascii="Times New Roman" w:hAnsi="Times New Roman" w:cs="Times New Roman"/>
               </w:rPr>
-              <w:t>Admin shall be able to send a notification or a warning to users</w:t>
+              <w:t>Admin shall be able to view all bookings</w:t>
             </w:r>
           </w:p>
         </w:tc>
@@ -4154,7 +4214,7 @@
               <w:rPr>
                 <w:rFonts w:ascii="Times New Roman" w:hAnsi="Times New Roman" w:cs="Times New Roman"/>
               </w:rPr>
-              <w:t>A-09</w:t>
+              <w:t>A-08</w:t>
             </w:r>
           </w:p>
         </w:tc>
@@ -4173,7 +4233,7 @@
               <w:rPr>
                 <w:rFonts w:ascii="Times New Roman" w:hAnsi="Times New Roman" w:cs="Times New Roman"/>
               </w:rPr>
-              <w:t>Admin shall be able to view the dashboard</w:t>
+              <w:t>Admin shall be able to send a notification or a warning to users</w:t>
             </w:r>
           </w:p>
         </w:tc>
@@ -4197,7 +4257,7 @@
               <w:rPr>
                 <w:rFonts w:ascii="Times New Roman" w:hAnsi="Times New Roman" w:cs="Times New Roman"/>
               </w:rPr>
-              <w:t>A-10</w:t>
+              <w:t>A-09</w:t>
             </w:r>
           </w:p>
         </w:tc>
@@ -4216,37 +4276,7 @@
               <w:rPr>
                 <w:rFonts w:ascii="Times New Roman" w:hAnsi="Times New Roman" w:cs="Times New Roman"/>
               </w:rPr>
-              <w:t xml:space="preserve">Admin shall be able to </w:t>
-            </w:r>
-            <w:r>
-              <w:rPr>
-                <w:rFonts w:ascii="Times New Roman" w:hAnsi="Times New Roman" w:cs="Times New Roman"/>
-              </w:rPr>
-              <w:t>view</w:t>
-            </w:r>
-            <w:r>
-              <w:rPr>
-                <w:rFonts w:ascii="Times New Roman" w:hAnsi="Times New Roman" w:cs="Times New Roman"/>
-              </w:rPr>
-              <w:t xml:space="preserve"> the overall commission</w:t>
-            </w:r>
-            <w:r>
-              <w:rPr>
-                <w:rFonts w:ascii="Times New Roman" w:hAnsi="Times New Roman" w:cs="Times New Roman"/>
-              </w:rPr>
-              <w:t xml:space="preserve">s and </w:t>
-            </w:r>
-            <w:r>
-              <w:rPr>
-                <w:rFonts w:ascii="Times New Roman" w:hAnsi="Times New Roman" w:cs="Times New Roman"/>
-              </w:rPr>
-              <w:t>listing fee</w:t>
-            </w:r>
-            <w:r>
-              <w:rPr>
-                <w:rFonts w:ascii="Times New Roman" w:hAnsi="Times New Roman" w:cs="Times New Roman"/>
-              </w:rPr>
-              <w:t xml:space="preserve"> overview</w:t>
+              <w:t>Admin shall be able to view the dashboard</w:t>
             </w:r>
           </w:p>
         </w:tc>
@@ -4270,6 +4300,79 @@
               <w:rPr>
                 <w:rFonts w:ascii="Times New Roman" w:hAnsi="Times New Roman" w:cs="Times New Roman"/>
               </w:rPr>
+              <w:t>A-10</w:t>
+            </w:r>
+          </w:p>
+        </w:tc>
+        <w:tc>
+          <w:tcPr>
+            <w:tcW w:w="8509" w:type="dxa"/>
+          </w:tcPr>
+          <w:p>
+            <w:pPr>
+              <w:cnfStyle w:val="000000000000" w:firstRow="0" w:lastRow="0" w:firstColumn="0" w:lastColumn="0" w:oddVBand="0" w:evenVBand="0" w:oddHBand="0" w:evenHBand="0" w:firstRowFirstColumn="0" w:firstRowLastColumn="0" w:lastRowFirstColumn="0" w:lastRowLastColumn="0"/>
+              <w:rPr>
+                <w:rFonts w:ascii="Times New Roman" w:hAnsi="Times New Roman" w:cs="Times New Roman"/>
+              </w:rPr>
+            </w:pPr>
+            <w:r>
+              <w:rPr>
+                <w:rFonts w:ascii="Times New Roman" w:hAnsi="Times New Roman" w:cs="Times New Roman"/>
+              </w:rPr>
+              <w:t xml:space="preserve">Admin shall be able to </w:t>
+            </w:r>
+            <w:r>
+              <w:rPr>
+                <w:rFonts w:ascii="Times New Roman" w:hAnsi="Times New Roman" w:cs="Times New Roman"/>
+              </w:rPr>
+              <w:t>view</w:t>
+            </w:r>
+            <w:r>
+              <w:rPr>
+                <w:rFonts w:ascii="Times New Roman" w:hAnsi="Times New Roman" w:cs="Times New Roman"/>
+              </w:rPr>
+              <w:t xml:space="preserve"> the overall commission</w:t>
+            </w:r>
+            <w:r>
+              <w:rPr>
+                <w:rFonts w:ascii="Times New Roman" w:hAnsi="Times New Roman" w:cs="Times New Roman"/>
+              </w:rPr>
+              <w:t xml:space="preserve">s and </w:t>
+            </w:r>
+            <w:r>
+              <w:rPr>
+                <w:rFonts w:ascii="Times New Roman" w:hAnsi="Times New Roman" w:cs="Times New Roman"/>
+              </w:rPr>
+              <w:t>listing fee</w:t>
+            </w:r>
+            <w:r>
+              <w:rPr>
+                <w:rFonts w:ascii="Times New Roman" w:hAnsi="Times New Roman" w:cs="Times New Roman"/>
+              </w:rPr>
+              <w:t xml:space="preserve"> overview</w:t>
+            </w:r>
+          </w:p>
+        </w:tc>
+      </w:tr>
+      <w:tr>
+        <w:trPr>
+          <w:trHeight w:val="598"/>
+        </w:trPr>
+        <w:tc>
+          <w:tcPr>
+            <w:cnfStyle w:val="001000000000" w:firstRow="0" w:lastRow="0" w:firstColumn="1" w:lastColumn="0" w:oddVBand="0" w:evenVBand="0" w:oddHBand="0" w:evenHBand="0" w:firstRowFirstColumn="0" w:firstRowLastColumn="0" w:lastRowFirstColumn="0" w:lastRowLastColumn="0"/>
+            <w:tcW w:w="900" w:type="dxa"/>
+          </w:tcPr>
+          <w:p>
+            <w:pPr>
+              <w:rPr>
+                <w:rFonts w:ascii="Times New Roman" w:hAnsi="Times New Roman" w:cs="Times New Roman"/>
+              </w:rPr>
+            </w:pPr>
+            <w:r>
+              <w:rPr>
+                <w:rFonts w:ascii="Times New Roman" w:hAnsi="Times New Roman" w:cs="Times New Roman"/>
+              </w:rPr>
               <w:t>A-11</w:t>
             </w:r>
           </w:p>
@@ -4290,6 +4393,12 @@
                 <w:rFonts w:ascii="Times New Roman" w:hAnsi="Times New Roman" w:cs="Times New Roman"/>
               </w:rPr>
               <w:t>Admin shall be able to change commission rate</w:t>
+            </w:r>
+            <w:r>
+              <w:rPr>
+                <w:rFonts w:ascii="Times New Roman" w:hAnsi="Times New Roman" w:cs="Times New Roman"/>
+              </w:rPr>
+              <w:t xml:space="preserve"> and listing fee</w:t>
             </w:r>
           </w:p>
         </w:tc>
@@ -4615,7 +4724,6 @@
               <w:rPr>
                 <w:rFonts w:ascii="Times New Roman" w:hAnsi="Times New Roman" w:cs="Times New Roman"/>
               </w:rPr>
-              <w:lastRenderedPageBreak/>
               <w:t>TG</w:t>
             </w:r>
             <w:r>
@@ -6152,7 +6260,6 @@
               <w:rPr>
                 <w:rFonts w:ascii="Times New Roman" w:hAnsi="Times New Roman" w:cs="Times New Roman"/>
               </w:rPr>
-              <w:lastRenderedPageBreak/>
               <w:t>H</w:t>
             </w:r>
             <w:r>
@@ -7520,6 +7627,7 @@
               <w:rPr>
                 <w:rFonts w:ascii="Times New Roman" w:hAnsi="Times New Roman" w:cs="Times New Roman"/>
               </w:rPr>
+              <w:lastRenderedPageBreak/>
               <w:t>T-03</w:t>
             </w:r>
           </w:p>
@@ -7628,7 +7736,6 @@
               <w:rPr>
                 <w:rFonts w:ascii="Times New Roman" w:hAnsi="Times New Roman" w:cs="Times New Roman"/>
               </w:rPr>
-              <w:lastRenderedPageBreak/>
               <w:t>T-05</w:t>
             </w:r>
           </w:p>
@@ -8577,6 +8684,7 @@
           <w:rFonts w:ascii="Times New Roman" w:hAnsi="Times New Roman" w:cs="Times New Roman"/>
           <w:u w:val="single"/>
         </w:rPr>
+        <w:lastRenderedPageBreak/>
         <w:t>Proposed Technologies</w:t>
       </w:r>
       <w:bookmarkEnd w:id="6"/>
@@ -8686,7 +8794,6 @@
           <w:rFonts w:ascii="Times New Roman" w:hAnsi="Times New Roman" w:cs="Times New Roman"/>
           <w:noProof/>
         </w:rPr>
-        <w:lastRenderedPageBreak/>
         <w:t>I will use Github and MS word as well</w:t>
       </w:r>
     </w:p>

--- a/docsCeylonTourMateLK/proposal/CeylonTourMate.LK.docx
+++ b/docsCeylonTourMateLK/proposal/CeylonTourMate.LK.docx
@@ -280,9 +280,8 @@
           <w:sz w:val="56"/>
           <w:szCs w:val="56"/>
         </w:rPr>
-        <w:t xml:space="preserve">National Institute </w:t>
-      </w:r>
-      <w:proofErr w:type="gramStart"/>
+        <w:t>National Institute Of Business Management</w:t>
+      </w:r>
       <w:r>
         <w:rPr>
           <w:rFonts w:ascii="Bahnschrift SemiBold" w:hAnsi="Bahnschrift SemiBold"/>
@@ -291,27 +290,6 @@
           <w:sz w:val="56"/>
           <w:szCs w:val="56"/>
         </w:rPr>
-        <w:t>Of</w:t>
-      </w:r>
-      <w:proofErr w:type="gramEnd"/>
-      <w:r>
-        <w:rPr>
-          <w:rFonts w:ascii="Bahnschrift SemiBold" w:hAnsi="Bahnschrift SemiBold"/>
-          <w:b/>
-          <w:bCs/>
-          <w:sz w:val="56"/>
-          <w:szCs w:val="56"/>
-        </w:rPr>
-        <w:t xml:space="preserve"> Business Management</w:t>
-      </w:r>
-      <w:r>
-        <w:rPr>
-          <w:rFonts w:ascii="Bahnschrift SemiBold" w:hAnsi="Bahnschrift SemiBold"/>
-          <w:b/>
-          <w:bCs/>
-          <w:sz w:val="56"/>
-          <w:szCs w:val="56"/>
-        </w:rPr>
         <w:br/>
       </w:r>
       <w:r>
@@ -322,29 +300,7 @@
           <w:sz w:val="52"/>
           <w:szCs w:val="52"/>
         </w:rPr>
-        <w:t xml:space="preserve">Diploma </w:t>
-      </w:r>
-      <w:proofErr w:type="gramStart"/>
-      <w:r>
-        <w:rPr>
-          <w:rFonts w:ascii="Bahnschrift SemiBold" w:hAnsi="Bahnschrift SemiBold"/>
-          <w:b/>
-          <w:bCs/>
-          <w:sz w:val="52"/>
-          <w:szCs w:val="52"/>
-        </w:rPr>
-        <w:t>In</w:t>
-      </w:r>
-      <w:proofErr w:type="gramEnd"/>
-      <w:r>
-        <w:rPr>
-          <w:rFonts w:ascii="Bahnschrift SemiBold" w:hAnsi="Bahnschrift SemiBold"/>
-          <w:b/>
-          <w:bCs/>
-          <w:sz w:val="52"/>
-          <w:szCs w:val="52"/>
-        </w:rPr>
-        <w:t xml:space="preserve"> Software Engineering</w:t>
+        <w:t>Diploma In Software Engineering</w:t>
       </w:r>
     </w:p>
     <w:p>
@@ -2012,16 +1968,32 @@
         <w:rPr>
           <w:rFonts w:ascii="Times New Roman" w:hAnsi="Times New Roman" w:cs="Times New Roman"/>
         </w:rPr>
-        <w:t xml:space="preserve">growth, </w:t>
-      </w:r>
-      <w:proofErr w:type="gramStart"/>
-      <w:r>
-        <w:rPr>
-          <w:rFonts w:ascii="Times New Roman" w:hAnsi="Times New Roman" w:cs="Times New Roman"/>
-        </w:rPr>
-        <w:t>specially</w:t>
-      </w:r>
-      <w:proofErr w:type="gramEnd"/>
+        <w:t xml:space="preserve">growth, specially </w:t>
+      </w:r>
+      <w:r>
+        <w:rPr>
+          <w:rFonts w:ascii="Times New Roman" w:hAnsi="Times New Roman" w:cs="Times New Roman"/>
+        </w:rPr>
+        <w:t xml:space="preserve">local </w:t>
+      </w:r>
+      <w:r>
+        <w:rPr>
+          <w:rFonts w:ascii="Times New Roman" w:hAnsi="Times New Roman" w:cs="Times New Roman"/>
+        </w:rPr>
+        <w:t>Sri Lankans</w:t>
+      </w:r>
+      <w:r>
+        <w:rPr>
+          <w:rFonts w:ascii="Times New Roman" w:hAnsi="Times New Roman" w:cs="Times New Roman"/>
+        </w:rPr>
+        <w:t xml:space="preserve"> provide a variety of services like </w:t>
+      </w:r>
+      <w:r>
+        <w:rPr>
+          <w:rFonts w:ascii="Times New Roman" w:hAnsi="Times New Roman" w:cs="Times New Roman"/>
+        </w:rPr>
+        <w:t>accommodations, guide</w:t>
+      </w:r>
       <w:r>
         <w:rPr>
           <w:rFonts w:ascii="Times New Roman" w:hAnsi="Times New Roman" w:cs="Times New Roman"/>
@@ -2032,36 +2004,6 @@
         <w:rPr>
           <w:rFonts w:ascii="Times New Roman" w:hAnsi="Times New Roman" w:cs="Times New Roman"/>
         </w:rPr>
-        <w:t xml:space="preserve">local </w:t>
-      </w:r>
-      <w:r>
-        <w:rPr>
-          <w:rFonts w:ascii="Times New Roman" w:hAnsi="Times New Roman" w:cs="Times New Roman"/>
-        </w:rPr>
-        <w:t>Sri Lankans</w:t>
-      </w:r>
-      <w:r>
-        <w:rPr>
-          <w:rFonts w:ascii="Times New Roman" w:hAnsi="Times New Roman" w:cs="Times New Roman"/>
-        </w:rPr>
-        <w:t xml:space="preserve"> provide a variety of services like </w:t>
-      </w:r>
-      <w:r>
-        <w:rPr>
-          <w:rFonts w:ascii="Times New Roman" w:hAnsi="Times New Roman" w:cs="Times New Roman"/>
-        </w:rPr>
-        <w:t>accommodations, guide</w:t>
-      </w:r>
-      <w:r>
-        <w:rPr>
-          <w:rFonts w:ascii="Times New Roman" w:hAnsi="Times New Roman" w:cs="Times New Roman"/>
-        </w:rPr>
-        <w:t xml:space="preserve"> </w:t>
-      </w:r>
-      <w:r>
-        <w:rPr>
-          <w:rFonts w:ascii="Times New Roman" w:hAnsi="Times New Roman" w:cs="Times New Roman"/>
-        </w:rPr>
         <w:t>tours, local</w:t>
       </w:r>
       <w:r>
@@ -2217,19 +2159,11 @@
           <w:rFonts w:ascii="Times New Roman" w:hAnsi="Times New Roman" w:cs="Times New Roman"/>
         </w:rPr>
       </w:pPr>
-      <w:proofErr w:type="gramStart"/>
-      <w:r>
-        <w:rPr>
-          <w:rFonts w:ascii="Times New Roman" w:hAnsi="Times New Roman" w:cs="Times New Roman"/>
-        </w:rPr>
-        <w:t>So</w:t>
-      </w:r>
-      <w:proofErr w:type="gramEnd"/>
-      <w:r>
-        <w:rPr>
-          <w:rFonts w:ascii="Times New Roman" w:hAnsi="Times New Roman" w:cs="Times New Roman"/>
-        </w:rPr>
-        <w:t xml:space="preserve"> </w:t>
+      <w:r>
+        <w:rPr>
+          <w:rFonts w:ascii="Times New Roman" w:hAnsi="Times New Roman" w:cs="Times New Roman"/>
+        </w:rPr>
+        <w:t xml:space="preserve">So </w:t>
       </w:r>
       <w:r>
         <w:rPr>
@@ -2241,21 +2175,7 @@
         <w:rPr>
           <w:rFonts w:ascii="Times New Roman" w:hAnsi="Times New Roman" w:cs="Times New Roman"/>
         </w:rPr>
-        <w:t xml:space="preserve"> planning to make a </w:t>
-      </w:r>
-      <w:proofErr w:type="gramStart"/>
-      <w:r>
-        <w:rPr>
-          <w:rFonts w:ascii="Times New Roman" w:hAnsi="Times New Roman" w:cs="Times New Roman"/>
-        </w:rPr>
-        <w:t>web based</w:t>
-      </w:r>
-      <w:proofErr w:type="gramEnd"/>
-      <w:r>
-        <w:rPr>
-          <w:rFonts w:ascii="Times New Roman" w:hAnsi="Times New Roman" w:cs="Times New Roman"/>
-        </w:rPr>
-        <w:t xml:space="preserve"> solution for </w:t>
+        <w:t xml:space="preserve"> planning to make a web based solution for </w:t>
       </w:r>
       <w:r>
         <w:rPr>
@@ -2379,14 +2299,7 @@
         <w:rPr>
           <w:rFonts w:ascii="Times New Roman" w:hAnsi="Times New Roman" w:cs="Times New Roman"/>
         </w:rPr>
-        <w:t xml:space="preserve">issue </w:t>
-      </w:r>
-      <w:proofErr w:type="gramStart"/>
-      <w:r>
-        <w:rPr>
-          <w:rFonts w:ascii="Times New Roman" w:hAnsi="Times New Roman" w:cs="Times New Roman"/>
-        </w:rPr>
-        <w:t>i</w:t>
+        <w:t>issue i</w:t>
       </w:r>
       <w:r>
         <w:rPr>
@@ -2394,7 +2307,6 @@
         </w:rPr>
         <w:t>s</w:t>
       </w:r>
-      <w:proofErr w:type="gramEnd"/>
       <w:r>
         <w:rPr>
           <w:rFonts w:ascii="Times New Roman" w:hAnsi="Times New Roman" w:cs="Times New Roman"/>
@@ -2445,21 +2357,7 @@
         <w:rPr>
           <w:rFonts w:ascii="Times New Roman" w:hAnsi="Times New Roman" w:cs="Times New Roman"/>
         </w:rPr>
-        <w:t xml:space="preserve">which will be a bad experience for tourists specially </w:t>
-      </w:r>
-      <w:proofErr w:type="gramStart"/>
-      <w:r>
-        <w:rPr>
-          <w:rFonts w:ascii="Times New Roman" w:hAnsi="Times New Roman" w:cs="Times New Roman"/>
-        </w:rPr>
-        <w:t>first time</w:t>
-      </w:r>
-      <w:proofErr w:type="gramEnd"/>
-      <w:r>
-        <w:rPr>
-          <w:rFonts w:ascii="Times New Roman" w:hAnsi="Times New Roman" w:cs="Times New Roman"/>
-        </w:rPr>
-        <w:t xml:space="preserve"> visito</w:t>
+        <w:t>which will be a bad experience for tourists specially first time visito</w:t>
       </w:r>
       <w:r>
         <w:rPr>
@@ -2599,35 +2497,7 @@
         <w:rPr>
           <w:rFonts w:ascii="Times New Roman" w:hAnsi="Times New Roman" w:cs="Times New Roman"/>
         </w:rPr>
-        <w:t xml:space="preserve">as well as not every tourist understands Sinhala or </w:t>
-      </w:r>
-      <w:proofErr w:type="gramStart"/>
-      <w:r>
-        <w:rPr>
-          <w:rFonts w:ascii="Times New Roman" w:hAnsi="Times New Roman" w:cs="Times New Roman"/>
-        </w:rPr>
-        <w:t>Tamil</w:t>
-      </w:r>
-      <w:proofErr w:type="gramEnd"/>
-      <w:r>
-        <w:rPr>
-          <w:rFonts w:ascii="Times New Roman" w:hAnsi="Times New Roman" w:cs="Times New Roman"/>
-        </w:rPr>
-        <w:t xml:space="preserve"> so communication becomes hard when it comes to book a </w:t>
-      </w:r>
-      <w:proofErr w:type="gramStart"/>
-      <w:r>
-        <w:rPr>
-          <w:rFonts w:ascii="Times New Roman" w:hAnsi="Times New Roman" w:cs="Times New Roman"/>
-        </w:rPr>
-        <w:t>services</w:t>
-      </w:r>
-      <w:proofErr w:type="gramEnd"/>
-      <w:r>
-        <w:rPr>
-          <w:rFonts w:ascii="Times New Roman" w:hAnsi="Times New Roman" w:cs="Times New Roman"/>
-        </w:rPr>
-        <w:t>.</w:t>
+        <w:t>as well as not every tourist understands Sinhala or Tamil so communication becomes hard when it comes to book a services.</w:t>
       </w:r>
     </w:p>
     <w:p>
@@ -2705,21 +2575,7 @@
         <w:rPr>
           <w:rFonts w:ascii="Times New Roman" w:hAnsi="Times New Roman" w:cs="Times New Roman"/>
         </w:rPr>
-        <w:t xml:space="preserve"> can also be challenging for tourists and people who </w:t>
-      </w:r>
-      <w:proofErr w:type="gramStart"/>
-      <w:r>
-        <w:rPr>
-          <w:rFonts w:ascii="Times New Roman" w:hAnsi="Times New Roman" w:cs="Times New Roman"/>
-        </w:rPr>
-        <w:t>trying</w:t>
-      </w:r>
-      <w:proofErr w:type="gramEnd"/>
-      <w:r>
-        <w:rPr>
-          <w:rFonts w:ascii="Times New Roman" w:hAnsi="Times New Roman" w:cs="Times New Roman"/>
-        </w:rPr>
-        <w:t xml:space="preserve"> to provide these services.</w:t>
+        <w:t xml:space="preserve"> can also be challenging for tourists and people who trying to provide these services.</w:t>
       </w:r>
     </w:p>
     <w:p>
@@ -2773,21 +2629,7 @@
         <w:rPr>
           <w:rFonts w:ascii="Times New Roman" w:hAnsi="Times New Roman" w:cs="Times New Roman"/>
         </w:rPr>
-        <w:t xml:space="preserve"> that provides all services in one place to </w:t>
-      </w:r>
-      <w:proofErr w:type="gramStart"/>
-      <w:r>
-        <w:rPr>
-          <w:rFonts w:ascii="Times New Roman" w:hAnsi="Times New Roman" w:cs="Times New Roman"/>
-        </w:rPr>
-        <w:t>tourists</w:t>
-      </w:r>
-      <w:proofErr w:type="gramEnd"/>
-      <w:r>
-        <w:rPr>
-          <w:rFonts w:ascii="Times New Roman" w:hAnsi="Times New Roman" w:cs="Times New Roman"/>
-        </w:rPr>
-        <w:t xml:space="preserve"> and it is specifically designed for </w:t>
+        <w:t xml:space="preserve"> that provides all services in one place to tourists and it is specifically designed for </w:t>
       </w:r>
       <w:r>
         <w:rPr>
@@ -3267,35 +3109,7 @@
         <w:rPr>
           <w:rFonts w:ascii="Times New Roman" w:hAnsi="Times New Roman" w:cs="Times New Roman"/>
         </w:rPr>
-        <w:t xml:space="preserve">They can register on </w:t>
-      </w:r>
-      <w:proofErr w:type="gramStart"/>
-      <w:r>
-        <w:rPr>
-          <w:rFonts w:ascii="Times New Roman" w:hAnsi="Times New Roman" w:cs="Times New Roman"/>
-        </w:rPr>
-        <w:t>my</w:t>
-      </w:r>
-      <w:proofErr w:type="gramEnd"/>
-      <w:r>
-        <w:rPr>
-          <w:rFonts w:ascii="Times New Roman" w:hAnsi="Times New Roman" w:cs="Times New Roman"/>
-        </w:rPr>
-        <w:t xml:space="preserve"> </w:t>
-      </w:r>
-      <w:proofErr w:type="gramStart"/>
-      <w:r>
-        <w:rPr>
-          <w:rFonts w:ascii="Times New Roman" w:hAnsi="Times New Roman" w:cs="Times New Roman"/>
-        </w:rPr>
-        <w:t>web</w:t>
-      </w:r>
-      <w:proofErr w:type="gramEnd"/>
-      <w:r>
-        <w:rPr>
-          <w:rFonts w:ascii="Times New Roman" w:hAnsi="Times New Roman" w:cs="Times New Roman"/>
-        </w:rPr>
-        <w:t>,</w:t>
+        <w:t>They can register on my web,</w:t>
       </w:r>
       <w:r>
         <w:rPr>
@@ -3357,21 +3171,7 @@
         <w:rPr>
           <w:rFonts w:ascii="Times New Roman" w:hAnsi="Times New Roman" w:cs="Times New Roman"/>
         </w:rPr>
-        <w:t xml:space="preserve">Admins can review local </w:t>
-      </w:r>
-      <w:proofErr w:type="gramStart"/>
-      <w:r>
-        <w:rPr>
-          <w:rFonts w:ascii="Times New Roman" w:hAnsi="Times New Roman" w:cs="Times New Roman"/>
-        </w:rPr>
-        <w:t>partners</w:t>
-      </w:r>
-      <w:proofErr w:type="gramEnd"/>
-      <w:r>
-        <w:rPr>
-          <w:rFonts w:ascii="Times New Roman" w:hAnsi="Times New Roman" w:cs="Times New Roman"/>
-        </w:rPr>
-        <w:t xml:space="preserve"> posts,</w:t>
+        <w:t>Admins can review local partners posts,</w:t>
       </w:r>
       <w:r>
         <w:rPr>
@@ -4576,21 +4376,7 @@
               <w:rPr>
                 <w:rFonts w:ascii="Times New Roman" w:hAnsi="Times New Roman" w:cs="Times New Roman"/>
               </w:rPr>
-              <w:t xml:space="preserve">Tour </w:t>
-            </w:r>
-            <w:proofErr w:type="gramStart"/>
-            <w:r>
-              <w:rPr>
-                <w:rFonts w:ascii="Times New Roman" w:hAnsi="Times New Roman" w:cs="Times New Roman"/>
-              </w:rPr>
-              <w:t>guide</w:t>
-            </w:r>
-            <w:proofErr w:type="gramEnd"/>
-            <w:r>
-              <w:rPr>
-                <w:rFonts w:ascii="Times New Roman" w:hAnsi="Times New Roman" w:cs="Times New Roman"/>
-              </w:rPr>
-              <w:t xml:space="preserve"> </w:t>
+              <w:t xml:space="preserve">Tour guide </w:t>
             </w:r>
             <w:r>
               <w:rPr>
@@ -4749,21 +4535,7 @@
               <w:rPr>
                 <w:rFonts w:ascii="Times New Roman" w:hAnsi="Times New Roman" w:cs="Times New Roman"/>
               </w:rPr>
-              <w:t xml:space="preserve">Tour </w:t>
-            </w:r>
-            <w:proofErr w:type="gramStart"/>
-            <w:r>
-              <w:rPr>
-                <w:rFonts w:ascii="Times New Roman" w:hAnsi="Times New Roman" w:cs="Times New Roman"/>
-              </w:rPr>
-              <w:t>guide</w:t>
-            </w:r>
-            <w:proofErr w:type="gramEnd"/>
-            <w:r>
-              <w:rPr>
-                <w:rFonts w:ascii="Times New Roman" w:hAnsi="Times New Roman" w:cs="Times New Roman"/>
-              </w:rPr>
-              <w:t xml:space="preserve"> </w:t>
+              <w:t xml:space="preserve">Tour guide </w:t>
             </w:r>
             <w:r>
               <w:rPr>
@@ -4982,21 +4754,7 @@
               <w:rPr>
                 <w:rFonts w:ascii="Times New Roman" w:hAnsi="Times New Roman" w:cs="Times New Roman"/>
               </w:rPr>
-              <w:t xml:space="preserve">Tour </w:t>
-            </w:r>
-            <w:proofErr w:type="gramStart"/>
-            <w:r>
-              <w:rPr>
-                <w:rFonts w:ascii="Times New Roman" w:hAnsi="Times New Roman" w:cs="Times New Roman"/>
-              </w:rPr>
-              <w:t>guide</w:t>
-            </w:r>
-            <w:proofErr w:type="gramEnd"/>
-            <w:r>
-              <w:rPr>
-                <w:rFonts w:ascii="Times New Roman" w:hAnsi="Times New Roman" w:cs="Times New Roman"/>
-              </w:rPr>
-              <w:t xml:space="preserve"> shall be able to set their availability</w:t>
+              <w:t>Tour guide shall be able to set their availability</w:t>
             </w:r>
           </w:p>
         </w:tc>
@@ -5045,35 +4803,7 @@
               <w:rPr>
                 <w:rFonts w:ascii="Times New Roman" w:hAnsi="Times New Roman" w:cs="Times New Roman"/>
               </w:rPr>
-              <w:t xml:space="preserve">Tour </w:t>
-            </w:r>
-            <w:proofErr w:type="gramStart"/>
-            <w:r>
-              <w:rPr>
-                <w:rFonts w:ascii="Times New Roman" w:hAnsi="Times New Roman" w:cs="Times New Roman"/>
-              </w:rPr>
-              <w:t>guide</w:t>
-            </w:r>
-            <w:proofErr w:type="gramEnd"/>
-            <w:r>
-              <w:rPr>
-                <w:rFonts w:ascii="Times New Roman" w:hAnsi="Times New Roman" w:cs="Times New Roman"/>
-              </w:rPr>
-              <w:t xml:space="preserve"> shall be able to view their monthly </w:t>
-            </w:r>
-            <w:proofErr w:type="gramStart"/>
-            <w:r>
-              <w:rPr>
-                <w:rFonts w:ascii="Times New Roman" w:hAnsi="Times New Roman" w:cs="Times New Roman"/>
-              </w:rPr>
-              <w:t>earning</w:t>
-            </w:r>
-            <w:proofErr w:type="gramEnd"/>
-            <w:r>
-              <w:rPr>
-                <w:rFonts w:ascii="Times New Roman" w:hAnsi="Times New Roman" w:cs="Times New Roman"/>
-              </w:rPr>
-              <w:t xml:space="preserve"> and commissions</w:t>
+              <w:t>Tour guide shall be able to view their monthly earning and commissions</w:t>
             </w:r>
           </w:p>
         </w:tc>
@@ -5195,21 +4925,7 @@
               <w:rPr>
                 <w:rFonts w:ascii="Times New Roman" w:hAnsi="Times New Roman" w:cs="Times New Roman"/>
               </w:rPr>
-              <w:t xml:space="preserve">Tour </w:t>
-            </w:r>
-            <w:proofErr w:type="gramStart"/>
-            <w:r>
-              <w:rPr>
-                <w:rFonts w:ascii="Times New Roman" w:hAnsi="Times New Roman" w:cs="Times New Roman"/>
-              </w:rPr>
-              <w:t>guide</w:t>
-            </w:r>
-            <w:proofErr w:type="gramEnd"/>
-            <w:r>
-              <w:rPr>
-                <w:rFonts w:ascii="Times New Roman" w:hAnsi="Times New Roman" w:cs="Times New Roman"/>
-              </w:rPr>
-              <w:t xml:space="preserve"> </w:t>
+              <w:t xml:space="preserve">Tour guide </w:t>
             </w:r>
             <w:r>
               <w:rPr>
@@ -5350,16 +5066,8 @@
               <w:rPr>
                 <w:rFonts w:ascii="Times New Roman" w:hAnsi="Times New Roman" w:cs="Times New Roman"/>
               </w:rPr>
-              <w:t xml:space="preserve">Shop </w:t>
-            </w:r>
-            <w:proofErr w:type="gramStart"/>
-            <w:r>
-              <w:rPr>
-                <w:rFonts w:ascii="Times New Roman" w:hAnsi="Times New Roman" w:cs="Times New Roman"/>
-              </w:rPr>
-              <w:t>owner</w:t>
-            </w:r>
-            <w:proofErr w:type="gramEnd"/>
+              <w:t>Shop owner</w:t>
+            </w:r>
             <w:r>
               <w:rPr>
                 <w:rFonts w:ascii="Times New Roman" w:hAnsi="Times New Roman" w:cs="Times New Roman"/>
@@ -5407,16 +5115,8 @@
               <w:rPr>
                 <w:rFonts w:ascii="Times New Roman" w:hAnsi="Times New Roman" w:cs="Times New Roman"/>
               </w:rPr>
-              <w:t xml:space="preserve">Shop </w:t>
-            </w:r>
-            <w:proofErr w:type="gramStart"/>
-            <w:r>
-              <w:rPr>
-                <w:rFonts w:ascii="Times New Roman" w:hAnsi="Times New Roman" w:cs="Times New Roman"/>
-              </w:rPr>
-              <w:t>owner</w:t>
-            </w:r>
-            <w:proofErr w:type="gramEnd"/>
+              <w:t>Shop owner</w:t>
+            </w:r>
             <w:r>
               <w:rPr>
                 <w:rFonts w:ascii="Times New Roman" w:hAnsi="Times New Roman" w:cs="Times New Roman"/>
@@ -5458,21 +5158,7 @@
               <w:rPr>
                 <w:rFonts w:ascii="Times New Roman" w:hAnsi="Times New Roman" w:cs="Times New Roman"/>
               </w:rPr>
-              <w:t xml:space="preserve">Shop </w:t>
-            </w:r>
-            <w:proofErr w:type="gramStart"/>
-            <w:r>
-              <w:rPr>
-                <w:rFonts w:ascii="Times New Roman" w:hAnsi="Times New Roman" w:cs="Times New Roman"/>
-              </w:rPr>
-              <w:t>owner</w:t>
-            </w:r>
-            <w:proofErr w:type="gramEnd"/>
-            <w:r>
-              <w:rPr>
-                <w:rFonts w:ascii="Times New Roman" w:hAnsi="Times New Roman" w:cs="Times New Roman"/>
-              </w:rPr>
-              <w:t xml:space="preserve"> shall be able to reset their password</w:t>
+              <w:t>Shop owner shall be able to reset their password</w:t>
             </w:r>
           </w:p>
         </w:tc>
@@ -5564,21 +5250,7 @@
               <w:rPr>
                 <w:rFonts w:ascii="Times New Roman" w:hAnsi="Times New Roman" w:cs="Times New Roman"/>
               </w:rPr>
-              <w:t xml:space="preserve">Shop </w:t>
-            </w:r>
-            <w:proofErr w:type="gramStart"/>
-            <w:r>
-              <w:rPr>
-                <w:rFonts w:ascii="Times New Roman" w:hAnsi="Times New Roman" w:cs="Times New Roman"/>
-              </w:rPr>
-              <w:t>owner</w:t>
-            </w:r>
-            <w:proofErr w:type="gramEnd"/>
-            <w:r>
-              <w:rPr>
-                <w:rFonts w:ascii="Times New Roman" w:hAnsi="Times New Roman" w:cs="Times New Roman"/>
-              </w:rPr>
-              <w:t xml:space="preserve"> shall be able to manage(add/update/delete) their listings</w:t>
+              <w:t>Shop owner shall be able to manage(add/update/delete) their listings</w:t>
             </w:r>
           </w:p>
         </w:tc>
@@ -5670,16 +5342,8 @@
               <w:rPr>
                 <w:rFonts w:ascii="Times New Roman" w:hAnsi="Times New Roman" w:cs="Times New Roman"/>
               </w:rPr>
-              <w:t xml:space="preserve">Shop </w:t>
-            </w:r>
-            <w:proofErr w:type="gramStart"/>
-            <w:r>
-              <w:rPr>
-                <w:rFonts w:ascii="Times New Roman" w:hAnsi="Times New Roman" w:cs="Times New Roman"/>
-              </w:rPr>
-              <w:t>owner</w:t>
-            </w:r>
-            <w:proofErr w:type="gramEnd"/>
+              <w:t>Shop owner</w:t>
+            </w:r>
             <w:r>
               <w:rPr>
                 <w:rFonts w:ascii="Times New Roman" w:hAnsi="Times New Roman" w:cs="Times New Roman"/>
@@ -5769,16 +5433,8 @@
               <w:rPr>
                 <w:rFonts w:ascii="Times New Roman" w:hAnsi="Times New Roman" w:cs="Times New Roman"/>
               </w:rPr>
-              <w:t xml:space="preserve">Shop </w:t>
-            </w:r>
-            <w:proofErr w:type="gramStart"/>
-            <w:r>
-              <w:rPr>
-                <w:rFonts w:ascii="Times New Roman" w:hAnsi="Times New Roman" w:cs="Times New Roman"/>
-              </w:rPr>
-              <w:t>owner</w:t>
-            </w:r>
-            <w:proofErr w:type="gramEnd"/>
+              <w:t>Shop owner</w:t>
+            </w:r>
             <w:r>
               <w:rPr>
                 <w:rFonts w:ascii="Times New Roman" w:hAnsi="Times New Roman" w:cs="Times New Roman"/>
@@ -5832,16 +5488,8 @@
               <w:rPr>
                 <w:rFonts w:ascii="Times New Roman" w:hAnsi="Times New Roman" w:cs="Times New Roman"/>
               </w:rPr>
-              <w:t xml:space="preserve">Shop </w:t>
-            </w:r>
-            <w:proofErr w:type="gramStart"/>
-            <w:r>
-              <w:rPr>
-                <w:rFonts w:ascii="Times New Roman" w:hAnsi="Times New Roman" w:cs="Times New Roman"/>
-              </w:rPr>
-              <w:t>owner</w:t>
-            </w:r>
-            <w:proofErr w:type="gramEnd"/>
+              <w:t>Shop owner</w:t>
+            </w:r>
             <w:r>
               <w:rPr>
                 <w:rFonts w:ascii="Times New Roman" w:hAnsi="Times New Roman" w:cs="Times New Roman"/>
@@ -5889,21 +5537,7 @@
               <w:rPr>
                 <w:rFonts w:ascii="Times New Roman" w:hAnsi="Times New Roman" w:cs="Times New Roman"/>
               </w:rPr>
-              <w:t xml:space="preserve">Shop </w:t>
-            </w:r>
-            <w:proofErr w:type="gramStart"/>
-            <w:r>
-              <w:rPr>
-                <w:rFonts w:ascii="Times New Roman" w:hAnsi="Times New Roman" w:cs="Times New Roman"/>
-              </w:rPr>
-              <w:t>owner</w:t>
-            </w:r>
-            <w:proofErr w:type="gramEnd"/>
-            <w:r>
-              <w:rPr>
-                <w:rFonts w:ascii="Times New Roman" w:hAnsi="Times New Roman" w:cs="Times New Roman"/>
-              </w:rPr>
-              <w:t xml:space="preserve"> shall be able to pay their monthly fee</w:t>
+              <w:t>Shop owner shall be able to pay their monthly fee</w:t>
             </w:r>
           </w:p>
         </w:tc>
@@ -6094,21 +5728,7 @@
               <w:rPr>
                 <w:rFonts w:ascii="Times New Roman" w:hAnsi="Times New Roman" w:cs="Times New Roman"/>
               </w:rPr>
-              <w:t xml:space="preserve">Hotel </w:t>
-            </w:r>
-            <w:proofErr w:type="gramStart"/>
-            <w:r>
-              <w:rPr>
-                <w:rFonts w:ascii="Times New Roman" w:hAnsi="Times New Roman" w:cs="Times New Roman"/>
-              </w:rPr>
-              <w:t>owner</w:t>
-            </w:r>
-            <w:proofErr w:type="gramEnd"/>
-            <w:r>
-              <w:rPr>
-                <w:rFonts w:ascii="Times New Roman" w:hAnsi="Times New Roman" w:cs="Times New Roman"/>
-              </w:rPr>
-              <w:t xml:space="preserve"> shall be able to login/logout from the system</w:t>
+              <w:t>Hotel owner shall be able to login/logout from the system</w:t>
             </w:r>
           </w:p>
         </w:tc>
@@ -6145,21 +5765,7 @@
               <w:rPr>
                 <w:rFonts w:ascii="Times New Roman" w:hAnsi="Times New Roman" w:cs="Times New Roman"/>
               </w:rPr>
-              <w:t xml:space="preserve">Hotel </w:t>
-            </w:r>
-            <w:proofErr w:type="gramStart"/>
-            <w:r>
-              <w:rPr>
-                <w:rFonts w:ascii="Times New Roman" w:hAnsi="Times New Roman" w:cs="Times New Roman"/>
-              </w:rPr>
-              <w:t>owner</w:t>
-            </w:r>
-            <w:proofErr w:type="gramEnd"/>
-            <w:r>
-              <w:rPr>
-                <w:rFonts w:ascii="Times New Roman" w:hAnsi="Times New Roman" w:cs="Times New Roman"/>
-              </w:rPr>
-              <w:t xml:space="preserve"> shall be able to reset their password</w:t>
+              <w:t>Hotel owner shall be able to reset their password</w:t>
             </w:r>
           </w:p>
         </w:tc>
@@ -6208,35 +5814,7 @@
               <w:rPr>
                 <w:rFonts w:ascii="Times New Roman" w:hAnsi="Times New Roman" w:cs="Times New Roman"/>
               </w:rPr>
-              <w:t xml:space="preserve">Hotel </w:t>
-            </w:r>
-            <w:proofErr w:type="gramStart"/>
-            <w:r>
-              <w:rPr>
-                <w:rFonts w:ascii="Times New Roman" w:hAnsi="Times New Roman" w:cs="Times New Roman"/>
-              </w:rPr>
-              <w:t>owner</w:t>
-            </w:r>
-            <w:proofErr w:type="gramEnd"/>
-            <w:r>
-              <w:rPr>
-                <w:rFonts w:ascii="Times New Roman" w:hAnsi="Times New Roman" w:cs="Times New Roman"/>
-              </w:rPr>
-              <w:t xml:space="preserve"> </w:t>
-            </w:r>
-            <w:proofErr w:type="gramStart"/>
-            <w:r>
-              <w:rPr>
-                <w:rFonts w:ascii="Times New Roman" w:hAnsi="Times New Roman" w:cs="Times New Roman"/>
-              </w:rPr>
-              <w:t>shall</w:t>
-            </w:r>
-            <w:proofErr w:type="gramEnd"/>
-            <w:r>
-              <w:rPr>
-                <w:rFonts w:ascii="Times New Roman" w:hAnsi="Times New Roman" w:cs="Times New Roman"/>
-              </w:rPr>
-              <w:t xml:space="preserve"> be able to create and edit their business profile</w:t>
+              <w:t>Hotel owner shall be able to create and edit their business profile</w:t>
             </w:r>
           </w:p>
         </w:tc>
@@ -6285,21 +5863,7 @@
               <w:rPr>
                 <w:rFonts w:ascii="Times New Roman" w:hAnsi="Times New Roman" w:cs="Times New Roman"/>
               </w:rPr>
-              <w:t xml:space="preserve">Hotel </w:t>
-            </w:r>
-            <w:proofErr w:type="gramStart"/>
-            <w:r>
-              <w:rPr>
-                <w:rFonts w:ascii="Times New Roman" w:hAnsi="Times New Roman" w:cs="Times New Roman"/>
-              </w:rPr>
-              <w:t>owner</w:t>
-            </w:r>
-            <w:proofErr w:type="gramEnd"/>
-            <w:r>
-              <w:rPr>
-                <w:rFonts w:ascii="Times New Roman" w:hAnsi="Times New Roman" w:cs="Times New Roman"/>
-              </w:rPr>
-              <w:t xml:space="preserve"> shall be able to manage(add/update/delete) their listings</w:t>
+              <w:t>Hotel owner shall be able to manage(add/update/delete) their listings</w:t>
             </w:r>
           </w:p>
         </w:tc>
@@ -6348,21 +5912,7 @@
               <w:rPr>
                 <w:rFonts w:ascii="Times New Roman" w:hAnsi="Times New Roman" w:cs="Times New Roman"/>
               </w:rPr>
-              <w:t xml:space="preserve">Hotel </w:t>
-            </w:r>
-            <w:proofErr w:type="gramStart"/>
-            <w:r>
-              <w:rPr>
-                <w:rFonts w:ascii="Times New Roman" w:hAnsi="Times New Roman" w:cs="Times New Roman"/>
-              </w:rPr>
-              <w:t>owner</w:t>
-            </w:r>
-            <w:proofErr w:type="gramEnd"/>
-            <w:r>
-              <w:rPr>
-                <w:rFonts w:ascii="Times New Roman" w:hAnsi="Times New Roman" w:cs="Times New Roman"/>
-              </w:rPr>
-              <w:t xml:space="preserve"> shall be able to set </w:t>
+              <w:t xml:space="preserve">Hotel owner shall be able to set </w:t>
             </w:r>
             <w:r>
               <w:rPr>
@@ -6411,35 +5961,7 @@
               <w:rPr>
                 <w:rFonts w:ascii="Times New Roman" w:hAnsi="Times New Roman" w:cs="Times New Roman"/>
               </w:rPr>
-              <w:t xml:space="preserve">Hotel </w:t>
-            </w:r>
-            <w:proofErr w:type="gramStart"/>
-            <w:r>
-              <w:rPr>
-                <w:rFonts w:ascii="Times New Roman" w:hAnsi="Times New Roman" w:cs="Times New Roman"/>
-              </w:rPr>
-              <w:t>owner</w:t>
-            </w:r>
-            <w:proofErr w:type="gramEnd"/>
-            <w:r>
-              <w:rPr>
-                <w:rFonts w:ascii="Times New Roman" w:hAnsi="Times New Roman" w:cs="Times New Roman"/>
-              </w:rPr>
-              <w:t xml:space="preserve"> </w:t>
-            </w:r>
-            <w:proofErr w:type="gramStart"/>
-            <w:r>
-              <w:rPr>
-                <w:rFonts w:ascii="Times New Roman" w:hAnsi="Times New Roman" w:cs="Times New Roman"/>
-              </w:rPr>
-              <w:t>shall</w:t>
-            </w:r>
-            <w:proofErr w:type="gramEnd"/>
-            <w:r>
-              <w:rPr>
-                <w:rFonts w:ascii="Times New Roman" w:hAnsi="Times New Roman" w:cs="Times New Roman"/>
-              </w:rPr>
-              <w:t xml:space="preserve"> be able to view manage bookings</w:t>
+              <w:t>Hotel owner shall be able to view manage bookings</w:t>
             </w:r>
           </w:p>
         </w:tc>
@@ -6494,41 +6016,13 @@
               <w:rPr>
                 <w:rFonts w:ascii="Times New Roman" w:hAnsi="Times New Roman" w:cs="Times New Roman"/>
               </w:rPr>
-              <w:t xml:space="preserve">Hotel </w:t>
-            </w:r>
-            <w:proofErr w:type="gramStart"/>
-            <w:r>
-              <w:rPr>
-                <w:rFonts w:ascii="Times New Roman" w:hAnsi="Times New Roman" w:cs="Times New Roman"/>
-              </w:rPr>
-              <w:t>owner</w:t>
-            </w:r>
-            <w:proofErr w:type="gramEnd"/>
-            <w:r>
-              <w:rPr>
-                <w:rFonts w:ascii="Times New Roman" w:hAnsi="Times New Roman" w:cs="Times New Roman"/>
-              </w:rPr>
-              <w:t xml:space="preserve"> shall be able to </w:t>
-            </w:r>
-            <w:r>
-              <w:rPr>
-                <w:rFonts w:ascii="Times New Roman" w:hAnsi="Times New Roman" w:cs="Times New Roman"/>
-              </w:rPr>
-              <w:t xml:space="preserve">view their monthly </w:t>
-            </w:r>
-            <w:proofErr w:type="gramStart"/>
-            <w:r>
-              <w:rPr>
-                <w:rFonts w:ascii="Times New Roman" w:hAnsi="Times New Roman" w:cs="Times New Roman"/>
-              </w:rPr>
-              <w:t>earning</w:t>
-            </w:r>
-            <w:proofErr w:type="gramEnd"/>
-            <w:r>
-              <w:rPr>
-                <w:rFonts w:ascii="Times New Roman" w:hAnsi="Times New Roman" w:cs="Times New Roman"/>
-              </w:rPr>
-              <w:t xml:space="preserve"> and commissions</w:t>
+              <w:t xml:space="preserve">Hotel owner shall be able to </w:t>
+            </w:r>
+            <w:r>
+              <w:rPr>
+                <w:rFonts w:ascii="Times New Roman" w:hAnsi="Times New Roman" w:cs="Times New Roman"/>
+              </w:rPr>
+              <w:t>view their monthly earning and commissions</w:t>
             </w:r>
           </w:p>
         </w:tc>
@@ -6638,21 +6132,7 @@
               <w:rPr>
                 <w:rFonts w:ascii="Times New Roman" w:hAnsi="Times New Roman" w:cs="Times New Roman"/>
               </w:rPr>
-              <w:t xml:space="preserve">Hotel </w:t>
-            </w:r>
-            <w:proofErr w:type="gramStart"/>
-            <w:r>
-              <w:rPr>
-                <w:rFonts w:ascii="Times New Roman" w:hAnsi="Times New Roman" w:cs="Times New Roman"/>
-              </w:rPr>
-              <w:t>owner</w:t>
-            </w:r>
-            <w:proofErr w:type="gramEnd"/>
-            <w:r>
-              <w:rPr>
-                <w:rFonts w:ascii="Times New Roman" w:hAnsi="Times New Roman" w:cs="Times New Roman"/>
-              </w:rPr>
-              <w:t xml:space="preserve"> shall be able to see their reviews</w:t>
+              <w:t>Hotel owner shall be able to see their reviews</w:t>
             </w:r>
           </w:p>
         </w:tc>
@@ -6902,21 +6382,7 @@
               <w:rPr>
                 <w:rFonts w:ascii="Times New Roman" w:hAnsi="Times New Roman" w:cs="Times New Roman"/>
               </w:rPr>
-              <w:t xml:space="preserve">Experience </w:t>
-            </w:r>
-            <w:proofErr w:type="gramStart"/>
-            <w:r>
-              <w:rPr>
-                <w:rFonts w:ascii="Times New Roman" w:hAnsi="Times New Roman" w:cs="Times New Roman"/>
-              </w:rPr>
-              <w:t>provider</w:t>
-            </w:r>
-            <w:proofErr w:type="gramEnd"/>
-            <w:r>
-              <w:rPr>
-                <w:rFonts w:ascii="Times New Roman" w:hAnsi="Times New Roman" w:cs="Times New Roman"/>
-              </w:rPr>
-              <w:t xml:space="preserve"> shall be able to reset their password</w:t>
+              <w:t>Experience provider shall be able to reset their password</w:t>
             </w:r>
           </w:p>
         </w:tc>
@@ -6965,21 +6431,7 @@
               <w:rPr>
                 <w:rFonts w:ascii="Times New Roman" w:hAnsi="Times New Roman" w:cs="Times New Roman"/>
               </w:rPr>
-              <w:t xml:space="preserve">Experience </w:t>
-            </w:r>
-            <w:proofErr w:type="gramStart"/>
-            <w:r>
-              <w:rPr>
-                <w:rFonts w:ascii="Times New Roman" w:hAnsi="Times New Roman" w:cs="Times New Roman"/>
-              </w:rPr>
-              <w:t>provider</w:t>
-            </w:r>
-            <w:proofErr w:type="gramEnd"/>
-            <w:r>
-              <w:rPr>
-                <w:rFonts w:ascii="Times New Roman" w:hAnsi="Times New Roman" w:cs="Times New Roman"/>
-              </w:rPr>
-              <w:t xml:space="preserve"> </w:t>
+              <w:t xml:space="preserve">Experience provider </w:t>
             </w:r>
             <w:r>
               <w:rPr>
@@ -7089,21 +6541,7 @@
               <w:rPr>
                 <w:rFonts w:ascii="Times New Roman" w:hAnsi="Times New Roman" w:cs="Times New Roman"/>
               </w:rPr>
-              <w:t xml:space="preserve">Experience </w:t>
-            </w:r>
-            <w:proofErr w:type="gramStart"/>
-            <w:r>
-              <w:rPr>
-                <w:rFonts w:ascii="Times New Roman" w:hAnsi="Times New Roman" w:cs="Times New Roman"/>
-              </w:rPr>
-              <w:t>provider</w:t>
-            </w:r>
-            <w:proofErr w:type="gramEnd"/>
-            <w:r>
-              <w:rPr>
-                <w:rFonts w:ascii="Times New Roman" w:hAnsi="Times New Roman" w:cs="Times New Roman"/>
-              </w:rPr>
-              <w:t xml:space="preserve"> </w:t>
+              <w:t xml:space="preserve">Experience provider </w:t>
             </w:r>
             <w:r>
               <w:rPr>
@@ -7329,21 +6767,7 @@
               <w:rPr>
                 <w:rFonts w:ascii="Times New Roman" w:hAnsi="Times New Roman" w:cs="Times New Roman"/>
               </w:rPr>
-              <w:t xml:space="preserve">Experience </w:t>
-            </w:r>
-            <w:proofErr w:type="gramStart"/>
-            <w:r>
-              <w:rPr>
-                <w:rFonts w:ascii="Times New Roman" w:hAnsi="Times New Roman" w:cs="Times New Roman"/>
-              </w:rPr>
-              <w:t>provider</w:t>
-            </w:r>
-            <w:proofErr w:type="gramEnd"/>
-            <w:r>
-              <w:rPr>
-                <w:rFonts w:ascii="Times New Roman" w:hAnsi="Times New Roman" w:cs="Times New Roman"/>
-              </w:rPr>
-              <w:t xml:space="preserve"> </w:t>
+              <w:t xml:space="preserve">Experience provider </w:t>
             </w:r>
             <w:r>
               <w:rPr>
@@ -7483,19 +6907,11 @@
                 <w:rFonts w:ascii="Times New Roman" w:hAnsi="Times New Roman" w:cs="Times New Roman"/>
               </w:rPr>
             </w:pPr>
-            <w:proofErr w:type="gramStart"/>
-            <w:r>
-              <w:rPr>
-                <w:rFonts w:ascii="Times New Roman" w:hAnsi="Times New Roman" w:cs="Times New Roman"/>
-              </w:rPr>
-              <w:t>Tourist</w:t>
-            </w:r>
-            <w:proofErr w:type="gramEnd"/>
-            <w:r>
-              <w:rPr>
-                <w:rFonts w:ascii="Times New Roman" w:hAnsi="Times New Roman" w:cs="Times New Roman"/>
-              </w:rPr>
-              <w:t xml:space="preserve"> shall be able to register on the platform using a</w:t>
+            <w:r>
+              <w:rPr>
+                <w:rFonts w:ascii="Times New Roman" w:hAnsi="Times New Roman" w:cs="Times New Roman"/>
+              </w:rPr>
+              <w:t>Tourist shall be able to register on the platform using a</w:t>
             </w:r>
             <w:r>
               <w:rPr>
@@ -7546,19 +6962,11 @@
                 <w:rFonts w:ascii="Times New Roman" w:hAnsi="Times New Roman" w:cs="Times New Roman"/>
               </w:rPr>
             </w:pPr>
-            <w:proofErr w:type="gramStart"/>
-            <w:r>
-              <w:rPr>
-                <w:rFonts w:ascii="Times New Roman" w:hAnsi="Times New Roman" w:cs="Times New Roman"/>
-              </w:rPr>
-              <w:t>Tourist</w:t>
-            </w:r>
-            <w:proofErr w:type="gramEnd"/>
-            <w:r>
-              <w:rPr>
-                <w:rFonts w:ascii="Times New Roman" w:hAnsi="Times New Roman" w:cs="Times New Roman"/>
-              </w:rPr>
-              <w:t xml:space="preserve"> shall be able to login/logout from the system</w:t>
+            <w:r>
+              <w:rPr>
+                <w:rFonts w:ascii="Times New Roman" w:hAnsi="Times New Roman" w:cs="Times New Roman"/>
+              </w:rPr>
+              <w:t>Tourist shall be able to login/logout from the system</w:t>
             </w:r>
           </w:p>
         </w:tc>
@@ -7591,19 +6999,11 @@
                 <w:rFonts w:ascii="Times New Roman" w:hAnsi="Times New Roman" w:cs="Times New Roman"/>
               </w:rPr>
             </w:pPr>
-            <w:proofErr w:type="gramStart"/>
-            <w:r>
-              <w:rPr>
-                <w:rFonts w:ascii="Times New Roman" w:hAnsi="Times New Roman" w:cs="Times New Roman"/>
-              </w:rPr>
-              <w:t>Tourist</w:t>
-            </w:r>
-            <w:proofErr w:type="gramEnd"/>
-            <w:r>
-              <w:rPr>
-                <w:rFonts w:ascii="Times New Roman" w:hAnsi="Times New Roman" w:cs="Times New Roman"/>
-              </w:rPr>
-              <w:t xml:space="preserve"> shall be able to reset their password</w:t>
+            <w:r>
+              <w:rPr>
+                <w:rFonts w:ascii="Times New Roman" w:hAnsi="Times New Roman" w:cs="Times New Roman"/>
+              </w:rPr>
+              <w:t>Tourist shall be able to reset their password</w:t>
             </w:r>
           </w:p>
         </w:tc>
@@ -7643,19 +7043,11 @@
                 <w:rFonts w:ascii="Times New Roman" w:hAnsi="Times New Roman" w:cs="Times New Roman"/>
               </w:rPr>
             </w:pPr>
-            <w:proofErr w:type="gramStart"/>
-            <w:r>
-              <w:rPr>
-                <w:rFonts w:ascii="Times New Roman" w:hAnsi="Times New Roman" w:cs="Times New Roman"/>
-              </w:rPr>
-              <w:t>Tourist</w:t>
-            </w:r>
-            <w:proofErr w:type="gramEnd"/>
-            <w:r>
-              <w:rPr>
-                <w:rFonts w:ascii="Times New Roman" w:hAnsi="Times New Roman" w:cs="Times New Roman"/>
-              </w:rPr>
-              <w:t xml:space="preserve"> shall be able to create and edit their profile</w:t>
+            <w:r>
+              <w:rPr>
+                <w:rFonts w:ascii="Times New Roman" w:hAnsi="Times New Roman" w:cs="Times New Roman"/>
+              </w:rPr>
+              <w:t>Tourist shall be able to create edit their profile</w:t>
             </w:r>
           </w:p>
         </w:tc>
@@ -7694,19 +7086,11 @@
                 <w:rFonts w:ascii="Times New Roman" w:hAnsi="Times New Roman" w:cs="Times New Roman"/>
               </w:rPr>
             </w:pPr>
-            <w:proofErr w:type="gramStart"/>
-            <w:r>
-              <w:rPr>
-                <w:rFonts w:ascii="Times New Roman" w:hAnsi="Times New Roman" w:cs="Times New Roman"/>
-              </w:rPr>
-              <w:t>Tourist</w:t>
-            </w:r>
-            <w:proofErr w:type="gramEnd"/>
-            <w:r>
-              <w:rPr>
-                <w:rFonts w:ascii="Times New Roman" w:hAnsi="Times New Roman" w:cs="Times New Roman"/>
-              </w:rPr>
-              <w:t xml:space="preserve"> shall be able to </w:t>
+            <w:r>
+              <w:rPr>
+                <w:rFonts w:ascii="Times New Roman" w:hAnsi="Times New Roman" w:cs="Times New Roman"/>
+              </w:rPr>
+              <w:t xml:space="preserve">Tourist shall be able to </w:t>
             </w:r>
             <w:r>
               <w:rPr>
@@ -7751,28 +7135,24 @@
                 <w:rFonts w:ascii="Times New Roman" w:hAnsi="Times New Roman" w:cs="Times New Roman"/>
               </w:rPr>
             </w:pPr>
-            <w:proofErr w:type="gramStart"/>
-            <w:r>
-              <w:rPr>
-                <w:rFonts w:ascii="Times New Roman" w:hAnsi="Times New Roman" w:cs="Times New Roman"/>
-              </w:rPr>
-              <w:t>Tourist</w:t>
-            </w:r>
-            <w:proofErr w:type="gramEnd"/>
-            <w:r>
-              <w:rPr>
-                <w:rFonts w:ascii="Times New Roman" w:hAnsi="Times New Roman" w:cs="Times New Roman"/>
-              </w:rPr>
-              <w:t xml:space="preserve"> shall be able to </w:t>
-            </w:r>
-            <w:proofErr w:type="gramStart"/>
-            <w:r>
-              <w:rPr>
-                <w:rFonts w:ascii="Times New Roman" w:hAnsi="Times New Roman" w:cs="Times New Roman"/>
-              </w:rPr>
-              <w:t>search</w:t>
-            </w:r>
-            <w:proofErr w:type="gramEnd"/>
+            <w:r>
+              <w:rPr>
+                <w:rFonts w:ascii="Times New Roman" w:hAnsi="Times New Roman" w:cs="Times New Roman"/>
+              </w:rPr>
+              <w:t xml:space="preserve">Tourist shall be able to </w:t>
+            </w:r>
+            <w:r>
+              <w:rPr>
+                <w:rFonts w:ascii="Times New Roman" w:hAnsi="Times New Roman" w:cs="Times New Roman"/>
+              </w:rPr>
+              <w:t xml:space="preserve">search </w:t>
+            </w:r>
+            <w:r>
+              <w:rPr>
+                <w:rFonts w:ascii="Times New Roman" w:hAnsi="Times New Roman" w:cs="Times New Roman"/>
+              </w:rPr>
+              <w:t>tour guides,</w:t>
+            </w:r>
             <w:r>
               <w:rPr>
                 <w:rFonts w:ascii="Times New Roman" w:hAnsi="Times New Roman" w:cs="Times New Roman"/>
@@ -7783,7 +7163,7 @@
               <w:rPr>
                 <w:rFonts w:ascii="Times New Roman" w:hAnsi="Times New Roman" w:cs="Times New Roman"/>
               </w:rPr>
-              <w:t>tour guides,</w:t>
+              <w:t>experiences,</w:t>
             </w:r>
             <w:r>
               <w:rPr>
@@ -7795,7 +7175,7 @@
               <w:rPr>
                 <w:rFonts w:ascii="Times New Roman" w:hAnsi="Times New Roman" w:cs="Times New Roman"/>
               </w:rPr>
-              <w:t>experiences,</w:t>
+              <w:t>hotels &amp; villas,</w:t>
             </w:r>
             <w:r>
               <w:rPr>
@@ -7807,19 +7187,7 @@
               <w:rPr>
                 <w:rFonts w:ascii="Times New Roman" w:hAnsi="Times New Roman" w:cs="Times New Roman"/>
               </w:rPr>
-              <w:t>hotels &amp; villas,</w:t>
-            </w:r>
-            <w:r>
-              <w:rPr>
-                <w:rFonts w:ascii="Times New Roman" w:hAnsi="Times New Roman" w:cs="Times New Roman"/>
-              </w:rPr>
-              <w:t xml:space="preserve"> </w:t>
-            </w:r>
-            <w:r>
-              <w:rPr>
-                <w:rFonts w:ascii="Times New Roman" w:hAnsi="Times New Roman" w:cs="Times New Roman"/>
-              </w:rPr>
-              <w:t>and shops near the area</w:t>
+              <w:t>and shops</w:t>
             </w:r>
           </w:p>
         </w:tc>
@@ -7858,19 +7226,11 @@
                 <w:rFonts w:ascii="Times New Roman" w:hAnsi="Times New Roman" w:cs="Times New Roman"/>
               </w:rPr>
             </w:pPr>
-            <w:proofErr w:type="gramStart"/>
-            <w:r>
-              <w:rPr>
-                <w:rFonts w:ascii="Times New Roman" w:hAnsi="Times New Roman" w:cs="Times New Roman"/>
-              </w:rPr>
-              <w:t>Tourist</w:t>
-            </w:r>
-            <w:proofErr w:type="gramEnd"/>
-            <w:r>
-              <w:rPr>
-                <w:rFonts w:ascii="Times New Roman" w:hAnsi="Times New Roman" w:cs="Times New Roman"/>
-              </w:rPr>
-              <w:t xml:space="preserve"> shall be able to filter results</w:t>
+            <w:r>
+              <w:rPr>
+                <w:rFonts w:ascii="Times New Roman" w:hAnsi="Times New Roman" w:cs="Times New Roman"/>
+              </w:rPr>
+              <w:t>Tourist shall be able to filter results</w:t>
             </w:r>
           </w:p>
         </w:tc>
@@ -7909,19 +7269,11 @@
                 <w:rFonts w:ascii="Times New Roman" w:hAnsi="Times New Roman" w:cs="Times New Roman"/>
               </w:rPr>
             </w:pPr>
-            <w:proofErr w:type="gramStart"/>
-            <w:r>
-              <w:rPr>
-                <w:rFonts w:ascii="Times New Roman" w:hAnsi="Times New Roman" w:cs="Times New Roman"/>
-              </w:rPr>
-              <w:t>Tourist</w:t>
-            </w:r>
-            <w:proofErr w:type="gramEnd"/>
-            <w:r>
-              <w:rPr>
-                <w:rFonts w:ascii="Times New Roman" w:hAnsi="Times New Roman" w:cs="Times New Roman"/>
-              </w:rPr>
-              <w:t xml:space="preserve"> shall be able to view listing pages with details</w:t>
+            <w:r>
+              <w:rPr>
+                <w:rFonts w:ascii="Times New Roman" w:hAnsi="Times New Roman" w:cs="Times New Roman"/>
+              </w:rPr>
+              <w:t>Tourist shall be able to view listing pages with details</w:t>
             </w:r>
           </w:p>
         </w:tc>
@@ -7960,19 +7312,11 @@
                 <w:rFonts w:ascii="Times New Roman" w:hAnsi="Times New Roman" w:cs="Times New Roman"/>
               </w:rPr>
             </w:pPr>
-            <w:proofErr w:type="gramStart"/>
-            <w:r>
-              <w:rPr>
-                <w:rFonts w:ascii="Times New Roman" w:hAnsi="Times New Roman" w:cs="Times New Roman"/>
-              </w:rPr>
-              <w:t>Tourist</w:t>
-            </w:r>
-            <w:proofErr w:type="gramEnd"/>
-            <w:r>
-              <w:rPr>
-                <w:rFonts w:ascii="Times New Roman" w:hAnsi="Times New Roman" w:cs="Times New Roman"/>
-              </w:rPr>
-              <w:t xml:space="preserve"> shall be able to book</w:t>
+            <w:r>
+              <w:rPr>
+                <w:rFonts w:ascii="Times New Roman" w:hAnsi="Times New Roman" w:cs="Times New Roman"/>
+              </w:rPr>
+              <w:t>Tourist shall be able to book</w:t>
             </w:r>
             <w:r>
               <w:rPr>
@@ -8023,19 +7367,11 @@
                 <w:rFonts w:ascii="Times New Roman" w:hAnsi="Times New Roman" w:cs="Times New Roman"/>
               </w:rPr>
             </w:pPr>
-            <w:proofErr w:type="gramStart"/>
-            <w:r>
-              <w:rPr>
-                <w:rFonts w:ascii="Times New Roman" w:hAnsi="Times New Roman" w:cs="Times New Roman"/>
-              </w:rPr>
-              <w:t>Tourist</w:t>
-            </w:r>
-            <w:proofErr w:type="gramEnd"/>
-            <w:r>
-              <w:rPr>
-                <w:rFonts w:ascii="Times New Roman" w:hAnsi="Times New Roman" w:cs="Times New Roman"/>
-              </w:rPr>
-              <w:t xml:space="preserve"> shall be able to see the status of their booking(pending/confirmed/rejected)</w:t>
+            <w:r>
+              <w:rPr>
+                <w:rFonts w:ascii="Times New Roman" w:hAnsi="Times New Roman" w:cs="Times New Roman"/>
+              </w:rPr>
+              <w:t>Tourist shall be able to see the status of their booking(pending/confirmed/rejected)</w:t>
             </w:r>
           </w:p>
         </w:tc>
@@ -8074,19 +7410,11 @@
                 <w:rFonts w:ascii="Times New Roman" w:hAnsi="Times New Roman" w:cs="Times New Roman"/>
               </w:rPr>
             </w:pPr>
-            <w:proofErr w:type="gramStart"/>
-            <w:r>
-              <w:rPr>
-                <w:rFonts w:ascii="Times New Roman" w:hAnsi="Times New Roman" w:cs="Times New Roman"/>
-              </w:rPr>
-              <w:t>Tourist</w:t>
-            </w:r>
-            <w:proofErr w:type="gramEnd"/>
-            <w:r>
-              <w:rPr>
-                <w:rFonts w:ascii="Times New Roman" w:hAnsi="Times New Roman" w:cs="Times New Roman"/>
-              </w:rPr>
-              <w:t xml:space="preserve"> shall be able to send messages to local</w:t>
+            <w:r>
+              <w:rPr>
+                <w:rFonts w:ascii="Times New Roman" w:hAnsi="Times New Roman" w:cs="Times New Roman"/>
+              </w:rPr>
+              <w:t>Tourist shall be able to send messages to local</w:t>
             </w:r>
             <w:r>
               <w:rPr>
@@ -8180,33 +7508,17 @@
                 <w:rFonts w:ascii="Times New Roman" w:hAnsi="Times New Roman" w:cs="Times New Roman"/>
               </w:rPr>
             </w:pPr>
-            <w:proofErr w:type="gramStart"/>
-            <w:r>
-              <w:rPr>
-                <w:rFonts w:ascii="Times New Roman" w:hAnsi="Times New Roman" w:cs="Times New Roman"/>
-              </w:rPr>
-              <w:t>Tourist</w:t>
-            </w:r>
-            <w:proofErr w:type="gramEnd"/>
-            <w:r>
-              <w:rPr>
-                <w:rFonts w:ascii="Times New Roman" w:hAnsi="Times New Roman" w:cs="Times New Roman"/>
-              </w:rPr>
-              <w:t xml:space="preserve"> </w:t>
-            </w:r>
-            <w:proofErr w:type="gramStart"/>
-            <w:r>
-              <w:rPr>
-                <w:rFonts w:ascii="Times New Roman" w:hAnsi="Times New Roman" w:cs="Times New Roman"/>
-              </w:rPr>
-              <w:t>shall</w:t>
-            </w:r>
-            <w:proofErr w:type="gramEnd"/>
-            <w:r>
-              <w:rPr>
-                <w:rFonts w:ascii="Times New Roman" w:hAnsi="Times New Roman" w:cs="Times New Roman"/>
-              </w:rPr>
-              <w:t xml:space="preserve"> be able to complete the payment after booking</w:t>
+            <w:r>
+              <w:rPr>
+                <w:rFonts w:ascii="Times New Roman" w:hAnsi="Times New Roman" w:cs="Times New Roman"/>
+              </w:rPr>
+              <w:t>Tourist shall be able to complete the payment after booking</w:t>
+            </w:r>
+            <w:r>
+              <w:rPr>
+                <w:rFonts w:ascii="Times New Roman" w:hAnsi="Times New Roman" w:cs="Times New Roman"/>
+              </w:rPr>
+              <w:t xml:space="preserve"> confirmed</w:t>
             </w:r>
           </w:p>
         </w:tc>
@@ -8242,7 +7554,6 @@
           <w:u w:val="single"/>
         </w:rPr>
       </w:pPr>
-      <w:proofErr w:type="gramStart"/>
       <w:r>
         <w:rPr>
           <w:rFonts w:ascii="Times New Roman" w:hAnsi="Times New Roman" w:cs="Times New Roman"/>
@@ -8250,17 +7561,7 @@
           <w:bCs/>
           <w:u w:val="single"/>
         </w:rPr>
-        <w:t>Non Functional</w:t>
-      </w:r>
-      <w:proofErr w:type="gramEnd"/>
-      <w:r>
-        <w:rPr>
-          <w:rFonts w:ascii="Times New Roman" w:hAnsi="Times New Roman" w:cs="Times New Roman"/>
-          <w:b/>
-          <w:bCs/>
-          <w:u w:val="single"/>
-        </w:rPr>
-        <w:t xml:space="preserve"> requirements</w:t>
+        <w:t>Non Functional requirements</w:t>
       </w:r>
     </w:p>
     <w:tbl>
@@ -8365,21 +7666,7 @@
               <w:rPr>
                 <w:rFonts w:ascii="Times New Roman" w:hAnsi="Times New Roman" w:cs="Times New Roman"/>
               </w:rPr>
-              <w:t xml:space="preserve">Platform should use </w:t>
-            </w:r>
-            <w:proofErr w:type="gramStart"/>
-            <w:r>
-              <w:rPr>
-                <w:rFonts w:ascii="Times New Roman" w:hAnsi="Times New Roman" w:cs="Times New Roman"/>
-              </w:rPr>
-              <w:t>an</w:t>
-            </w:r>
-            <w:proofErr w:type="gramEnd"/>
-            <w:r>
-              <w:rPr>
-                <w:rFonts w:ascii="Times New Roman" w:hAnsi="Times New Roman" w:cs="Times New Roman"/>
-              </w:rPr>
-              <w:t xml:space="preserve"> user friendly comfortable theme</w:t>
+              <w:t>Platform should use an user friendly comfortable theme</w:t>
             </w:r>
           </w:p>
         </w:tc>
@@ -8637,21 +7924,7 @@
               <w:rPr>
                 <w:rFonts w:ascii="Times New Roman" w:hAnsi="Times New Roman" w:cs="Times New Roman"/>
               </w:rPr>
-              <w:t xml:space="preserve">Pages should </w:t>
-            </w:r>
-            <w:proofErr w:type="gramStart"/>
-            <w:r>
-              <w:rPr>
-                <w:rFonts w:ascii="Times New Roman" w:hAnsi="Times New Roman" w:cs="Times New Roman"/>
-              </w:rPr>
-              <w:t>load</w:t>
-            </w:r>
-            <w:proofErr w:type="gramEnd"/>
-            <w:r>
-              <w:rPr>
-                <w:rFonts w:ascii="Times New Roman" w:hAnsi="Times New Roman" w:cs="Times New Roman"/>
-              </w:rPr>
-              <w:t xml:space="preserve"> within 3 seconds</w:t>
+              <w:t>Pages should load within 3 seconds</w:t>
             </w:r>
           </w:p>
         </w:tc>
@@ -8684,7 +7957,6 @@
           <w:rFonts w:ascii="Times New Roman" w:hAnsi="Times New Roman" w:cs="Times New Roman"/>
           <w:u w:val="single"/>
         </w:rPr>
-        <w:lastRenderedPageBreak/>
         <w:t>Proposed Technologies</w:t>
       </w:r>
       <w:bookmarkEnd w:id="6"/>
@@ -8740,6 +8012,7 @@
           <w:rFonts w:ascii="Times New Roman" w:hAnsi="Times New Roman" w:cs="Times New Roman"/>
           <w:noProof/>
         </w:rPr>
+        <w:lastRenderedPageBreak/>
         <w:t>For the database I will be using MySql</w:t>
       </w:r>
     </w:p>

--- a/docsCeylonTourMateLK/proposal/CeylonTourMate.LK.docx
+++ b/docsCeylonTourMateLK/proposal/CeylonTourMate.LK.docx
@@ -3762,19 +3762,7 @@
               <w:rPr>
                 <w:rFonts w:ascii="Times New Roman" w:hAnsi="Times New Roman" w:cs="Times New Roman"/>
               </w:rPr>
-              <w:t xml:space="preserve"> and </w:t>
-            </w:r>
-            <w:r>
-              <w:rPr>
-                <w:rFonts w:ascii="Times New Roman" w:hAnsi="Times New Roman" w:cs="Times New Roman"/>
-              </w:rPr>
-              <w:t>approve/reject</w:t>
-            </w:r>
-            <w:r>
-              <w:rPr>
-                <w:rFonts w:ascii="Times New Roman" w:hAnsi="Times New Roman" w:cs="Times New Roman"/>
-              </w:rPr>
-              <w:t xml:space="preserve"> them</w:t>
+              <w:t xml:space="preserve"> and approve/reject them</w:t>
             </w:r>
           </w:p>
         </w:tc>
@@ -4870,7 +4858,13 @@
               <w:rPr>
                 <w:rFonts w:ascii="Times New Roman" w:hAnsi="Times New Roman" w:cs="Times New Roman"/>
               </w:rPr>
-              <w:t>shall be able to reply to tourist messages</w:t>
+              <w:t xml:space="preserve">shall be able to </w:t>
+            </w:r>
+            <w:r>
+              <w:rPr>
+                <w:rFonts w:ascii="Times New Roman" w:hAnsi="Times New Roman" w:cs="Times New Roman"/>
+              </w:rPr>
+              <w:t>message /reply to tourists</w:t>
             </w:r>
           </w:p>
         </w:tc>
@@ -5439,7 +5433,13 @@
               <w:rPr>
                 <w:rFonts w:ascii="Times New Roman" w:hAnsi="Times New Roman" w:cs="Times New Roman"/>
               </w:rPr>
-              <w:t xml:space="preserve"> shall be able to reply to tourist messages</w:t>
+              <w:t xml:space="preserve"> </w:t>
+            </w:r>
+            <w:r>
+              <w:rPr>
+                <w:rFonts w:ascii="Times New Roman" w:hAnsi="Times New Roman" w:cs="Times New Roman"/>
+              </w:rPr>
+              <w:t>shall be able to message /reply to tourists</w:t>
             </w:r>
           </w:p>
         </w:tc>
@@ -6077,7 +6077,13 @@
               <w:rPr>
                 <w:rFonts w:ascii="Times New Roman" w:hAnsi="Times New Roman" w:cs="Times New Roman"/>
               </w:rPr>
-              <w:t>Hotel owner shall be able to reply to tourist messages</w:t>
+              <w:t xml:space="preserve">Hotel owner </w:t>
+            </w:r>
+            <w:r>
+              <w:rPr>
+                <w:rFonts w:ascii="Times New Roman" w:hAnsi="Times New Roman" w:cs="Times New Roman"/>
+              </w:rPr>
+              <w:t>shall be able to message /reply to tourists</w:t>
             </w:r>
           </w:p>
         </w:tc>
@@ -6718,7 +6724,7 @@
               <w:rPr>
                 <w:rFonts w:ascii="Times New Roman" w:hAnsi="Times New Roman" w:cs="Times New Roman"/>
               </w:rPr>
-              <w:t>shall be able to reply to tourist messages</w:t>
+              <w:t>shall be able to message /reply to tourists</w:t>
             </w:r>
           </w:p>
         </w:tc>

--- a/docsCeylonTourMateLK/proposal/CeylonTourMate.LK.docx
+++ b/docsCeylonTourMateLK/proposal/CeylonTourMate.LK.docx
@@ -494,34 +494,14 @@
         <w:br/>
         <w:t xml:space="preserve">Name: </w:t>
       </w:r>
-      <w:proofErr w:type="spellStart"/>
       <w:r>
         <w:rPr>
           <w:rFonts w:ascii="Times New Roman" w:hAnsi="Times New Roman" w:cs="Times New Roman"/>
           <w:sz w:val="28"/>
           <w:szCs w:val="28"/>
         </w:rPr>
-        <w:t>K.K.Naveen</w:t>
-      </w:r>
-      <w:proofErr w:type="spellEnd"/>
-      <w:r>
-        <w:rPr>
-          <w:rFonts w:ascii="Times New Roman" w:hAnsi="Times New Roman" w:cs="Times New Roman"/>
-          <w:sz w:val="28"/>
-          <w:szCs w:val="28"/>
-        </w:rPr>
-        <w:t xml:space="preserve"> Rashmika </w:t>
-      </w:r>
-      <w:proofErr w:type="spellStart"/>
-      <w:r>
-        <w:rPr>
-          <w:rFonts w:ascii="Times New Roman" w:hAnsi="Times New Roman" w:cs="Times New Roman"/>
-          <w:sz w:val="28"/>
-          <w:szCs w:val="28"/>
-        </w:rPr>
-        <w:t>Devinda</w:t>
-      </w:r>
-      <w:proofErr w:type="spellEnd"/>
+        <w:t>K.K.Naveen Rashmika Devinda</w:t>
+      </w:r>
       <w:r>
         <w:rPr>
           <w:rFonts w:ascii="Times New Roman" w:hAnsi="Times New Roman" w:cs="Times New Roman"/>
@@ -647,34 +627,14 @@
         </w:rPr>
         <w:t xml:space="preserve"> </w:t>
       </w:r>
-      <w:proofErr w:type="spellStart"/>
       <w:r>
         <w:rPr>
           <w:rFonts w:ascii="Times New Roman" w:hAnsi="Times New Roman" w:cs="Times New Roman"/>
           <w:sz w:val="28"/>
           <w:szCs w:val="28"/>
         </w:rPr>
-        <w:t>Ashanthi</w:t>
-      </w:r>
-      <w:proofErr w:type="spellEnd"/>
-      <w:r>
-        <w:rPr>
-          <w:rFonts w:ascii="Times New Roman" w:hAnsi="Times New Roman" w:cs="Times New Roman"/>
-          <w:sz w:val="28"/>
-          <w:szCs w:val="28"/>
-        </w:rPr>
-        <w:t xml:space="preserve"> </w:t>
-      </w:r>
-      <w:proofErr w:type="spellStart"/>
-      <w:r>
-        <w:rPr>
-          <w:rFonts w:ascii="Times New Roman" w:hAnsi="Times New Roman" w:cs="Times New Roman"/>
-          <w:sz w:val="28"/>
-          <w:szCs w:val="28"/>
-        </w:rPr>
-        <w:t>kurakulasuriya</w:t>
-      </w:r>
-      <w:proofErr w:type="spellEnd"/>
+        <w:t>Ashanthi kurakulasuriya</w:t>
+      </w:r>
     </w:p>
     <w:p>
       <w:pPr>
@@ -784,44 +744,16 @@
           <w:sz w:val="28"/>
           <w:szCs w:val="28"/>
         </w:rPr>
-        <w:t xml:space="preserve">is an original work done by me under the guidance of </w:t>
-      </w:r>
-      <w:proofErr w:type="spellStart"/>
+        <w:t>is an original work done by me under the guidance of M</w:t>
+      </w:r>
       <w:r>
         <w:rPr>
           <w:rFonts w:ascii="Times New Roman" w:hAnsi="Times New Roman" w:cs="Times New Roman"/>
           <w:sz w:val="28"/>
           <w:szCs w:val="28"/>
         </w:rPr>
-        <w:t>M</w:t>
-      </w:r>
-      <w:r>
-        <w:rPr>
-          <w:rFonts w:ascii="Times New Roman" w:hAnsi="Times New Roman" w:cs="Times New Roman"/>
-          <w:sz w:val="28"/>
-          <w:szCs w:val="28"/>
-        </w:rPr>
-        <w:t>s.Ashanthi</w:t>
-      </w:r>
-      <w:proofErr w:type="spellEnd"/>
-      <w:r>
-        <w:rPr>
-          <w:rFonts w:ascii="Times New Roman" w:hAnsi="Times New Roman" w:cs="Times New Roman"/>
-          <w:sz w:val="28"/>
-          <w:szCs w:val="28"/>
-        </w:rPr>
-        <w:t xml:space="preserve"> </w:t>
-      </w:r>
-      <w:proofErr w:type="spellStart"/>
-      <w:r>
-        <w:rPr>
-          <w:rFonts w:ascii="Times New Roman" w:hAnsi="Times New Roman" w:cs="Times New Roman"/>
-          <w:sz w:val="28"/>
-          <w:szCs w:val="28"/>
-        </w:rPr>
-        <w:t>kurakulasuriya</w:t>
-      </w:r>
-      <w:proofErr w:type="spellEnd"/>
+        <w:t>s.Ashanthi kurakulasuriya</w:t>
+      </w:r>
       <w:r>
         <w:rPr>
           <w:rFonts w:ascii="Times New Roman" w:hAnsi="Times New Roman" w:cs="Times New Roman"/>
@@ -1025,16 +957,8 @@
         <w:rPr>
           <w:rFonts w:ascii="Times New Roman" w:hAnsi="Times New Roman" w:cs="Times New Roman"/>
         </w:rPr>
-        <w:t xml:space="preserve">Naveen Rashmika </w:t>
-      </w:r>
-      <w:proofErr w:type="spellStart"/>
-      <w:r>
-        <w:rPr>
-          <w:rFonts w:ascii="Times New Roman" w:hAnsi="Times New Roman" w:cs="Times New Roman"/>
-        </w:rPr>
-        <w:t>Devinda</w:t>
-      </w:r>
-      <w:proofErr w:type="spellEnd"/>
+        <w:t>Naveen Rashmika Devinda</w:t>
+      </w:r>
     </w:p>
     <w:p>
       <w:pPr>
@@ -1900,7 +1824,6 @@
         </w:rPr>
         <w:t xml:space="preserve"> economy </w:t>
       </w:r>
-      <w:proofErr w:type="spellStart"/>
       <w:r>
         <w:rPr>
           <w:rFonts w:ascii="Times New Roman" w:hAnsi="Times New Roman" w:cs="Times New Roman"/>
@@ -1917,14 +1840,7 @@
         <w:rPr>
           <w:rFonts w:ascii="Times New Roman" w:hAnsi="Times New Roman" w:cs="Times New Roman"/>
         </w:rPr>
-        <w:t>According</w:t>
-      </w:r>
-      <w:proofErr w:type="spellEnd"/>
-      <w:r>
-        <w:rPr>
-          <w:rFonts w:ascii="Times New Roman" w:hAnsi="Times New Roman" w:cs="Times New Roman"/>
-        </w:rPr>
-        <w:t xml:space="preserve"> to the </w:t>
+        <w:t xml:space="preserve">According to the </w:t>
       </w:r>
       <w:r>
         <w:rPr>
@@ -2195,29 +2111,13 @@
           <w:b/>
           <w:bCs/>
         </w:rPr>
-        <w:t xml:space="preserve">Ceylon Tour </w:t>
-      </w:r>
-      <w:proofErr w:type="spellStart"/>
-      <w:r>
-        <w:rPr>
-          <w:rFonts w:ascii="Times New Roman" w:hAnsi="Times New Roman" w:cs="Times New Roman"/>
-          <w:b/>
-          <w:bCs/>
-        </w:rPr>
-        <w:t>Mate.lk</w:t>
-      </w:r>
-      <w:r>
-        <w:rPr>
-          <w:rFonts w:ascii="Times New Roman" w:hAnsi="Times New Roman" w:cs="Times New Roman"/>
-        </w:rPr>
-        <w:t>”to</w:t>
-      </w:r>
-      <w:proofErr w:type="spellEnd"/>
-      <w:r>
-        <w:rPr>
-          <w:rFonts w:ascii="Times New Roman" w:hAnsi="Times New Roman" w:cs="Times New Roman"/>
-        </w:rPr>
-        <w:t xml:space="preserve"> give reliable trustworthy </w:t>
+        <w:t>Ceylon Tour Mate.lk</w:t>
+      </w:r>
+      <w:r>
+        <w:rPr>
+          <w:rFonts w:ascii="Times New Roman" w:hAnsi="Times New Roman" w:cs="Times New Roman"/>
+        </w:rPr>
+        <w:t xml:space="preserve">”to give reliable trustworthy </w:t>
       </w:r>
       <w:r>
         <w:rPr>
@@ -2457,35 +2357,7 @@
         <w:rPr>
           <w:rFonts w:ascii="Times New Roman" w:hAnsi="Times New Roman" w:cs="Times New Roman"/>
         </w:rPr>
-        <w:t xml:space="preserve"> is another big </w:t>
-      </w:r>
-      <w:proofErr w:type="spellStart"/>
-      <w:r>
-        <w:rPr>
-          <w:rFonts w:ascii="Times New Roman" w:hAnsi="Times New Roman" w:cs="Times New Roman"/>
-        </w:rPr>
-        <w:t>challenge.Not</w:t>
-      </w:r>
-      <w:proofErr w:type="spellEnd"/>
-      <w:r>
-        <w:rPr>
-          <w:rFonts w:ascii="Times New Roman" w:hAnsi="Times New Roman" w:cs="Times New Roman"/>
-        </w:rPr>
-        <w:t xml:space="preserve"> every local </w:t>
-      </w:r>
-      <w:proofErr w:type="spellStart"/>
-      <w:r>
-        <w:rPr>
-          <w:rFonts w:ascii="Times New Roman" w:hAnsi="Times New Roman" w:cs="Times New Roman"/>
-        </w:rPr>
-        <w:t>srilankan</w:t>
-      </w:r>
-      <w:proofErr w:type="spellEnd"/>
-      <w:r>
-        <w:rPr>
-          <w:rFonts w:ascii="Times New Roman" w:hAnsi="Times New Roman" w:cs="Times New Roman"/>
-        </w:rPr>
-        <w:t xml:space="preserve"> speaks English fluently,</w:t>
+        <w:t xml:space="preserve"> is another big challenge.Not every local srilankan speaks English fluently,</w:t>
       </w:r>
       <w:r>
         <w:rPr>
@@ -3640,21 +3512,7 @@
               <w:rPr>
                 <w:rFonts w:ascii="Times New Roman" w:hAnsi="Times New Roman" w:cs="Times New Roman"/>
               </w:rPr>
-              <w:t>(</w:t>
-            </w:r>
-            <w:proofErr w:type="spellStart"/>
-            <w:r>
-              <w:rPr>
-                <w:rFonts w:ascii="Times New Roman" w:hAnsi="Times New Roman" w:cs="Times New Roman"/>
-              </w:rPr>
-              <w:t>add,delete</w:t>
-            </w:r>
-            <w:proofErr w:type="spellEnd"/>
-            <w:r>
-              <w:rPr>
-                <w:rFonts w:ascii="Times New Roman" w:hAnsi="Times New Roman" w:cs="Times New Roman"/>
-              </w:rPr>
-              <w:t>)</w:t>
+              <w:t>(add,delete)</w:t>
             </w:r>
             <w:r>
               <w:rPr>
@@ -4535,7 +4393,7 @@
               <w:rPr>
                 <w:rFonts w:ascii="Times New Roman" w:hAnsi="Times New Roman" w:cs="Times New Roman"/>
               </w:rPr>
-              <w:t>their business</w:t>
+              <w:t>their</w:t>
             </w:r>
             <w:r>
               <w:rPr>
@@ -5201,7 +5059,7 @@
               <w:rPr>
                 <w:rFonts w:ascii="Times New Roman" w:hAnsi="Times New Roman" w:cs="Times New Roman"/>
               </w:rPr>
-              <w:t xml:space="preserve"> shall be able to create and edit their business profile</w:t>
+              <w:t xml:space="preserve"> shall be able to create and edit their profile</w:t>
             </w:r>
           </w:p>
         </w:tc>
@@ -5439,7 +5297,25 @@
               <w:rPr>
                 <w:rFonts w:ascii="Times New Roman" w:hAnsi="Times New Roman" w:cs="Times New Roman"/>
               </w:rPr>
-              <w:t>shall be able to message /reply to tourists</w:t>
+              <w:t>shall be able to</w:t>
+            </w:r>
+            <w:r>
+              <w:rPr>
+                <w:rFonts w:ascii="Times New Roman" w:hAnsi="Times New Roman" w:cs="Times New Roman"/>
+              </w:rPr>
+              <w:t xml:space="preserve"> </w:t>
+            </w:r>
+            <w:r>
+              <w:rPr>
+                <w:rFonts w:ascii="Times New Roman" w:hAnsi="Times New Roman" w:cs="Times New Roman"/>
+              </w:rPr>
+              <w:t>reply to tourist</w:t>
+            </w:r>
+            <w:r>
+              <w:rPr>
+                <w:rFonts w:ascii="Times New Roman" w:hAnsi="Times New Roman" w:cs="Times New Roman"/>
+              </w:rPr>
+              <w:t xml:space="preserve"> messages</w:t>
             </w:r>
           </w:p>
         </w:tc>
@@ -5814,7 +5690,7 @@
               <w:rPr>
                 <w:rFonts w:ascii="Times New Roman" w:hAnsi="Times New Roman" w:cs="Times New Roman"/>
               </w:rPr>
-              <w:t>Hotel owner shall be able to create and edit their business profile</w:t>
+              <w:t>Hotel owner shall be able to create and edit their profile</w:t>
             </w:r>
           </w:p>
         </w:tc>
@@ -6443,7 +6319,7 @@
               <w:rPr>
                 <w:rFonts w:ascii="Times New Roman" w:hAnsi="Times New Roman" w:cs="Times New Roman"/>
               </w:rPr>
-              <w:t>shall be able to create and edit their business profile</w:t>
+              <w:t>shall be able to create and edit their profile</w:t>
             </w:r>
           </w:p>
         </w:tc>
@@ -8424,21 +8300,7 @@
         <w:rPr>
           <w:rFonts w:ascii="Times New Roman" w:hAnsi="Times New Roman" w:cs="Times New Roman"/>
         </w:rPr>
-        <w:t xml:space="preserve">This is the </w:t>
-      </w:r>
-      <w:proofErr w:type="spellStart"/>
-      <w:r>
-        <w:rPr>
-          <w:rFonts w:ascii="Times New Roman" w:hAnsi="Times New Roman" w:cs="Times New Roman"/>
-        </w:rPr>
-        <w:t>gantt</w:t>
-      </w:r>
-      <w:proofErr w:type="spellEnd"/>
-      <w:r>
-        <w:rPr>
-          <w:rFonts w:ascii="Times New Roman" w:hAnsi="Times New Roman" w:cs="Times New Roman"/>
-        </w:rPr>
-        <w:t xml:space="preserve"> chart of my project</w:t>
+        <w:t>This is the gantt chart of my project</w:t>
       </w:r>
     </w:p>
     <w:p>

--- a/docsCeylonTourMateLK/proposal/CeylonTourMate.LK.docx
+++ b/docsCeylonTourMateLK/proposal/CeylonTourMate.LK.docx
@@ -4742,6 +4742,61 @@
                 <w:rFonts w:ascii="Times New Roman" w:hAnsi="Times New Roman" w:cs="Times New Roman"/>
               </w:rPr>
             </w:pPr>
+          </w:p>
+        </w:tc>
+        <w:tc>
+          <w:tcPr>
+            <w:tcW w:w="8617" w:type="dxa"/>
+          </w:tcPr>
+          <w:p>
+            <w:pPr>
+              <w:cnfStyle w:val="000000000000" w:firstRow="0" w:lastRow="0" w:firstColumn="0" w:lastColumn="0" w:oddVBand="0" w:evenVBand="0" w:oddHBand="0" w:evenHBand="0" w:firstRowFirstColumn="0" w:firstRowLastColumn="0" w:lastRowFirstColumn="0" w:lastRowLastColumn="0"/>
+              <w:rPr>
+                <w:rFonts w:ascii="Times New Roman" w:hAnsi="Times New Roman" w:cs="Times New Roman"/>
+              </w:rPr>
+            </w:pPr>
+            <w:r>
+              <w:rPr>
+                <w:rFonts w:ascii="Times New Roman" w:hAnsi="Times New Roman" w:cs="Times New Roman"/>
+              </w:rPr>
+              <w:t xml:space="preserve">Tour guide </w:t>
+            </w:r>
+            <w:r>
+              <w:rPr>
+                <w:rFonts w:ascii="Times New Roman" w:hAnsi="Times New Roman" w:cs="Times New Roman"/>
+              </w:rPr>
+              <w:t xml:space="preserve">shall be able to </w:t>
+            </w:r>
+            <w:r>
+              <w:rPr>
+                <w:rFonts w:ascii="Times New Roman" w:hAnsi="Times New Roman" w:cs="Times New Roman"/>
+              </w:rPr>
+              <w:t>view</w:t>
+            </w:r>
+            <w:r>
+              <w:rPr>
+                <w:rFonts w:ascii="Times New Roman" w:hAnsi="Times New Roman" w:cs="Times New Roman"/>
+              </w:rPr>
+              <w:t xml:space="preserve"> notifications</w:t>
+            </w:r>
+          </w:p>
+        </w:tc>
+      </w:tr>
+      <w:tr>
+        <w:trPr>
+          <w:trHeight w:val="437"/>
+        </w:trPr>
+        <w:tc>
+          <w:tcPr>
+            <w:cnfStyle w:val="001000000000" w:firstRow="0" w:lastRow="0" w:firstColumn="1" w:lastColumn="0" w:oddVBand="0" w:evenVBand="0" w:oddHBand="0" w:evenHBand="0" w:firstRowFirstColumn="0" w:firstRowLastColumn="0" w:lastRowFirstColumn="0" w:lastRowLastColumn="0"/>
+            <w:tcW w:w="912" w:type="dxa"/>
+          </w:tcPr>
+          <w:p>
+            <w:pPr>
+              <w:rPr>
+                <w:rFonts w:ascii="Times New Roman" w:hAnsi="Times New Roman" w:cs="Times New Roman"/>
+              </w:rPr>
+            </w:pPr>
             <w:r>
               <w:rPr>
                 <w:rFonts w:ascii="Times New Roman" w:hAnsi="Times New Roman" w:cs="Times New Roman"/>
@@ -5335,6 +5390,61 @@
                 <w:rFonts w:ascii="Times New Roman" w:hAnsi="Times New Roman" w:cs="Times New Roman"/>
               </w:rPr>
             </w:pPr>
+          </w:p>
+        </w:tc>
+        <w:tc>
+          <w:tcPr>
+            <w:tcW w:w="8617" w:type="dxa"/>
+          </w:tcPr>
+          <w:p>
+            <w:pPr>
+              <w:cnfStyle w:val="000000000000" w:firstRow="0" w:lastRow="0" w:firstColumn="0" w:lastColumn="0" w:oddVBand="0" w:evenVBand="0" w:oddHBand="0" w:evenHBand="0" w:firstRowFirstColumn="0" w:firstRowLastColumn="0" w:lastRowFirstColumn="0" w:lastRowLastColumn="0"/>
+              <w:rPr>
+                <w:rFonts w:ascii="Times New Roman" w:hAnsi="Times New Roman" w:cs="Times New Roman"/>
+              </w:rPr>
+            </w:pPr>
+            <w:r>
+              <w:rPr>
+                <w:rFonts w:ascii="Times New Roman" w:hAnsi="Times New Roman" w:cs="Times New Roman"/>
+              </w:rPr>
+              <w:t xml:space="preserve">Shop owner </w:t>
+            </w:r>
+            <w:r>
+              <w:rPr>
+                <w:rFonts w:ascii="Times New Roman" w:hAnsi="Times New Roman" w:cs="Times New Roman"/>
+              </w:rPr>
+              <w:t xml:space="preserve">shall be able to </w:t>
+            </w:r>
+            <w:r>
+              <w:rPr>
+                <w:rFonts w:ascii="Times New Roman" w:hAnsi="Times New Roman" w:cs="Times New Roman"/>
+              </w:rPr>
+              <w:t>view</w:t>
+            </w:r>
+            <w:r>
+              <w:rPr>
+                <w:rFonts w:ascii="Times New Roman" w:hAnsi="Times New Roman" w:cs="Times New Roman"/>
+              </w:rPr>
+              <w:t xml:space="preserve"> notifications</w:t>
+            </w:r>
+          </w:p>
+        </w:tc>
+      </w:tr>
+      <w:tr>
+        <w:trPr>
+          <w:trHeight w:val="437"/>
+        </w:trPr>
+        <w:tc>
+          <w:tcPr>
+            <w:cnfStyle w:val="001000000000" w:firstRow="0" w:lastRow="0" w:firstColumn="1" w:lastColumn="0" w:oddVBand="0" w:evenVBand="0" w:oddHBand="0" w:evenHBand="0" w:firstRowFirstColumn="0" w:firstRowLastColumn="0" w:lastRowFirstColumn="0" w:lastRowLastColumn="0"/>
+            <w:tcW w:w="912" w:type="dxa"/>
+          </w:tcPr>
+          <w:p>
+            <w:pPr>
+              <w:rPr>
+                <w:rFonts w:ascii="Times New Roman" w:hAnsi="Times New Roman" w:cs="Times New Roman"/>
+              </w:rPr>
+            </w:pPr>
             <w:r>
               <w:rPr>
                 <w:rFonts w:ascii="Times New Roman" w:hAnsi="Times New Roman" w:cs="Times New Roman"/>
@@ -5530,6 +5640,7 @@
               <w:rPr>
                 <w:rFonts w:ascii="Times New Roman" w:hAnsi="Times New Roman" w:cs="Times New Roman"/>
               </w:rPr>
+              <w:lastRenderedPageBreak/>
               <w:t>H</w:t>
             </w:r>
             <w:r>
@@ -5960,6 +6071,61 @@
                 <w:rFonts w:ascii="Times New Roman" w:hAnsi="Times New Roman" w:cs="Times New Roman"/>
               </w:rPr>
               <w:t>shall be able to message /reply to tourists</w:t>
+            </w:r>
+          </w:p>
+        </w:tc>
+      </w:tr>
+      <w:tr>
+        <w:trPr>
+          <w:trHeight w:val="437"/>
+        </w:trPr>
+        <w:tc>
+          <w:tcPr>
+            <w:cnfStyle w:val="001000000000" w:firstRow="0" w:lastRow="0" w:firstColumn="1" w:lastColumn="0" w:oddVBand="0" w:evenVBand="0" w:oddHBand="0" w:evenHBand="0" w:firstRowFirstColumn="0" w:firstRowLastColumn="0" w:lastRowFirstColumn="0" w:lastRowLastColumn="0"/>
+            <w:tcW w:w="912" w:type="dxa"/>
+          </w:tcPr>
+          <w:p>
+            <w:pPr>
+              <w:rPr>
+                <w:rFonts w:ascii="Times New Roman" w:hAnsi="Times New Roman" w:cs="Times New Roman"/>
+              </w:rPr>
+            </w:pPr>
+          </w:p>
+        </w:tc>
+        <w:tc>
+          <w:tcPr>
+            <w:tcW w:w="8617" w:type="dxa"/>
+          </w:tcPr>
+          <w:p>
+            <w:pPr>
+              <w:cnfStyle w:val="000000000000" w:firstRow="0" w:lastRow="0" w:firstColumn="0" w:lastColumn="0" w:oddVBand="0" w:evenVBand="0" w:oddHBand="0" w:evenHBand="0" w:firstRowFirstColumn="0" w:firstRowLastColumn="0" w:lastRowFirstColumn="0" w:lastRowLastColumn="0"/>
+              <w:rPr>
+                <w:rFonts w:ascii="Times New Roman" w:hAnsi="Times New Roman" w:cs="Times New Roman"/>
+              </w:rPr>
+            </w:pPr>
+            <w:r>
+              <w:rPr>
+                <w:rFonts w:ascii="Times New Roman" w:hAnsi="Times New Roman" w:cs="Times New Roman"/>
+              </w:rPr>
+              <w:t xml:space="preserve">Hotel owner </w:t>
+            </w:r>
+            <w:r>
+              <w:rPr>
+                <w:rFonts w:ascii="Times New Roman" w:hAnsi="Times New Roman" w:cs="Times New Roman"/>
+              </w:rPr>
+              <w:t xml:space="preserve">shall be able to </w:t>
+            </w:r>
+            <w:r>
+              <w:rPr>
+                <w:rFonts w:ascii="Times New Roman" w:hAnsi="Times New Roman" w:cs="Times New Roman"/>
+              </w:rPr>
+              <w:t>view</w:t>
+            </w:r>
+            <w:r>
+              <w:rPr>
+                <w:rFonts w:ascii="Times New Roman" w:hAnsi="Times New Roman" w:cs="Times New Roman"/>
+              </w:rPr>
+              <w:t xml:space="preserve"> notifications</w:t>
             </w:r>
           </w:p>
         </w:tc>
@@ -6620,6 +6786,61 @@
                 <w:rFonts w:ascii="Times New Roman" w:hAnsi="Times New Roman" w:cs="Times New Roman"/>
               </w:rPr>
             </w:pPr>
+          </w:p>
+        </w:tc>
+        <w:tc>
+          <w:tcPr>
+            <w:tcW w:w="8617" w:type="dxa"/>
+          </w:tcPr>
+          <w:p>
+            <w:pPr>
+              <w:cnfStyle w:val="000000000000" w:firstRow="0" w:lastRow="0" w:firstColumn="0" w:lastColumn="0" w:oddVBand="0" w:evenVBand="0" w:oddHBand="0" w:evenHBand="0" w:firstRowFirstColumn="0" w:firstRowLastColumn="0" w:lastRowFirstColumn="0" w:lastRowLastColumn="0"/>
+              <w:rPr>
+                <w:rFonts w:ascii="Times New Roman" w:hAnsi="Times New Roman" w:cs="Times New Roman"/>
+              </w:rPr>
+            </w:pPr>
+            <w:r>
+              <w:rPr>
+                <w:rFonts w:ascii="Times New Roman" w:hAnsi="Times New Roman" w:cs="Times New Roman"/>
+              </w:rPr>
+              <w:t xml:space="preserve">Experience provider </w:t>
+            </w:r>
+            <w:r>
+              <w:rPr>
+                <w:rFonts w:ascii="Times New Roman" w:hAnsi="Times New Roman" w:cs="Times New Roman"/>
+              </w:rPr>
+              <w:t xml:space="preserve">shall be able to </w:t>
+            </w:r>
+            <w:r>
+              <w:rPr>
+                <w:rFonts w:ascii="Times New Roman" w:hAnsi="Times New Roman" w:cs="Times New Roman"/>
+              </w:rPr>
+              <w:t>view</w:t>
+            </w:r>
+            <w:r>
+              <w:rPr>
+                <w:rFonts w:ascii="Times New Roman" w:hAnsi="Times New Roman" w:cs="Times New Roman"/>
+              </w:rPr>
+              <w:t xml:space="preserve"> notifications</w:t>
+            </w:r>
+          </w:p>
+        </w:tc>
+      </w:tr>
+      <w:tr>
+        <w:trPr>
+          <w:trHeight w:val="437"/>
+        </w:trPr>
+        <w:tc>
+          <w:tcPr>
+            <w:cnfStyle w:val="001000000000" w:firstRow="0" w:lastRow="0" w:firstColumn="1" w:lastColumn="0" w:oddVBand="0" w:evenVBand="0" w:oddHBand="0" w:evenHBand="0" w:firstRowFirstColumn="0" w:firstRowLastColumn="0" w:lastRowFirstColumn="0" w:lastRowLastColumn="0"/>
+            <w:tcW w:w="912" w:type="dxa"/>
+          </w:tcPr>
+          <w:p>
+            <w:pPr>
+              <w:rPr>
+                <w:rFonts w:ascii="Times New Roman" w:hAnsi="Times New Roman" w:cs="Times New Roman"/>
+              </w:rPr>
+            </w:pPr>
             <w:r>
               <w:rPr>
                 <w:rFonts w:ascii="Times New Roman" w:hAnsi="Times New Roman" w:cs="Times New Roman"/>
@@ -6724,6 +6945,7 @@
                 <w:sz w:val="28"/>
                 <w:szCs w:val="28"/>
               </w:rPr>
+              <w:lastRenderedPageBreak/>
               <w:t>ID</w:t>
             </w:r>
           </w:p>
@@ -6909,7 +7131,6 @@
               <w:rPr>
                 <w:rFonts w:ascii="Times New Roman" w:hAnsi="Times New Roman" w:cs="Times New Roman"/>
               </w:rPr>
-              <w:lastRenderedPageBreak/>
               <w:t>T-03</w:t>
             </w:r>
           </w:p>
@@ -6978,7 +7199,13 @@
               <w:rPr>
                 <w:rFonts w:ascii="Times New Roman" w:hAnsi="Times New Roman" w:cs="Times New Roman"/>
               </w:rPr>
-              <w:t>receive notifications</w:t>
+              <w:t>view</w:t>
+            </w:r>
+            <w:r>
+              <w:rPr>
+                <w:rFonts w:ascii="Times New Roman" w:hAnsi="Times New Roman" w:cs="Times New Roman"/>
+              </w:rPr>
+              <w:t xml:space="preserve"> notifications</w:t>
             </w:r>
           </w:p>
         </w:tc>
@@ -7783,6 +8010,43 @@
                 <w:rFonts w:ascii="Times New Roman" w:hAnsi="Times New Roman" w:cs="Times New Roman"/>
               </w:rPr>
             </w:pPr>
+          </w:p>
+        </w:tc>
+        <w:tc>
+          <w:tcPr>
+            <w:tcW w:w="8792" w:type="dxa"/>
+          </w:tcPr>
+          <w:p>
+            <w:pPr>
+              <w:cnfStyle w:val="000000000000" w:firstRow="0" w:lastRow="0" w:firstColumn="0" w:lastColumn="0" w:oddVBand="0" w:evenVBand="0" w:oddHBand="0" w:evenHBand="0" w:firstRowFirstColumn="0" w:firstRowLastColumn="0" w:lastRowFirstColumn="0" w:lastRowLastColumn="0"/>
+              <w:rPr>
+                <w:rFonts w:ascii="Times New Roman" w:hAnsi="Times New Roman" w:cs="Times New Roman"/>
+              </w:rPr>
+            </w:pPr>
+            <w:r>
+              <w:rPr>
+                <w:rFonts w:ascii="Times New Roman" w:hAnsi="Times New Roman" w:cs="Times New Roman"/>
+              </w:rPr>
+              <w:t>system shall be available 99% of the time</w:t>
+            </w:r>
+          </w:p>
+        </w:tc>
+      </w:tr>
+      <w:tr>
+        <w:trPr>
+          <w:trHeight w:val="697"/>
+        </w:trPr>
+        <w:tc>
+          <w:tcPr>
+            <w:cnfStyle w:val="001000000000" w:firstRow="0" w:lastRow="0" w:firstColumn="1" w:lastColumn="0" w:oddVBand="0" w:evenVBand="0" w:oddHBand="0" w:evenHBand="0" w:firstRowFirstColumn="0" w:firstRowLastColumn="0" w:lastRowFirstColumn="0" w:lastRowLastColumn="0"/>
+            <w:tcW w:w="930" w:type="dxa"/>
+          </w:tcPr>
+          <w:p>
+            <w:pPr>
+              <w:rPr>
+                <w:rFonts w:ascii="Times New Roman" w:hAnsi="Times New Roman" w:cs="Times New Roman"/>
+              </w:rPr>
+            </w:pPr>
             <w:r>
               <w:rPr>
                 <w:rFonts w:ascii="Times New Roman" w:hAnsi="Times New Roman" w:cs="Times New Roman"/>
@@ -7894,7 +8158,6 @@
           <w:rFonts w:ascii="Times New Roman" w:hAnsi="Times New Roman" w:cs="Times New Roman"/>
           <w:noProof/>
         </w:rPr>
-        <w:lastRenderedPageBreak/>
         <w:t>For the database I will be using MySql</w:t>
       </w:r>
     </w:p>
@@ -10085,7 +10348,6 @@
   <w:style w:type="character" w:default="1" w:styleId="DefaultParagraphFont">
     <w:name w:val="Default Paragraph Font"/>
     <w:uiPriority w:val="1"/>
-    <w:semiHidden/>
     <w:unhideWhenUsed/>
   </w:style>
   <w:style w:type="table" w:default="1" w:styleId="TableNormal">

--- a/docsCeylonTourMateLK/proposal/CeylonTourMate.LK.docx
+++ b/docsCeylonTourMateLK/proposal/CeylonTourMate.LK.docx
@@ -280,8 +280,9 @@
           <w:sz w:val="56"/>
           <w:szCs w:val="56"/>
         </w:rPr>
-        <w:t>National Institute Of Business Management</w:t>
-      </w:r>
+        <w:t xml:space="preserve">National Institute </w:t>
+      </w:r>
+      <w:proofErr w:type="gramStart"/>
       <w:r>
         <w:rPr>
           <w:rFonts w:ascii="Bahnschrift SemiBold" w:hAnsi="Bahnschrift SemiBold"/>
@@ -290,6 +291,27 @@
           <w:sz w:val="56"/>
           <w:szCs w:val="56"/>
         </w:rPr>
+        <w:t>Of</w:t>
+      </w:r>
+      <w:proofErr w:type="gramEnd"/>
+      <w:r>
+        <w:rPr>
+          <w:rFonts w:ascii="Bahnschrift SemiBold" w:hAnsi="Bahnschrift SemiBold"/>
+          <w:b/>
+          <w:bCs/>
+          <w:sz w:val="56"/>
+          <w:szCs w:val="56"/>
+        </w:rPr>
+        <w:t xml:space="preserve"> Business Management</w:t>
+      </w:r>
+      <w:r>
+        <w:rPr>
+          <w:rFonts w:ascii="Bahnschrift SemiBold" w:hAnsi="Bahnschrift SemiBold"/>
+          <w:b/>
+          <w:bCs/>
+          <w:sz w:val="56"/>
+          <w:szCs w:val="56"/>
+        </w:rPr>
         <w:br/>
       </w:r>
       <w:r>
@@ -300,7 +322,29 @@
           <w:sz w:val="52"/>
           <w:szCs w:val="52"/>
         </w:rPr>
-        <w:t>Diploma In Software Engineering</w:t>
+        <w:t xml:space="preserve">Diploma </w:t>
+      </w:r>
+      <w:proofErr w:type="gramStart"/>
+      <w:r>
+        <w:rPr>
+          <w:rFonts w:ascii="Bahnschrift SemiBold" w:hAnsi="Bahnschrift SemiBold"/>
+          <w:b/>
+          <w:bCs/>
+          <w:sz w:val="52"/>
+          <w:szCs w:val="52"/>
+        </w:rPr>
+        <w:t>In</w:t>
+      </w:r>
+      <w:proofErr w:type="gramEnd"/>
+      <w:r>
+        <w:rPr>
+          <w:rFonts w:ascii="Bahnschrift SemiBold" w:hAnsi="Bahnschrift SemiBold"/>
+          <w:b/>
+          <w:bCs/>
+          <w:sz w:val="52"/>
+          <w:szCs w:val="52"/>
+        </w:rPr>
+        <w:t xml:space="preserve"> Software Engineering</w:t>
       </w:r>
     </w:p>
     <w:p>
@@ -494,14 +538,34 @@
         <w:br/>
         <w:t xml:space="preserve">Name: </w:t>
       </w:r>
+      <w:proofErr w:type="spellStart"/>
       <w:r>
         <w:rPr>
           <w:rFonts w:ascii="Times New Roman" w:hAnsi="Times New Roman" w:cs="Times New Roman"/>
           <w:sz w:val="28"/>
           <w:szCs w:val="28"/>
         </w:rPr>
-        <w:t>K.K.Naveen Rashmika Devinda</w:t>
-      </w:r>
+        <w:t>K.K.Naveen</w:t>
+      </w:r>
+      <w:proofErr w:type="spellEnd"/>
+      <w:r>
+        <w:rPr>
+          <w:rFonts w:ascii="Times New Roman" w:hAnsi="Times New Roman" w:cs="Times New Roman"/>
+          <w:sz w:val="28"/>
+          <w:szCs w:val="28"/>
+        </w:rPr>
+        <w:t xml:space="preserve"> Rashmika </w:t>
+      </w:r>
+      <w:proofErr w:type="spellStart"/>
+      <w:r>
+        <w:rPr>
+          <w:rFonts w:ascii="Times New Roman" w:hAnsi="Times New Roman" w:cs="Times New Roman"/>
+          <w:sz w:val="28"/>
+          <w:szCs w:val="28"/>
+        </w:rPr>
+        <w:t>Devinda</w:t>
+      </w:r>
+      <w:proofErr w:type="spellEnd"/>
       <w:r>
         <w:rPr>
           <w:rFonts w:ascii="Times New Roman" w:hAnsi="Times New Roman" w:cs="Times New Roman"/>
@@ -627,14 +691,34 @@
         </w:rPr>
         <w:t xml:space="preserve"> </w:t>
       </w:r>
+      <w:proofErr w:type="spellStart"/>
       <w:r>
         <w:rPr>
           <w:rFonts w:ascii="Times New Roman" w:hAnsi="Times New Roman" w:cs="Times New Roman"/>
           <w:sz w:val="28"/>
           <w:szCs w:val="28"/>
         </w:rPr>
-        <w:t>Ashanthi kurakulasuriya</w:t>
-      </w:r>
+        <w:t>Ashanthi</w:t>
+      </w:r>
+      <w:proofErr w:type="spellEnd"/>
+      <w:r>
+        <w:rPr>
+          <w:rFonts w:ascii="Times New Roman" w:hAnsi="Times New Roman" w:cs="Times New Roman"/>
+          <w:sz w:val="28"/>
+          <w:szCs w:val="28"/>
+        </w:rPr>
+        <w:t xml:space="preserve"> </w:t>
+      </w:r>
+      <w:proofErr w:type="spellStart"/>
+      <w:r>
+        <w:rPr>
+          <w:rFonts w:ascii="Times New Roman" w:hAnsi="Times New Roman" w:cs="Times New Roman"/>
+          <w:sz w:val="28"/>
+          <w:szCs w:val="28"/>
+        </w:rPr>
+        <w:t>kurakulasuriya</w:t>
+      </w:r>
+      <w:proofErr w:type="spellEnd"/>
     </w:p>
     <w:p>
       <w:pPr>
@@ -744,16 +828,44 @@
           <w:sz w:val="28"/>
           <w:szCs w:val="28"/>
         </w:rPr>
-        <w:t>is an original work done by me under the guidance of M</w:t>
-      </w:r>
+        <w:t xml:space="preserve">is an original work done by me under the guidance of </w:t>
+      </w:r>
+      <w:proofErr w:type="spellStart"/>
       <w:r>
         <w:rPr>
           <w:rFonts w:ascii="Times New Roman" w:hAnsi="Times New Roman" w:cs="Times New Roman"/>
           <w:sz w:val="28"/>
           <w:szCs w:val="28"/>
         </w:rPr>
-        <w:t>s.Ashanthi kurakulasuriya</w:t>
-      </w:r>
+        <w:t>M</w:t>
+      </w:r>
+      <w:r>
+        <w:rPr>
+          <w:rFonts w:ascii="Times New Roman" w:hAnsi="Times New Roman" w:cs="Times New Roman"/>
+          <w:sz w:val="28"/>
+          <w:szCs w:val="28"/>
+        </w:rPr>
+        <w:t>s.Ashanthi</w:t>
+      </w:r>
+      <w:proofErr w:type="spellEnd"/>
+      <w:r>
+        <w:rPr>
+          <w:rFonts w:ascii="Times New Roman" w:hAnsi="Times New Roman" w:cs="Times New Roman"/>
+          <w:sz w:val="28"/>
+          <w:szCs w:val="28"/>
+        </w:rPr>
+        <w:t xml:space="preserve"> </w:t>
+      </w:r>
+      <w:proofErr w:type="spellStart"/>
+      <w:r>
+        <w:rPr>
+          <w:rFonts w:ascii="Times New Roman" w:hAnsi="Times New Roman" w:cs="Times New Roman"/>
+          <w:sz w:val="28"/>
+          <w:szCs w:val="28"/>
+        </w:rPr>
+        <w:t>kurakulasuriya</w:t>
+      </w:r>
+      <w:proofErr w:type="spellEnd"/>
       <w:r>
         <w:rPr>
           <w:rFonts w:ascii="Times New Roman" w:hAnsi="Times New Roman" w:cs="Times New Roman"/>
@@ -957,8 +1069,16 @@
         <w:rPr>
           <w:rFonts w:ascii="Times New Roman" w:hAnsi="Times New Roman" w:cs="Times New Roman"/>
         </w:rPr>
-        <w:t>Naveen Rashmika Devinda</w:t>
-      </w:r>
+        <w:t xml:space="preserve">Naveen Rashmika </w:t>
+      </w:r>
+      <w:proofErr w:type="spellStart"/>
+      <w:r>
+        <w:rPr>
+          <w:rFonts w:ascii="Times New Roman" w:hAnsi="Times New Roman" w:cs="Times New Roman"/>
+        </w:rPr>
+        <w:t>Devinda</w:t>
+      </w:r>
+      <w:proofErr w:type="spellEnd"/>
     </w:p>
     <w:p>
       <w:pPr>
@@ -1824,6 +1944,7 @@
         </w:rPr>
         <w:t xml:space="preserve"> economy </w:t>
       </w:r>
+      <w:proofErr w:type="spellStart"/>
       <w:r>
         <w:rPr>
           <w:rFonts w:ascii="Times New Roman" w:hAnsi="Times New Roman" w:cs="Times New Roman"/>
@@ -1840,7 +1961,14 @@
         <w:rPr>
           <w:rFonts w:ascii="Times New Roman" w:hAnsi="Times New Roman" w:cs="Times New Roman"/>
         </w:rPr>
-        <w:t xml:space="preserve">According to the </w:t>
+        <w:t>According</w:t>
+      </w:r>
+      <w:proofErr w:type="spellEnd"/>
+      <w:r>
+        <w:rPr>
+          <w:rFonts w:ascii="Times New Roman" w:hAnsi="Times New Roman" w:cs="Times New Roman"/>
+        </w:rPr>
+        <w:t xml:space="preserve"> to the </w:t>
       </w:r>
       <w:r>
         <w:rPr>
@@ -1884,7 +2012,21 @@
         <w:rPr>
           <w:rFonts w:ascii="Times New Roman" w:hAnsi="Times New Roman" w:cs="Times New Roman"/>
         </w:rPr>
-        <w:t xml:space="preserve">growth, specially </w:t>
+        <w:t xml:space="preserve">growth, </w:t>
+      </w:r>
+      <w:proofErr w:type="gramStart"/>
+      <w:r>
+        <w:rPr>
+          <w:rFonts w:ascii="Times New Roman" w:hAnsi="Times New Roman" w:cs="Times New Roman"/>
+        </w:rPr>
+        <w:t>specially</w:t>
+      </w:r>
+      <w:proofErr w:type="gramEnd"/>
+      <w:r>
+        <w:rPr>
+          <w:rFonts w:ascii="Times New Roman" w:hAnsi="Times New Roman" w:cs="Times New Roman"/>
+        </w:rPr>
+        <w:t xml:space="preserve"> </w:t>
       </w:r>
       <w:r>
         <w:rPr>
@@ -2075,11 +2217,19 @@
           <w:rFonts w:ascii="Times New Roman" w:hAnsi="Times New Roman" w:cs="Times New Roman"/>
         </w:rPr>
       </w:pPr>
-      <w:r>
-        <w:rPr>
-          <w:rFonts w:ascii="Times New Roman" w:hAnsi="Times New Roman" w:cs="Times New Roman"/>
-        </w:rPr>
-        <w:t xml:space="preserve">So </w:t>
+      <w:proofErr w:type="gramStart"/>
+      <w:r>
+        <w:rPr>
+          <w:rFonts w:ascii="Times New Roman" w:hAnsi="Times New Roman" w:cs="Times New Roman"/>
+        </w:rPr>
+        <w:t>So</w:t>
+      </w:r>
+      <w:proofErr w:type="gramEnd"/>
+      <w:r>
+        <w:rPr>
+          <w:rFonts w:ascii="Times New Roman" w:hAnsi="Times New Roman" w:cs="Times New Roman"/>
+        </w:rPr>
+        <w:t xml:space="preserve"> </w:t>
       </w:r>
       <w:r>
         <w:rPr>
@@ -2091,7 +2241,21 @@
         <w:rPr>
           <w:rFonts w:ascii="Times New Roman" w:hAnsi="Times New Roman" w:cs="Times New Roman"/>
         </w:rPr>
-        <w:t xml:space="preserve"> planning to make a web based solution for </w:t>
+        <w:t xml:space="preserve"> planning to make a </w:t>
+      </w:r>
+      <w:proofErr w:type="gramStart"/>
+      <w:r>
+        <w:rPr>
+          <w:rFonts w:ascii="Times New Roman" w:hAnsi="Times New Roman" w:cs="Times New Roman"/>
+        </w:rPr>
+        <w:t>web based</w:t>
+      </w:r>
+      <w:proofErr w:type="gramEnd"/>
+      <w:r>
+        <w:rPr>
+          <w:rFonts w:ascii="Times New Roman" w:hAnsi="Times New Roman" w:cs="Times New Roman"/>
+        </w:rPr>
+        <w:t xml:space="preserve"> solution for </w:t>
       </w:r>
       <w:r>
         <w:rPr>
@@ -2111,13 +2275,29 @@
           <w:b/>
           <w:bCs/>
         </w:rPr>
-        <w:t>Ceylon Tour Mate.lk</w:t>
-      </w:r>
-      <w:r>
-        <w:rPr>
-          <w:rFonts w:ascii="Times New Roman" w:hAnsi="Times New Roman" w:cs="Times New Roman"/>
-        </w:rPr>
-        <w:t xml:space="preserve">”to give reliable trustworthy </w:t>
+        <w:t xml:space="preserve">Ceylon Tour </w:t>
+      </w:r>
+      <w:proofErr w:type="spellStart"/>
+      <w:r>
+        <w:rPr>
+          <w:rFonts w:ascii="Times New Roman" w:hAnsi="Times New Roman" w:cs="Times New Roman"/>
+          <w:b/>
+          <w:bCs/>
+        </w:rPr>
+        <w:t>Mate.lk</w:t>
+      </w:r>
+      <w:r>
+        <w:rPr>
+          <w:rFonts w:ascii="Times New Roman" w:hAnsi="Times New Roman" w:cs="Times New Roman"/>
+        </w:rPr>
+        <w:t>”to</w:t>
+      </w:r>
+      <w:proofErr w:type="spellEnd"/>
+      <w:r>
+        <w:rPr>
+          <w:rFonts w:ascii="Times New Roman" w:hAnsi="Times New Roman" w:cs="Times New Roman"/>
+        </w:rPr>
+        <w:t xml:space="preserve"> give reliable trustworthy </w:t>
       </w:r>
       <w:r>
         <w:rPr>
@@ -2199,7 +2379,14 @@
         <w:rPr>
           <w:rFonts w:ascii="Times New Roman" w:hAnsi="Times New Roman" w:cs="Times New Roman"/>
         </w:rPr>
-        <w:t>issue i</w:t>
+        <w:t xml:space="preserve">issue </w:t>
+      </w:r>
+      <w:proofErr w:type="gramStart"/>
+      <w:r>
+        <w:rPr>
+          <w:rFonts w:ascii="Times New Roman" w:hAnsi="Times New Roman" w:cs="Times New Roman"/>
+        </w:rPr>
+        <w:t>i</w:t>
       </w:r>
       <w:r>
         <w:rPr>
@@ -2207,6 +2394,7 @@
         </w:rPr>
         <w:t>s</w:t>
       </w:r>
+      <w:proofErr w:type="gramEnd"/>
       <w:r>
         <w:rPr>
           <w:rFonts w:ascii="Times New Roman" w:hAnsi="Times New Roman" w:cs="Times New Roman"/>
@@ -2257,7 +2445,21 @@
         <w:rPr>
           <w:rFonts w:ascii="Times New Roman" w:hAnsi="Times New Roman" w:cs="Times New Roman"/>
         </w:rPr>
-        <w:t>which will be a bad experience for tourists specially first time visito</w:t>
+        <w:t xml:space="preserve">which will be a bad experience for tourists specially </w:t>
+      </w:r>
+      <w:proofErr w:type="gramStart"/>
+      <w:r>
+        <w:rPr>
+          <w:rFonts w:ascii="Times New Roman" w:hAnsi="Times New Roman" w:cs="Times New Roman"/>
+        </w:rPr>
+        <w:t>first time</w:t>
+      </w:r>
+      <w:proofErr w:type="gramEnd"/>
+      <w:r>
+        <w:rPr>
+          <w:rFonts w:ascii="Times New Roman" w:hAnsi="Times New Roman" w:cs="Times New Roman"/>
+        </w:rPr>
+        <w:t xml:space="preserve"> visito</w:t>
       </w:r>
       <w:r>
         <w:rPr>
@@ -2357,7 +2559,35 @@
         <w:rPr>
           <w:rFonts w:ascii="Times New Roman" w:hAnsi="Times New Roman" w:cs="Times New Roman"/>
         </w:rPr>
-        <w:t xml:space="preserve"> is another big challenge.Not every local srilankan speaks English fluently,</w:t>
+        <w:t xml:space="preserve"> is another big </w:t>
+      </w:r>
+      <w:proofErr w:type="spellStart"/>
+      <w:r>
+        <w:rPr>
+          <w:rFonts w:ascii="Times New Roman" w:hAnsi="Times New Roman" w:cs="Times New Roman"/>
+        </w:rPr>
+        <w:t>challenge.Not</w:t>
+      </w:r>
+      <w:proofErr w:type="spellEnd"/>
+      <w:r>
+        <w:rPr>
+          <w:rFonts w:ascii="Times New Roman" w:hAnsi="Times New Roman" w:cs="Times New Roman"/>
+        </w:rPr>
+        <w:t xml:space="preserve"> every local </w:t>
+      </w:r>
+      <w:proofErr w:type="spellStart"/>
+      <w:r>
+        <w:rPr>
+          <w:rFonts w:ascii="Times New Roman" w:hAnsi="Times New Roman" w:cs="Times New Roman"/>
+        </w:rPr>
+        <w:t>srilankan</w:t>
+      </w:r>
+      <w:proofErr w:type="spellEnd"/>
+      <w:r>
+        <w:rPr>
+          <w:rFonts w:ascii="Times New Roman" w:hAnsi="Times New Roman" w:cs="Times New Roman"/>
+        </w:rPr>
+        <w:t xml:space="preserve"> speaks English fluently,</w:t>
       </w:r>
       <w:r>
         <w:rPr>
@@ -2369,7 +2599,35 @@
         <w:rPr>
           <w:rFonts w:ascii="Times New Roman" w:hAnsi="Times New Roman" w:cs="Times New Roman"/>
         </w:rPr>
-        <w:t>as well as not every tourist understands Sinhala or Tamil so communication becomes hard when it comes to book a services.</w:t>
+        <w:t xml:space="preserve">as well as not every tourist understands Sinhala or </w:t>
+      </w:r>
+      <w:proofErr w:type="gramStart"/>
+      <w:r>
+        <w:rPr>
+          <w:rFonts w:ascii="Times New Roman" w:hAnsi="Times New Roman" w:cs="Times New Roman"/>
+        </w:rPr>
+        <w:t>Tamil</w:t>
+      </w:r>
+      <w:proofErr w:type="gramEnd"/>
+      <w:r>
+        <w:rPr>
+          <w:rFonts w:ascii="Times New Roman" w:hAnsi="Times New Roman" w:cs="Times New Roman"/>
+        </w:rPr>
+        <w:t xml:space="preserve"> so communication becomes hard when it comes to book a </w:t>
+      </w:r>
+      <w:proofErr w:type="gramStart"/>
+      <w:r>
+        <w:rPr>
+          <w:rFonts w:ascii="Times New Roman" w:hAnsi="Times New Roman" w:cs="Times New Roman"/>
+        </w:rPr>
+        <w:t>services</w:t>
+      </w:r>
+      <w:proofErr w:type="gramEnd"/>
+      <w:r>
+        <w:rPr>
+          <w:rFonts w:ascii="Times New Roman" w:hAnsi="Times New Roman" w:cs="Times New Roman"/>
+        </w:rPr>
+        <w:t>.</w:t>
       </w:r>
     </w:p>
     <w:p>
@@ -2447,7 +2705,21 @@
         <w:rPr>
           <w:rFonts w:ascii="Times New Roman" w:hAnsi="Times New Roman" w:cs="Times New Roman"/>
         </w:rPr>
-        <w:t xml:space="preserve"> can also be challenging for tourists and people who trying to provide these services.</w:t>
+        <w:t xml:space="preserve"> can also be challenging for tourists and people who </w:t>
+      </w:r>
+      <w:proofErr w:type="gramStart"/>
+      <w:r>
+        <w:rPr>
+          <w:rFonts w:ascii="Times New Roman" w:hAnsi="Times New Roman" w:cs="Times New Roman"/>
+        </w:rPr>
+        <w:t>trying</w:t>
+      </w:r>
+      <w:proofErr w:type="gramEnd"/>
+      <w:r>
+        <w:rPr>
+          <w:rFonts w:ascii="Times New Roman" w:hAnsi="Times New Roman" w:cs="Times New Roman"/>
+        </w:rPr>
+        <w:t xml:space="preserve"> to provide these services.</w:t>
       </w:r>
     </w:p>
     <w:p>
@@ -2501,7 +2773,21 @@
         <w:rPr>
           <w:rFonts w:ascii="Times New Roman" w:hAnsi="Times New Roman" w:cs="Times New Roman"/>
         </w:rPr>
-        <w:t xml:space="preserve"> that provides all services in one place to tourists and it is specifically designed for </w:t>
+        <w:t xml:space="preserve"> that provides all services in one place to </w:t>
+      </w:r>
+      <w:proofErr w:type="gramStart"/>
+      <w:r>
+        <w:rPr>
+          <w:rFonts w:ascii="Times New Roman" w:hAnsi="Times New Roman" w:cs="Times New Roman"/>
+        </w:rPr>
+        <w:t>tourists</w:t>
+      </w:r>
+      <w:proofErr w:type="gramEnd"/>
+      <w:r>
+        <w:rPr>
+          <w:rFonts w:ascii="Times New Roman" w:hAnsi="Times New Roman" w:cs="Times New Roman"/>
+        </w:rPr>
+        <w:t xml:space="preserve"> and it is specifically designed for </w:t>
       </w:r>
       <w:r>
         <w:rPr>
@@ -2981,7 +3267,35 @@
         <w:rPr>
           <w:rFonts w:ascii="Times New Roman" w:hAnsi="Times New Roman" w:cs="Times New Roman"/>
         </w:rPr>
-        <w:t>They can register on my web,</w:t>
+        <w:t xml:space="preserve">They can register on </w:t>
+      </w:r>
+      <w:proofErr w:type="gramStart"/>
+      <w:r>
+        <w:rPr>
+          <w:rFonts w:ascii="Times New Roman" w:hAnsi="Times New Roman" w:cs="Times New Roman"/>
+        </w:rPr>
+        <w:t>my</w:t>
+      </w:r>
+      <w:proofErr w:type="gramEnd"/>
+      <w:r>
+        <w:rPr>
+          <w:rFonts w:ascii="Times New Roman" w:hAnsi="Times New Roman" w:cs="Times New Roman"/>
+        </w:rPr>
+        <w:t xml:space="preserve"> </w:t>
+      </w:r>
+      <w:proofErr w:type="gramStart"/>
+      <w:r>
+        <w:rPr>
+          <w:rFonts w:ascii="Times New Roman" w:hAnsi="Times New Roman" w:cs="Times New Roman"/>
+        </w:rPr>
+        <w:t>web</w:t>
+      </w:r>
+      <w:proofErr w:type="gramEnd"/>
+      <w:r>
+        <w:rPr>
+          <w:rFonts w:ascii="Times New Roman" w:hAnsi="Times New Roman" w:cs="Times New Roman"/>
+        </w:rPr>
+        <w:t>,</w:t>
       </w:r>
       <w:r>
         <w:rPr>
@@ -3043,7 +3357,21 @@
         <w:rPr>
           <w:rFonts w:ascii="Times New Roman" w:hAnsi="Times New Roman" w:cs="Times New Roman"/>
         </w:rPr>
-        <w:t>Admins can review local partners posts,</w:t>
+        <w:t xml:space="preserve">Admins can review local </w:t>
+      </w:r>
+      <w:proofErr w:type="gramStart"/>
+      <w:r>
+        <w:rPr>
+          <w:rFonts w:ascii="Times New Roman" w:hAnsi="Times New Roman" w:cs="Times New Roman"/>
+        </w:rPr>
+        <w:t>partners</w:t>
+      </w:r>
+      <w:proofErr w:type="gramEnd"/>
+      <w:r>
+        <w:rPr>
+          <w:rFonts w:ascii="Times New Roman" w:hAnsi="Times New Roman" w:cs="Times New Roman"/>
+        </w:rPr>
+        <w:t xml:space="preserve"> posts,</w:t>
       </w:r>
       <w:r>
         <w:rPr>
@@ -3401,6 +3729,18 @@
                 <w:rFonts w:ascii="Times New Roman" w:hAnsi="Times New Roman" w:cs="Times New Roman"/>
               </w:rPr>
             </w:pPr>
+            <w:r>
+              <w:rPr>
+                <w:rFonts w:ascii="Times New Roman" w:hAnsi="Times New Roman" w:cs="Times New Roman"/>
+              </w:rPr>
+              <w:t>A-0</w:t>
+            </w:r>
+            <w:r>
+              <w:rPr>
+                <w:rFonts w:ascii="Times New Roman" w:hAnsi="Times New Roman" w:cs="Times New Roman"/>
+              </w:rPr>
+              <w:t>2</w:t>
+            </w:r>
           </w:p>
         </w:tc>
         <w:tc>
@@ -3438,6 +3778,18 @@
                 <w:rFonts w:ascii="Times New Roman" w:hAnsi="Times New Roman" w:cs="Times New Roman"/>
               </w:rPr>
             </w:pPr>
+            <w:r>
+              <w:rPr>
+                <w:rFonts w:ascii="Times New Roman" w:hAnsi="Times New Roman" w:cs="Times New Roman"/>
+              </w:rPr>
+              <w:t>A-0</w:t>
+            </w:r>
+            <w:r>
+              <w:rPr>
+                <w:rFonts w:ascii="Times New Roman" w:hAnsi="Times New Roman" w:cs="Times New Roman"/>
+              </w:rPr>
+              <w:t>3</w:t>
+            </w:r>
           </w:p>
         </w:tc>
         <w:tc>
@@ -3481,7 +3833,13 @@
               <w:rPr>
                 <w:rFonts w:ascii="Times New Roman" w:hAnsi="Times New Roman" w:cs="Times New Roman"/>
               </w:rPr>
-              <w:t>A-02</w:t>
+              <w:t>A-0</w:t>
+            </w:r>
+            <w:r>
+              <w:rPr>
+                <w:rFonts w:ascii="Times New Roman" w:hAnsi="Times New Roman" w:cs="Times New Roman"/>
+              </w:rPr>
+              <w:t>4</w:t>
             </w:r>
           </w:p>
         </w:tc>
@@ -3512,7 +3870,21 @@
               <w:rPr>
                 <w:rFonts w:ascii="Times New Roman" w:hAnsi="Times New Roman" w:cs="Times New Roman"/>
               </w:rPr>
-              <w:t>(add,delete)</w:t>
+              <w:t>(</w:t>
+            </w:r>
+            <w:proofErr w:type="spellStart"/>
+            <w:r>
+              <w:rPr>
+                <w:rFonts w:ascii="Times New Roman" w:hAnsi="Times New Roman" w:cs="Times New Roman"/>
+              </w:rPr>
+              <w:t>add,delete</w:t>
+            </w:r>
+            <w:proofErr w:type="spellEnd"/>
+            <w:r>
+              <w:rPr>
+                <w:rFonts w:ascii="Times New Roman" w:hAnsi="Times New Roman" w:cs="Times New Roman"/>
+              </w:rPr>
+              <w:t>)</w:t>
             </w:r>
             <w:r>
               <w:rPr>
@@ -3544,46 +3916,13 @@
               <w:rPr>
                 <w:rFonts w:ascii="Times New Roman" w:hAnsi="Times New Roman" w:cs="Times New Roman"/>
               </w:rPr>
-              <w:t>A-03</w:t>
-            </w:r>
-          </w:p>
-        </w:tc>
-        <w:tc>
-          <w:tcPr>
-            <w:tcW w:w="8509" w:type="dxa"/>
-          </w:tcPr>
-          <w:p>
-            <w:pPr>
-              <w:cnfStyle w:val="000000000000" w:firstRow="0" w:lastRow="0" w:firstColumn="0" w:lastColumn="0" w:oddVBand="0" w:evenVBand="0" w:oddHBand="0" w:evenHBand="0" w:firstRowFirstColumn="0" w:firstRowLastColumn="0" w:lastRowFirstColumn="0" w:lastRowLastColumn="0"/>
-              <w:rPr>
-                <w:rFonts w:ascii="Times New Roman" w:hAnsi="Times New Roman" w:cs="Times New Roman"/>
-              </w:rPr>
-            </w:pPr>
-          </w:p>
-        </w:tc>
-      </w:tr>
-      <w:tr>
-        <w:trPr>
-          <w:trHeight w:val="486"/>
-        </w:trPr>
-        <w:tc>
-          <w:tcPr>
-            <w:cnfStyle w:val="001000000000" w:firstRow="0" w:lastRow="0" w:firstColumn="1" w:lastColumn="0" w:oddVBand="0" w:evenVBand="0" w:oddHBand="0" w:evenHBand="0" w:firstRowFirstColumn="0" w:firstRowLastColumn="0" w:lastRowFirstColumn="0" w:lastRowLastColumn="0"/>
-            <w:tcW w:w="900" w:type="dxa"/>
-          </w:tcPr>
-          <w:p>
-            <w:pPr>
-              <w:rPr>
-                <w:rFonts w:ascii="Times New Roman" w:hAnsi="Times New Roman" w:cs="Times New Roman"/>
-                <w:sz w:val="28"/>
-                <w:szCs w:val="28"/>
-              </w:rPr>
-            </w:pPr>
-            <w:r>
-              <w:rPr>
-                <w:rFonts w:ascii="Times New Roman" w:hAnsi="Times New Roman" w:cs="Times New Roman"/>
-              </w:rPr>
-              <w:t>A-04</w:t>
+              <w:t>A-0</w:t>
+            </w:r>
+            <w:r>
+              <w:rPr>
+                <w:rFonts w:ascii="Times New Roman" w:hAnsi="Times New Roman" w:cs="Times New Roman"/>
+              </w:rPr>
+              <w:t>5</w:t>
             </w:r>
           </w:p>
         </w:tc>
@@ -3646,7 +3985,13 @@
               <w:rPr>
                 <w:rFonts w:ascii="Times New Roman" w:hAnsi="Times New Roman" w:cs="Times New Roman"/>
               </w:rPr>
-              <w:t>A-05</w:t>
+              <w:t>A-0</w:t>
+            </w:r>
+            <w:r>
+              <w:rPr>
+                <w:rFonts w:ascii="Times New Roman" w:hAnsi="Times New Roman" w:cs="Times New Roman"/>
+              </w:rPr>
+              <w:t>6</w:t>
             </w:r>
           </w:p>
         </w:tc>
@@ -3719,7 +4064,13 @@
               <w:rPr>
                 <w:rFonts w:ascii="Times New Roman" w:hAnsi="Times New Roman" w:cs="Times New Roman"/>
               </w:rPr>
-              <w:t>A-06</w:t>
+              <w:t>A-0</w:t>
+            </w:r>
+            <w:r>
+              <w:rPr>
+                <w:rFonts w:ascii="Times New Roman" w:hAnsi="Times New Roman" w:cs="Times New Roman"/>
+              </w:rPr>
+              <w:t>7</w:t>
             </w:r>
           </w:p>
         </w:tc>
@@ -3776,6 +4127,18 @@
                 <w:rFonts w:ascii="Times New Roman" w:hAnsi="Times New Roman" w:cs="Times New Roman"/>
               </w:rPr>
             </w:pPr>
+            <w:r>
+              <w:rPr>
+                <w:rFonts w:ascii="Times New Roman" w:hAnsi="Times New Roman" w:cs="Times New Roman"/>
+              </w:rPr>
+              <w:t>A-0</w:t>
+            </w:r>
+            <w:r>
+              <w:rPr>
+                <w:rFonts w:ascii="Times New Roman" w:hAnsi="Times New Roman" w:cs="Times New Roman"/>
+              </w:rPr>
+              <w:t>8</w:t>
+            </w:r>
           </w:p>
         </w:tc>
         <w:tc>
@@ -3817,7 +4180,13 @@
               <w:rPr>
                 <w:rFonts w:ascii="Times New Roman" w:hAnsi="Times New Roman" w:cs="Times New Roman"/>
               </w:rPr>
-              <w:t>A-07</w:t>
+              <w:t>A-</w:t>
+            </w:r>
+            <w:r>
+              <w:rPr>
+                <w:rFonts w:ascii="Times New Roman" w:hAnsi="Times New Roman" w:cs="Times New Roman"/>
+              </w:rPr>
+              <w:t>09</w:t>
             </w:r>
           </w:p>
         </w:tc>
@@ -3860,7 +4229,13 @@
               <w:rPr>
                 <w:rFonts w:ascii="Times New Roman" w:hAnsi="Times New Roman" w:cs="Times New Roman"/>
               </w:rPr>
-              <w:t>A-08</w:t>
+              <w:t>A-</w:t>
+            </w:r>
+            <w:r>
+              <w:rPr>
+                <w:rFonts w:ascii="Times New Roman" w:hAnsi="Times New Roman" w:cs="Times New Roman"/>
+              </w:rPr>
+              <w:t>10</w:t>
             </w:r>
           </w:p>
         </w:tc>
@@ -3903,7 +4278,13 @@
               <w:rPr>
                 <w:rFonts w:ascii="Times New Roman" w:hAnsi="Times New Roman" w:cs="Times New Roman"/>
               </w:rPr>
-              <w:t>A-09</w:t>
+              <w:t>A-</w:t>
+            </w:r>
+            <w:r>
+              <w:rPr>
+                <w:rFonts w:ascii="Times New Roman" w:hAnsi="Times New Roman" w:cs="Times New Roman"/>
+              </w:rPr>
+              <w:t>11</w:t>
             </w:r>
           </w:p>
         </w:tc>
@@ -3946,7 +4327,13 @@
               <w:rPr>
                 <w:rFonts w:ascii="Times New Roman" w:hAnsi="Times New Roman" w:cs="Times New Roman"/>
               </w:rPr>
-              <w:t>A-10</w:t>
+              <w:t>A-1</w:t>
+            </w:r>
+            <w:r>
+              <w:rPr>
+                <w:rFonts w:ascii="Times New Roman" w:hAnsi="Times New Roman" w:cs="Times New Roman"/>
+              </w:rPr>
+              <w:t>2</w:t>
             </w:r>
           </w:p>
         </w:tc>
@@ -4019,7 +4406,13 @@
               <w:rPr>
                 <w:rFonts w:ascii="Times New Roman" w:hAnsi="Times New Roman" w:cs="Times New Roman"/>
               </w:rPr>
-              <w:t>A-11</w:t>
+              <w:t>A-1</w:t>
+            </w:r>
+            <w:r>
+              <w:rPr>
+                <w:rFonts w:ascii="Times New Roman" w:hAnsi="Times New Roman" w:cs="Times New Roman"/>
+              </w:rPr>
+              <w:t>3</w:t>
             </w:r>
           </w:p>
         </w:tc>
@@ -4064,6 +4457,18 @@
                 <w:rFonts w:ascii="Times New Roman" w:hAnsi="Times New Roman" w:cs="Times New Roman"/>
               </w:rPr>
             </w:pPr>
+            <w:r>
+              <w:rPr>
+                <w:rFonts w:ascii="Times New Roman" w:hAnsi="Times New Roman" w:cs="Times New Roman"/>
+              </w:rPr>
+              <w:t>A-</w:t>
+            </w:r>
+            <w:r>
+              <w:rPr>
+                <w:rFonts w:ascii="Times New Roman" w:hAnsi="Times New Roman" w:cs="Times New Roman"/>
+              </w:rPr>
+              <w:t>14</w:t>
+            </w:r>
           </w:p>
         </w:tc>
         <w:tc>
@@ -4222,7 +4627,21 @@
               <w:rPr>
                 <w:rFonts w:ascii="Times New Roman" w:hAnsi="Times New Roman" w:cs="Times New Roman"/>
               </w:rPr>
-              <w:t xml:space="preserve">Tour guide </w:t>
+              <w:t xml:space="preserve">Tour </w:t>
+            </w:r>
+            <w:proofErr w:type="gramStart"/>
+            <w:r>
+              <w:rPr>
+                <w:rFonts w:ascii="Times New Roman" w:hAnsi="Times New Roman" w:cs="Times New Roman"/>
+              </w:rPr>
+              <w:t>guide</w:t>
+            </w:r>
+            <w:proofErr w:type="gramEnd"/>
+            <w:r>
+              <w:rPr>
+                <w:rFonts w:ascii="Times New Roman" w:hAnsi="Times New Roman" w:cs="Times New Roman"/>
+              </w:rPr>
+              <w:t xml:space="preserve"> </w:t>
             </w:r>
             <w:r>
               <w:rPr>
@@ -4260,6 +4679,18 @@
                 <w:rFonts w:ascii="Times New Roman" w:hAnsi="Times New Roman" w:cs="Times New Roman"/>
               </w:rPr>
             </w:pPr>
+            <w:r>
+              <w:rPr>
+                <w:rFonts w:ascii="Times New Roman" w:hAnsi="Times New Roman" w:cs="Times New Roman"/>
+              </w:rPr>
+              <w:t>TG-0</w:t>
+            </w:r>
+            <w:r>
+              <w:rPr>
+                <w:rFonts w:ascii="Times New Roman" w:hAnsi="Times New Roman" w:cs="Times New Roman"/>
+              </w:rPr>
+              <w:t>2</w:t>
+            </w:r>
           </w:p>
         </w:tc>
         <w:tc>
@@ -4301,13 +4732,20 @@
               <w:rPr>
                 <w:rFonts w:ascii="Times New Roman" w:hAnsi="Times New Roman" w:cs="Times New Roman"/>
               </w:rPr>
+              <w:lastRenderedPageBreak/>
               <w:t>TG</w:t>
             </w:r>
             <w:r>
               <w:rPr>
                 <w:rFonts w:ascii="Times New Roman" w:hAnsi="Times New Roman" w:cs="Times New Roman"/>
               </w:rPr>
-              <w:t>-02</w:t>
+              <w:t>-0</w:t>
+            </w:r>
+            <w:r>
+              <w:rPr>
+                <w:rFonts w:ascii="Times New Roman" w:hAnsi="Times New Roman" w:cs="Times New Roman"/>
+              </w:rPr>
+              <w:t>3</w:t>
             </w:r>
           </w:p>
         </w:tc>
@@ -4362,7 +4800,13 @@
               <w:rPr>
                 <w:rFonts w:ascii="Times New Roman" w:hAnsi="Times New Roman" w:cs="Times New Roman"/>
               </w:rPr>
-              <w:t>-03</w:t>
+              <w:t>-0</w:t>
+            </w:r>
+            <w:r>
+              <w:rPr>
+                <w:rFonts w:ascii="Times New Roman" w:hAnsi="Times New Roman" w:cs="Times New Roman"/>
+              </w:rPr>
+              <w:t>4</w:t>
             </w:r>
           </w:p>
         </w:tc>
@@ -4381,7 +4825,21 @@
               <w:rPr>
                 <w:rFonts w:ascii="Times New Roman" w:hAnsi="Times New Roman" w:cs="Times New Roman"/>
               </w:rPr>
-              <w:t xml:space="preserve">Tour guide </w:t>
+              <w:t xml:space="preserve">Tour </w:t>
+            </w:r>
+            <w:proofErr w:type="gramStart"/>
+            <w:r>
+              <w:rPr>
+                <w:rFonts w:ascii="Times New Roman" w:hAnsi="Times New Roman" w:cs="Times New Roman"/>
+              </w:rPr>
+              <w:t>guide</w:t>
+            </w:r>
+            <w:proofErr w:type="gramEnd"/>
+            <w:r>
+              <w:rPr>
+                <w:rFonts w:ascii="Times New Roman" w:hAnsi="Times New Roman" w:cs="Times New Roman"/>
+              </w:rPr>
+              <w:t xml:space="preserve"> </w:t>
             </w:r>
             <w:r>
               <w:rPr>
@@ -4435,7 +4893,7 @@
               <w:rPr>
                 <w:rFonts w:ascii="Times New Roman" w:hAnsi="Times New Roman" w:cs="Times New Roman"/>
               </w:rPr>
-              <w:t>4</w:t>
+              <w:t>5</w:t>
             </w:r>
           </w:p>
         </w:tc>
@@ -4514,7 +4972,7 @@
               <w:rPr>
                 <w:rFonts w:ascii="Times New Roman" w:hAnsi="Times New Roman" w:cs="Times New Roman"/>
               </w:rPr>
-              <w:t>5</w:t>
+              <w:t>6</w:t>
             </w:r>
           </w:p>
         </w:tc>
@@ -4581,7 +5039,7 @@
               <w:rPr>
                 <w:rFonts w:ascii="Times New Roman" w:hAnsi="Times New Roman" w:cs="Times New Roman"/>
               </w:rPr>
-              <w:t>6</w:t>
+              <w:t>7</w:t>
             </w:r>
           </w:p>
         </w:tc>
@@ -4600,7 +5058,21 @@
               <w:rPr>
                 <w:rFonts w:ascii="Times New Roman" w:hAnsi="Times New Roman" w:cs="Times New Roman"/>
               </w:rPr>
-              <w:t>Tour guide shall be able to set their availability</w:t>
+              <w:t xml:space="preserve">Tour </w:t>
+            </w:r>
+            <w:proofErr w:type="gramStart"/>
+            <w:r>
+              <w:rPr>
+                <w:rFonts w:ascii="Times New Roman" w:hAnsi="Times New Roman" w:cs="Times New Roman"/>
+              </w:rPr>
+              <w:t>guide</w:t>
+            </w:r>
+            <w:proofErr w:type="gramEnd"/>
+            <w:r>
+              <w:rPr>
+                <w:rFonts w:ascii="Times New Roman" w:hAnsi="Times New Roman" w:cs="Times New Roman"/>
+              </w:rPr>
+              <w:t xml:space="preserve"> shall be able to set their availability</w:t>
             </w:r>
           </w:p>
         </w:tc>
@@ -4630,7 +5102,7 @@
               <w:rPr>
                 <w:rFonts w:ascii="Times New Roman" w:hAnsi="Times New Roman" w:cs="Times New Roman"/>
               </w:rPr>
-              <w:t>7</w:t>
+              <w:t>8</w:t>
             </w:r>
           </w:p>
         </w:tc>
@@ -4649,7 +5121,35 @@
               <w:rPr>
                 <w:rFonts w:ascii="Times New Roman" w:hAnsi="Times New Roman" w:cs="Times New Roman"/>
               </w:rPr>
-              <w:t>Tour guide shall be able to view their monthly earning and commissions</w:t>
+              <w:t xml:space="preserve">Tour </w:t>
+            </w:r>
+            <w:proofErr w:type="gramStart"/>
+            <w:r>
+              <w:rPr>
+                <w:rFonts w:ascii="Times New Roman" w:hAnsi="Times New Roman" w:cs="Times New Roman"/>
+              </w:rPr>
+              <w:t>guide</w:t>
+            </w:r>
+            <w:proofErr w:type="gramEnd"/>
+            <w:r>
+              <w:rPr>
+                <w:rFonts w:ascii="Times New Roman" w:hAnsi="Times New Roman" w:cs="Times New Roman"/>
+              </w:rPr>
+              <w:t xml:space="preserve"> shall be able to view their monthly </w:t>
+            </w:r>
+            <w:proofErr w:type="gramStart"/>
+            <w:r>
+              <w:rPr>
+                <w:rFonts w:ascii="Times New Roman" w:hAnsi="Times New Roman" w:cs="Times New Roman"/>
+              </w:rPr>
+              <w:t>earning</w:t>
+            </w:r>
+            <w:proofErr w:type="gramEnd"/>
+            <w:r>
+              <w:rPr>
+                <w:rFonts w:ascii="Times New Roman" w:hAnsi="Times New Roman" w:cs="Times New Roman"/>
+              </w:rPr>
+              <w:t xml:space="preserve"> and commissions</w:t>
             </w:r>
           </w:p>
         </w:tc>
@@ -4691,7 +5191,7 @@
               <w:rPr>
                 <w:rFonts w:ascii="Times New Roman" w:hAnsi="Times New Roman" w:cs="Times New Roman"/>
               </w:rPr>
-              <w:t>8</w:t>
+              <w:t>9</w:t>
             </w:r>
           </w:p>
         </w:tc>
@@ -4742,6 +5242,18 @@
                 <w:rFonts w:ascii="Times New Roman" w:hAnsi="Times New Roman" w:cs="Times New Roman"/>
               </w:rPr>
             </w:pPr>
+            <w:r>
+              <w:rPr>
+                <w:rFonts w:ascii="Times New Roman" w:hAnsi="Times New Roman" w:cs="Times New Roman"/>
+              </w:rPr>
+              <w:t>TG-</w:t>
+            </w:r>
+            <w:r>
+              <w:rPr>
+                <w:rFonts w:ascii="Times New Roman" w:hAnsi="Times New Roman" w:cs="Times New Roman"/>
+              </w:rPr>
+              <w:t>10</w:t>
+            </w:r>
           </w:p>
         </w:tc>
         <w:tc>
@@ -4759,13 +5271,7 @@
               <w:rPr>
                 <w:rFonts w:ascii="Times New Roman" w:hAnsi="Times New Roman" w:cs="Times New Roman"/>
               </w:rPr>
-              <w:t xml:space="preserve">Tour guide </w:t>
-            </w:r>
-            <w:r>
-              <w:rPr>
-                <w:rFonts w:ascii="Times New Roman" w:hAnsi="Times New Roman" w:cs="Times New Roman"/>
-              </w:rPr>
-              <w:t xml:space="preserve">shall be able to </w:t>
+              <w:t xml:space="preserve">Tour guide shall be able to </w:t>
             </w:r>
             <w:r>
               <w:rPr>
@@ -4813,7 +5319,7 @@
               <w:rPr>
                 <w:rFonts w:ascii="Times New Roman" w:hAnsi="Times New Roman" w:cs="Times New Roman"/>
               </w:rPr>
-              <w:t>09</w:t>
+              <w:t>11</w:t>
             </w:r>
           </w:p>
         </w:tc>
@@ -4832,7 +5338,21 @@
               <w:rPr>
                 <w:rFonts w:ascii="Times New Roman" w:hAnsi="Times New Roman" w:cs="Times New Roman"/>
               </w:rPr>
-              <w:t xml:space="preserve">Tour guide </w:t>
+              <w:t xml:space="preserve">Tour </w:t>
+            </w:r>
+            <w:proofErr w:type="gramStart"/>
+            <w:r>
+              <w:rPr>
+                <w:rFonts w:ascii="Times New Roman" w:hAnsi="Times New Roman" w:cs="Times New Roman"/>
+              </w:rPr>
+              <w:t>guide</w:t>
+            </w:r>
+            <w:proofErr w:type="gramEnd"/>
+            <w:r>
+              <w:rPr>
+                <w:rFonts w:ascii="Times New Roman" w:hAnsi="Times New Roman" w:cs="Times New Roman"/>
+              </w:rPr>
+              <w:t xml:space="preserve"> </w:t>
             </w:r>
             <w:r>
               <w:rPr>
@@ -4973,8 +5493,16 @@
               <w:rPr>
                 <w:rFonts w:ascii="Times New Roman" w:hAnsi="Times New Roman" w:cs="Times New Roman"/>
               </w:rPr>
-              <w:t>Shop owner</w:t>
-            </w:r>
+              <w:t xml:space="preserve">Shop </w:t>
+            </w:r>
+            <w:proofErr w:type="gramStart"/>
+            <w:r>
+              <w:rPr>
+                <w:rFonts w:ascii="Times New Roman" w:hAnsi="Times New Roman" w:cs="Times New Roman"/>
+              </w:rPr>
+              <w:t>owner</w:t>
+            </w:r>
+            <w:proofErr w:type="gramEnd"/>
             <w:r>
               <w:rPr>
                 <w:rFonts w:ascii="Times New Roman" w:hAnsi="Times New Roman" w:cs="Times New Roman"/>
@@ -5022,8 +5550,16 @@
               <w:rPr>
                 <w:rFonts w:ascii="Times New Roman" w:hAnsi="Times New Roman" w:cs="Times New Roman"/>
               </w:rPr>
-              <w:t>Shop owner</w:t>
-            </w:r>
+              <w:t xml:space="preserve">Shop </w:t>
+            </w:r>
+            <w:proofErr w:type="gramStart"/>
+            <w:r>
+              <w:rPr>
+                <w:rFonts w:ascii="Times New Roman" w:hAnsi="Times New Roman" w:cs="Times New Roman"/>
+              </w:rPr>
+              <w:t>owner</w:t>
+            </w:r>
+            <w:proofErr w:type="gramEnd"/>
             <w:r>
               <w:rPr>
                 <w:rFonts w:ascii="Times New Roman" w:hAnsi="Times New Roman" w:cs="Times New Roman"/>
@@ -5048,6 +5584,18 @@
                 <w:rFonts w:ascii="Times New Roman" w:hAnsi="Times New Roman" w:cs="Times New Roman"/>
               </w:rPr>
             </w:pPr>
+            <w:r>
+              <w:rPr>
+                <w:rFonts w:ascii="Times New Roman" w:hAnsi="Times New Roman" w:cs="Times New Roman"/>
+              </w:rPr>
+              <w:t>SO-0</w:t>
+            </w:r>
+            <w:r>
+              <w:rPr>
+                <w:rFonts w:ascii="Times New Roman" w:hAnsi="Times New Roman" w:cs="Times New Roman"/>
+              </w:rPr>
+              <w:t>3</w:t>
+            </w:r>
           </w:p>
         </w:tc>
         <w:tc>
@@ -5065,7 +5613,21 @@
               <w:rPr>
                 <w:rFonts w:ascii="Times New Roman" w:hAnsi="Times New Roman" w:cs="Times New Roman"/>
               </w:rPr>
-              <w:t>Shop owner shall be able to reset their password</w:t>
+              <w:t xml:space="preserve">Shop </w:t>
+            </w:r>
+            <w:proofErr w:type="gramStart"/>
+            <w:r>
+              <w:rPr>
+                <w:rFonts w:ascii="Times New Roman" w:hAnsi="Times New Roman" w:cs="Times New Roman"/>
+              </w:rPr>
+              <w:t>owner</w:t>
+            </w:r>
+            <w:proofErr w:type="gramEnd"/>
+            <w:r>
+              <w:rPr>
+                <w:rFonts w:ascii="Times New Roman" w:hAnsi="Times New Roman" w:cs="Times New Roman"/>
+              </w:rPr>
+              <w:t xml:space="preserve"> shall be able to reset their password</w:t>
             </w:r>
           </w:p>
         </w:tc>
@@ -5089,7 +5651,13 @@
               <w:rPr>
                 <w:rFonts w:ascii="Times New Roman" w:hAnsi="Times New Roman" w:cs="Times New Roman"/>
               </w:rPr>
-              <w:t>SO-03</w:t>
+              <w:t>SO-0</w:t>
+            </w:r>
+            <w:r>
+              <w:rPr>
+                <w:rFonts w:ascii="Times New Roman" w:hAnsi="Times New Roman" w:cs="Times New Roman"/>
+              </w:rPr>
+              <w:t>4</w:t>
             </w:r>
           </w:p>
         </w:tc>
@@ -5108,8 +5676,16 @@
               <w:rPr>
                 <w:rFonts w:ascii="Times New Roman" w:hAnsi="Times New Roman" w:cs="Times New Roman"/>
               </w:rPr>
-              <w:t>Shop owner</w:t>
-            </w:r>
+              <w:t xml:space="preserve">Shop </w:t>
+            </w:r>
+            <w:proofErr w:type="gramStart"/>
+            <w:r>
+              <w:rPr>
+                <w:rFonts w:ascii="Times New Roman" w:hAnsi="Times New Roman" w:cs="Times New Roman"/>
+              </w:rPr>
+              <w:t>owner</w:t>
+            </w:r>
+            <w:proofErr w:type="gramEnd"/>
             <w:r>
               <w:rPr>
                 <w:rFonts w:ascii="Times New Roman" w:hAnsi="Times New Roman" w:cs="Times New Roman"/>
@@ -5138,7 +5714,13 @@
               <w:rPr>
                 <w:rFonts w:ascii="Times New Roman" w:hAnsi="Times New Roman" w:cs="Times New Roman"/>
               </w:rPr>
-              <w:t>SO-04</w:t>
+              <w:t>SO-0</w:t>
+            </w:r>
+            <w:r>
+              <w:rPr>
+                <w:rFonts w:ascii="Times New Roman" w:hAnsi="Times New Roman" w:cs="Times New Roman"/>
+              </w:rPr>
+              <w:t>5</w:t>
             </w:r>
           </w:p>
         </w:tc>
@@ -5157,7 +5739,21 @@
               <w:rPr>
                 <w:rFonts w:ascii="Times New Roman" w:hAnsi="Times New Roman" w:cs="Times New Roman"/>
               </w:rPr>
-              <w:t>Shop owner shall be able to manage(add/update/delete) their listings</w:t>
+              <w:t xml:space="preserve">Shop </w:t>
+            </w:r>
+            <w:proofErr w:type="gramStart"/>
+            <w:r>
+              <w:rPr>
+                <w:rFonts w:ascii="Times New Roman" w:hAnsi="Times New Roman" w:cs="Times New Roman"/>
+              </w:rPr>
+              <w:t>owner</w:t>
+            </w:r>
+            <w:proofErr w:type="gramEnd"/>
+            <w:r>
+              <w:rPr>
+                <w:rFonts w:ascii="Times New Roman" w:hAnsi="Times New Roman" w:cs="Times New Roman"/>
+              </w:rPr>
+              <w:t xml:space="preserve"> shall be able to manage(add/update/delete) their listings</w:t>
             </w:r>
           </w:p>
         </w:tc>
@@ -5181,7 +5777,13 @@
               <w:rPr>
                 <w:rFonts w:ascii="Times New Roman" w:hAnsi="Times New Roman" w:cs="Times New Roman"/>
               </w:rPr>
-              <w:t>SO-05</w:t>
+              <w:t>SO-0</w:t>
+            </w:r>
+            <w:r>
+              <w:rPr>
+                <w:rFonts w:ascii="Times New Roman" w:hAnsi="Times New Roman" w:cs="Times New Roman"/>
+              </w:rPr>
+              <w:t>6</w:t>
             </w:r>
           </w:p>
         </w:tc>
@@ -5230,7 +5832,7 @@
               <w:rPr>
                 <w:rFonts w:ascii="Times New Roman" w:hAnsi="Times New Roman" w:cs="Times New Roman"/>
               </w:rPr>
-              <w:t>6</w:t>
+              <w:t>7</w:t>
             </w:r>
           </w:p>
         </w:tc>
@@ -5249,8 +5851,16 @@
               <w:rPr>
                 <w:rFonts w:ascii="Times New Roman" w:hAnsi="Times New Roman" w:cs="Times New Roman"/>
               </w:rPr>
-              <w:t>Shop owner</w:t>
-            </w:r>
+              <w:t xml:space="preserve">Shop </w:t>
+            </w:r>
+            <w:proofErr w:type="gramStart"/>
+            <w:r>
+              <w:rPr>
+                <w:rFonts w:ascii="Times New Roman" w:hAnsi="Times New Roman" w:cs="Times New Roman"/>
+              </w:rPr>
+              <w:t>owner</w:t>
+            </w:r>
+            <w:proofErr w:type="gramEnd"/>
             <w:r>
               <w:rPr>
                 <w:rFonts w:ascii="Times New Roman" w:hAnsi="Times New Roman" w:cs="Times New Roman"/>
@@ -5321,7 +5931,7 @@
               <w:rPr>
                 <w:rFonts w:ascii="Times New Roman" w:hAnsi="Times New Roman" w:cs="Times New Roman"/>
               </w:rPr>
-              <w:t>7</w:t>
+              <w:t>8</w:t>
             </w:r>
           </w:p>
         </w:tc>
@@ -5340,8 +5950,16 @@
               <w:rPr>
                 <w:rFonts w:ascii="Times New Roman" w:hAnsi="Times New Roman" w:cs="Times New Roman"/>
               </w:rPr>
-              <w:t>Shop owner</w:t>
-            </w:r>
+              <w:t xml:space="preserve">Shop </w:t>
+            </w:r>
+            <w:proofErr w:type="gramStart"/>
+            <w:r>
+              <w:rPr>
+                <w:rFonts w:ascii="Times New Roman" w:hAnsi="Times New Roman" w:cs="Times New Roman"/>
+              </w:rPr>
+              <w:t>owner</w:t>
+            </w:r>
+            <w:proofErr w:type="gramEnd"/>
             <w:r>
               <w:rPr>
                 <w:rFonts w:ascii="Times New Roman" w:hAnsi="Times New Roman" w:cs="Times New Roman"/>
@@ -5390,6 +6008,18 @@
                 <w:rFonts w:ascii="Times New Roman" w:hAnsi="Times New Roman" w:cs="Times New Roman"/>
               </w:rPr>
             </w:pPr>
+            <w:r>
+              <w:rPr>
+                <w:rFonts w:ascii="Times New Roman" w:hAnsi="Times New Roman" w:cs="Times New Roman"/>
+              </w:rPr>
+              <w:t>SO-</w:t>
+            </w:r>
+            <w:r>
+              <w:rPr>
+                <w:rFonts w:ascii="Times New Roman" w:hAnsi="Times New Roman" w:cs="Times New Roman"/>
+              </w:rPr>
+              <w:t>09</w:t>
+            </w:r>
           </w:p>
         </w:tc>
         <w:tc>
@@ -5407,13 +6037,21 @@
               <w:rPr>
                 <w:rFonts w:ascii="Times New Roman" w:hAnsi="Times New Roman" w:cs="Times New Roman"/>
               </w:rPr>
-              <w:t xml:space="preserve">Shop owner </w:t>
-            </w:r>
-            <w:r>
-              <w:rPr>
-                <w:rFonts w:ascii="Times New Roman" w:hAnsi="Times New Roman" w:cs="Times New Roman"/>
-              </w:rPr>
-              <w:t xml:space="preserve">shall be able to </w:t>
+              <w:t xml:space="preserve">Shop </w:t>
+            </w:r>
+            <w:proofErr w:type="gramStart"/>
+            <w:r>
+              <w:rPr>
+                <w:rFonts w:ascii="Times New Roman" w:hAnsi="Times New Roman" w:cs="Times New Roman"/>
+              </w:rPr>
+              <w:t>owner</w:t>
+            </w:r>
+            <w:proofErr w:type="gramEnd"/>
+            <w:r>
+              <w:rPr>
+                <w:rFonts w:ascii="Times New Roman" w:hAnsi="Times New Roman" w:cs="Times New Roman"/>
+              </w:rPr>
+              <w:t xml:space="preserve"> shall be able to </w:t>
             </w:r>
             <w:r>
               <w:rPr>
@@ -5455,7 +6093,7 @@
               <w:rPr>
                 <w:rFonts w:ascii="Times New Roman" w:hAnsi="Times New Roman" w:cs="Times New Roman"/>
               </w:rPr>
-              <w:t>08</w:t>
+              <w:t>10</w:t>
             </w:r>
           </w:p>
         </w:tc>
@@ -5474,8 +6112,16 @@
               <w:rPr>
                 <w:rFonts w:ascii="Times New Roman" w:hAnsi="Times New Roman" w:cs="Times New Roman"/>
               </w:rPr>
-              <w:t>Shop owner</w:t>
-            </w:r>
+              <w:t xml:space="preserve">Shop </w:t>
+            </w:r>
+            <w:proofErr w:type="gramStart"/>
+            <w:r>
+              <w:rPr>
+                <w:rFonts w:ascii="Times New Roman" w:hAnsi="Times New Roman" w:cs="Times New Roman"/>
+              </w:rPr>
+              <w:t>owner</w:t>
+            </w:r>
+            <w:proofErr w:type="gramEnd"/>
             <w:r>
               <w:rPr>
                 <w:rFonts w:ascii="Times New Roman" w:hAnsi="Times New Roman" w:cs="Times New Roman"/>
@@ -5504,7 +6150,13 @@
               <w:rPr>
                 <w:rFonts w:ascii="Times New Roman" w:hAnsi="Times New Roman" w:cs="Times New Roman"/>
               </w:rPr>
-              <w:t>SO-09</w:t>
+              <w:t>SO-</w:t>
+            </w:r>
+            <w:r>
+              <w:rPr>
+                <w:rFonts w:ascii="Times New Roman" w:hAnsi="Times New Roman" w:cs="Times New Roman"/>
+              </w:rPr>
+              <w:t>11</w:t>
             </w:r>
           </w:p>
         </w:tc>
@@ -5523,7 +6175,21 @@
               <w:rPr>
                 <w:rFonts w:ascii="Times New Roman" w:hAnsi="Times New Roman" w:cs="Times New Roman"/>
               </w:rPr>
-              <w:t>Shop owner shall be able to pay their monthly fee</w:t>
+              <w:t xml:space="preserve">Shop </w:t>
+            </w:r>
+            <w:proofErr w:type="gramStart"/>
+            <w:r>
+              <w:rPr>
+                <w:rFonts w:ascii="Times New Roman" w:hAnsi="Times New Roman" w:cs="Times New Roman"/>
+              </w:rPr>
+              <w:t>owner</w:t>
+            </w:r>
+            <w:proofErr w:type="gramEnd"/>
+            <w:r>
+              <w:rPr>
+                <w:rFonts w:ascii="Times New Roman" w:hAnsi="Times New Roman" w:cs="Times New Roman"/>
+              </w:rPr>
+              <w:t xml:space="preserve"> shall be able to pay their monthly fee</w:t>
             </w:r>
           </w:p>
         </w:tc>
@@ -5640,7 +6306,6 @@
               <w:rPr>
                 <w:rFonts w:ascii="Times New Roman" w:hAnsi="Times New Roman" w:cs="Times New Roman"/>
               </w:rPr>
-              <w:lastRenderedPageBreak/>
               <w:t>H</w:t>
             </w:r>
             <w:r>
@@ -5690,6 +6355,7 @@
               <w:rPr>
                 <w:rFonts w:ascii="Times New Roman" w:hAnsi="Times New Roman" w:cs="Times New Roman"/>
               </w:rPr>
+              <w:lastRenderedPageBreak/>
               <w:t>H</w:t>
             </w:r>
             <w:r>
@@ -5715,7 +6381,21 @@
               <w:rPr>
                 <w:rFonts w:ascii="Times New Roman" w:hAnsi="Times New Roman" w:cs="Times New Roman"/>
               </w:rPr>
-              <w:t>Hotel owner shall be able to login/logout from the system</w:t>
+              <w:t xml:space="preserve">Hotel </w:t>
+            </w:r>
+            <w:proofErr w:type="gramStart"/>
+            <w:r>
+              <w:rPr>
+                <w:rFonts w:ascii="Times New Roman" w:hAnsi="Times New Roman" w:cs="Times New Roman"/>
+              </w:rPr>
+              <w:t>owner</w:t>
+            </w:r>
+            <w:proofErr w:type="gramEnd"/>
+            <w:r>
+              <w:rPr>
+                <w:rFonts w:ascii="Times New Roman" w:hAnsi="Times New Roman" w:cs="Times New Roman"/>
+              </w:rPr>
+              <w:t xml:space="preserve"> shall be able to login/logout from the system</w:t>
             </w:r>
           </w:p>
         </w:tc>
@@ -5735,6 +6415,12 @@
                 <w:rFonts w:ascii="Times New Roman" w:hAnsi="Times New Roman" w:cs="Times New Roman"/>
               </w:rPr>
             </w:pPr>
+            <w:r>
+              <w:rPr>
+                <w:rFonts w:ascii="Times New Roman" w:hAnsi="Times New Roman" w:cs="Times New Roman"/>
+              </w:rPr>
+              <w:t>HO-03</w:t>
+            </w:r>
           </w:p>
         </w:tc>
         <w:tc>
@@ -5752,7 +6438,21 @@
               <w:rPr>
                 <w:rFonts w:ascii="Times New Roman" w:hAnsi="Times New Roman" w:cs="Times New Roman"/>
               </w:rPr>
-              <w:t>Hotel owner shall be able to reset their password</w:t>
+              <w:t xml:space="preserve">Hotel </w:t>
+            </w:r>
+            <w:proofErr w:type="gramStart"/>
+            <w:r>
+              <w:rPr>
+                <w:rFonts w:ascii="Times New Roman" w:hAnsi="Times New Roman" w:cs="Times New Roman"/>
+              </w:rPr>
+              <w:t>owner</w:t>
+            </w:r>
+            <w:proofErr w:type="gramEnd"/>
+            <w:r>
+              <w:rPr>
+                <w:rFonts w:ascii="Times New Roman" w:hAnsi="Times New Roman" w:cs="Times New Roman"/>
+              </w:rPr>
+              <w:t xml:space="preserve"> shall be able to reset their password</w:t>
             </w:r>
           </w:p>
         </w:tc>
@@ -5782,7 +6482,13 @@
               <w:rPr>
                 <w:rFonts w:ascii="Times New Roman" w:hAnsi="Times New Roman" w:cs="Times New Roman"/>
               </w:rPr>
-              <w:t>O-03</w:t>
+              <w:t>O-0</w:t>
+            </w:r>
+            <w:r>
+              <w:rPr>
+                <w:rFonts w:ascii="Times New Roman" w:hAnsi="Times New Roman" w:cs="Times New Roman"/>
+              </w:rPr>
+              <w:t>4</w:t>
             </w:r>
           </w:p>
         </w:tc>
@@ -5801,7 +6507,35 @@
               <w:rPr>
                 <w:rFonts w:ascii="Times New Roman" w:hAnsi="Times New Roman" w:cs="Times New Roman"/>
               </w:rPr>
-              <w:t>Hotel owner shall be able to create and edit their profile</w:t>
+              <w:t xml:space="preserve">Hotel </w:t>
+            </w:r>
+            <w:proofErr w:type="gramStart"/>
+            <w:r>
+              <w:rPr>
+                <w:rFonts w:ascii="Times New Roman" w:hAnsi="Times New Roman" w:cs="Times New Roman"/>
+              </w:rPr>
+              <w:t>owner</w:t>
+            </w:r>
+            <w:proofErr w:type="gramEnd"/>
+            <w:r>
+              <w:rPr>
+                <w:rFonts w:ascii="Times New Roman" w:hAnsi="Times New Roman" w:cs="Times New Roman"/>
+              </w:rPr>
+              <w:t xml:space="preserve"> </w:t>
+            </w:r>
+            <w:proofErr w:type="gramStart"/>
+            <w:r>
+              <w:rPr>
+                <w:rFonts w:ascii="Times New Roman" w:hAnsi="Times New Roman" w:cs="Times New Roman"/>
+              </w:rPr>
+              <w:t>shall</w:t>
+            </w:r>
+            <w:proofErr w:type="gramEnd"/>
+            <w:r>
+              <w:rPr>
+                <w:rFonts w:ascii="Times New Roman" w:hAnsi="Times New Roman" w:cs="Times New Roman"/>
+              </w:rPr>
+              <w:t xml:space="preserve"> be able to create and edit their profile</w:t>
             </w:r>
           </w:p>
         </w:tc>
@@ -5831,7 +6565,13 @@
               <w:rPr>
                 <w:rFonts w:ascii="Times New Roman" w:hAnsi="Times New Roman" w:cs="Times New Roman"/>
               </w:rPr>
-              <w:t>O-04</w:t>
+              <w:t>O-0</w:t>
+            </w:r>
+            <w:r>
+              <w:rPr>
+                <w:rFonts w:ascii="Times New Roman" w:hAnsi="Times New Roman" w:cs="Times New Roman"/>
+              </w:rPr>
+              <w:t>5</w:t>
             </w:r>
           </w:p>
         </w:tc>
@@ -5850,7 +6590,21 @@
               <w:rPr>
                 <w:rFonts w:ascii="Times New Roman" w:hAnsi="Times New Roman" w:cs="Times New Roman"/>
               </w:rPr>
-              <w:t>Hotel owner shall be able to manage(add/update/delete) their listings</w:t>
+              <w:t xml:space="preserve">Hotel </w:t>
+            </w:r>
+            <w:proofErr w:type="gramStart"/>
+            <w:r>
+              <w:rPr>
+                <w:rFonts w:ascii="Times New Roman" w:hAnsi="Times New Roman" w:cs="Times New Roman"/>
+              </w:rPr>
+              <w:t>owner</w:t>
+            </w:r>
+            <w:proofErr w:type="gramEnd"/>
+            <w:r>
+              <w:rPr>
+                <w:rFonts w:ascii="Times New Roman" w:hAnsi="Times New Roman" w:cs="Times New Roman"/>
+              </w:rPr>
+              <w:t xml:space="preserve"> shall be able to manage(add/update/delete) their listings</w:t>
             </w:r>
           </w:p>
         </w:tc>
@@ -5880,7 +6634,13 @@
               <w:rPr>
                 <w:rFonts w:ascii="Times New Roman" w:hAnsi="Times New Roman" w:cs="Times New Roman"/>
               </w:rPr>
-              <w:t>O-05</w:t>
+              <w:t>O-0</w:t>
+            </w:r>
+            <w:r>
+              <w:rPr>
+                <w:rFonts w:ascii="Times New Roman" w:hAnsi="Times New Roman" w:cs="Times New Roman"/>
+              </w:rPr>
+              <w:t>6</w:t>
             </w:r>
           </w:p>
         </w:tc>
@@ -5899,7 +6659,21 @@
               <w:rPr>
                 <w:rFonts w:ascii="Times New Roman" w:hAnsi="Times New Roman" w:cs="Times New Roman"/>
               </w:rPr>
-              <w:t xml:space="preserve">Hotel owner shall be able to set </w:t>
+              <w:t xml:space="preserve">Hotel </w:t>
+            </w:r>
+            <w:proofErr w:type="gramStart"/>
+            <w:r>
+              <w:rPr>
+                <w:rFonts w:ascii="Times New Roman" w:hAnsi="Times New Roman" w:cs="Times New Roman"/>
+              </w:rPr>
+              <w:t>owner</w:t>
+            </w:r>
+            <w:proofErr w:type="gramEnd"/>
+            <w:r>
+              <w:rPr>
+                <w:rFonts w:ascii="Times New Roman" w:hAnsi="Times New Roman" w:cs="Times New Roman"/>
+              </w:rPr>
+              <w:t xml:space="preserve"> shall be able to set </w:t>
             </w:r>
             <w:r>
               <w:rPr>
@@ -5929,7 +6703,13 @@
               <w:rPr>
                 <w:rFonts w:ascii="Times New Roman" w:hAnsi="Times New Roman" w:cs="Times New Roman"/>
               </w:rPr>
-              <w:t>HO-06</w:t>
+              <w:t>HO-0</w:t>
+            </w:r>
+            <w:r>
+              <w:rPr>
+                <w:rFonts w:ascii="Times New Roman" w:hAnsi="Times New Roman" w:cs="Times New Roman"/>
+              </w:rPr>
+              <w:t>7</w:t>
             </w:r>
           </w:p>
         </w:tc>
@@ -5948,7 +6728,35 @@
               <w:rPr>
                 <w:rFonts w:ascii="Times New Roman" w:hAnsi="Times New Roman" w:cs="Times New Roman"/>
               </w:rPr>
-              <w:t>Hotel owner shall be able to view manage bookings</w:t>
+              <w:t xml:space="preserve">Hotel </w:t>
+            </w:r>
+            <w:proofErr w:type="gramStart"/>
+            <w:r>
+              <w:rPr>
+                <w:rFonts w:ascii="Times New Roman" w:hAnsi="Times New Roman" w:cs="Times New Roman"/>
+              </w:rPr>
+              <w:t>owner</w:t>
+            </w:r>
+            <w:proofErr w:type="gramEnd"/>
+            <w:r>
+              <w:rPr>
+                <w:rFonts w:ascii="Times New Roman" w:hAnsi="Times New Roman" w:cs="Times New Roman"/>
+              </w:rPr>
+              <w:t xml:space="preserve"> </w:t>
+            </w:r>
+            <w:proofErr w:type="gramStart"/>
+            <w:r>
+              <w:rPr>
+                <w:rFonts w:ascii="Times New Roman" w:hAnsi="Times New Roman" w:cs="Times New Roman"/>
+              </w:rPr>
+              <w:t>shall</w:t>
+            </w:r>
+            <w:proofErr w:type="gramEnd"/>
+            <w:r>
+              <w:rPr>
+                <w:rFonts w:ascii="Times New Roman" w:hAnsi="Times New Roman" w:cs="Times New Roman"/>
+              </w:rPr>
+              <w:t xml:space="preserve"> be able to view manage bookings</w:t>
             </w:r>
           </w:p>
         </w:tc>
@@ -5984,7 +6792,7 @@
               <w:rPr>
                 <w:rFonts w:ascii="Times New Roman" w:hAnsi="Times New Roman" w:cs="Times New Roman"/>
               </w:rPr>
-              <w:t>7</w:t>
+              <w:t>8</w:t>
             </w:r>
           </w:p>
         </w:tc>
@@ -6003,13 +6811,41 @@
               <w:rPr>
                 <w:rFonts w:ascii="Times New Roman" w:hAnsi="Times New Roman" w:cs="Times New Roman"/>
               </w:rPr>
-              <w:t xml:space="preserve">Hotel owner shall be able to </w:t>
-            </w:r>
-            <w:r>
-              <w:rPr>
-                <w:rFonts w:ascii="Times New Roman" w:hAnsi="Times New Roman" w:cs="Times New Roman"/>
-              </w:rPr>
-              <w:t>view their monthly earning and commissions</w:t>
+              <w:t xml:space="preserve">Hotel </w:t>
+            </w:r>
+            <w:proofErr w:type="gramStart"/>
+            <w:r>
+              <w:rPr>
+                <w:rFonts w:ascii="Times New Roman" w:hAnsi="Times New Roman" w:cs="Times New Roman"/>
+              </w:rPr>
+              <w:t>owner</w:t>
+            </w:r>
+            <w:proofErr w:type="gramEnd"/>
+            <w:r>
+              <w:rPr>
+                <w:rFonts w:ascii="Times New Roman" w:hAnsi="Times New Roman" w:cs="Times New Roman"/>
+              </w:rPr>
+              <w:t xml:space="preserve"> shall be able to </w:t>
+            </w:r>
+            <w:r>
+              <w:rPr>
+                <w:rFonts w:ascii="Times New Roman" w:hAnsi="Times New Roman" w:cs="Times New Roman"/>
+              </w:rPr>
+              <w:t xml:space="preserve">view their monthly </w:t>
+            </w:r>
+            <w:proofErr w:type="gramStart"/>
+            <w:r>
+              <w:rPr>
+                <w:rFonts w:ascii="Times New Roman" w:hAnsi="Times New Roman" w:cs="Times New Roman"/>
+              </w:rPr>
+              <w:t>earning</w:t>
+            </w:r>
+            <w:proofErr w:type="gramEnd"/>
+            <w:r>
+              <w:rPr>
+                <w:rFonts w:ascii="Times New Roman" w:hAnsi="Times New Roman" w:cs="Times New Roman"/>
+              </w:rPr>
+              <w:t xml:space="preserve"> and commissions</w:t>
             </w:r>
           </w:p>
         </w:tc>
@@ -6045,7 +6881,7 @@
               <w:rPr>
                 <w:rFonts w:ascii="Times New Roman" w:hAnsi="Times New Roman" w:cs="Times New Roman"/>
               </w:rPr>
-              <w:t>8</w:t>
+              <w:t>9</w:t>
             </w:r>
           </w:p>
         </w:tc>
@@ -6064,7 +6900,21 @@
               <w:rPr>
                 <w:rFonts w:ascii="Times New Roman" w:hAnsi="Times New Roman" w:cs="Times New Roman"/>
               </w:rPr>
-              <w:t xml:space="preserve">Hotel owner </w:t>
+              <w:t xml:space="preserve">Hotel </w:t>
+            </w:r>
+            <w:proofErr w:type="gramStart"/>
+            <w:r>
+              <w:rPr>
+                <w:rFonts w:ascii="Times New Roman" w:hAnsi="Times New Roman" w:cs="Times New Roman"/>
+              </w:rPr>
+              <w:t>owner</w:t>
+            </w:r>
+            <w:proofErr w:type="gramEnd"/>
+            <w:r>
+              <w:rPr>
+                <w:rFonts w:ascii="Times New Roman" w:hAnsi="Times New Roman" w:cs="Times New Roman"/>
+              </w:rPr>
+              <w:t xml:space="preserve"> </w:t>
             </w:r>
             <w:r>
               <w:rPr>
@@ -6090,6 +6940,18 @@
                 <w:rFonts w:ascii="Times New Roman" w:hAnsi="Times New Roman" w:cs="Times New Roman"/>
               </w:rPr>
             </w:pPr>
+            <w:r>
+              <w:rPr>
+                <w:rFonts w:ascii="Times New Roman" w:hAnsi="Times New Roman" w:cs="Times New Roman"/>
+              </w:rPr>
+              <w:t>HO-</w:t>
+            </w:r>
+            <w:r>
+              <w:rPr>
+                <w:rFonts w:ascii="Times New Roman" w:hAnsi="Times New Roman" w:cs="Times New Roman"/>
+              </w:rPr>
+              <w:t>10</w:t>
+            </w:r>
           </w:p>
         </w:tc>
         <w:tc>
@@ -6107,13 +6969,21 @@
               <w:rPr>
                 <w:rFonts w:ascii="Times New Roman" w:hAnsi="Times New Roman" w:cs="Times New Roman"/>
               </w:rPr>
-              <w:t xml:space="preserve">Hotel owner </w:t>
-            </w:r>
-            <w:r>
-              <w:rPr>
-                <w:rFonts w:ascii="Times New Roman" w:hAnsi="Times New Roman" w:cs="Times New Roman"/>
-              </w:rPr>
-              <w:t xml:space="preserve">shall be able to </w:t>
+              <w:t xml:space="preserve">Hotel </w:t>
+            </w:r>
+            <w:proofErr w:type="gramStart"/>
+            <w:r>
+              <w:rPr>
+                <w:rFonts w:ascii="Times New Roman" w:hAnsi="Times New Roman" w:cs="Times New Roman"/>
+              </w:rPr>
+              <w:t>owner</w:t>
+            </w:r>
+            <w:proofErr w:type="gramEnd"/>
+            <w:r>
+              <w:rPr>
+                <w:rFonts w:ascii="Times New Roman" w:hAnsi="Times New Roman" w:cs="Times New Roman"/>
+              </w:rPr>
+              <w:t xml:space="preserve"> shall be able to </w:t>
             </w:r>
             <w:r>
               <w:rPr>
@@ -6155,13 +7025,13 @@
               <w:rPr>
                 <w:rFonts w:ascii="Times New Roman" w:hAnsi="Times New Roman" w:cs="Times New Roman"/>
               </w:rPr>
-              <w:t>O-0</w:t>
-            </w:r>
-            <w:r>
-              <w:rPr>
-                <w:rFonts w:ascii="Times New Roman" w:hAnsi="Times New Roman" w:cs="Times New Roman"/>
-              </w:rPr>
-              <w:t>9</w:t>
+              <w:t>O-</w:t>
+            </w:r>
+            <w:r>
+              <w:rPr>
+                <w:rFonts w:ascii="Times New Roman" w:hAnsi="Times New Roman" w:cs="Times New Roman"/>
+              </w:rPr>
+              <w:t>11</w:t>
             </w:r>
           </w:p>
         </w:tc>
@@ -6180,7 +7050,21 @@
               <w:rPr>
                 <w:rFonts w:ascii="Times New Roman" w:hAnsi="Times New Roman" w:cs="Times New Roman"/>
               </w:rPr>
-              <w:t>Hotel owner shall be able to see their reviews</w:t>
+              <w:t xml:space="preserve">Hotel </w:t>
+            </w:r>
+            <w:proofErr w:type="gramStart"/>
+            <w:r>
+              <w:rPr>
+                <w:rFonts w:ascii="Times New Roman" w:hAnsi="Times New Roman" w:cs="Times New Roman"/>
+              </w:rPr>
+              <w:t>owner</w:t>
+            </w:r>
+            <w:proofErr w:type="gramEnd"/>
+            <w:r>
+              <w:rPr>
+                <w:rFonts w:ascii="Times New Roman" w:hAnsi="Times New Roman" w:cs="Times New Roman"/>
+              </w:rPr>
+              <w:t xml:space="preserve"> shall be able to see their reviews</w:t>
             </w:r>
           </w:p>
         </w:tc>
@@ -6413,6 +7297,12 @@
                 <w:rFonts w:ascii="Times New Roman" w:hAnsi="Times New Roman" w:cs="Times New Roman"/>
               </w:rPr>
             </w:pPr>
+            <w:r>
+              <w:rPr>
+                <w:rFonts w:ascii="Times New Roman" w:hAnsi="Times New Roman" w:cs="Times New Roman"/>
+              </w:rPr>
+              <w:t>EP-03</w:t>
+            </w:r>
           </w:p>
         </w:tc>
         <w:tc>
@@ -6430,7 +7320,21 @@
               <w:rPr>
                 <w:rFonts w:ascii="Times New Roman" w:hAnsi="Times New Roman" w:cs="Times New Roman"/>
               </w:rPr>
-              <w:t>Experience provider shall be able to reset their password</w:t>
+              <w:t xml:space="preserve">Experience </w:t>
+            </w:r>
+            <w:proofErr w:type="gramStart"/>
+            <w:r>
+              <w:rPr>
+                <w:rFonts w:ascii="Times New Roman" w:hAnsi="Times New Roman" w:cs="Times New Roman"/>
+              </w:rPr>
+              <w:t>provider</w:t>
+            </w:r>
+            <w:proofErr w:type="gramEnd"/>
+            <w:r>
+              <w:rPr>
+                <w:rFonts w:ascii="Times New Roman" w:hAnsi="Times New Roman" w:cs="Times New Roman"/>
+              </w:rPr>
+              <w:t xml:space="preserve"> shall be able to reset their password</w:t>
             </w:r>
           </w:p>
         </w:tc>
@@ -6460,7 +7364,13 @@
               <w:rPr>
                 <w:rFonts w:ascii="Times New Roman" w:hAnsi="Times New Roman" w:cs="Times New Roman"/>
               </w:rPr>
-              <w:t>-03</w:t>
+              <w:t>-0</w:t>
+            </w:r>
+            <w:r>
+              <w:rPr>
+                <w:rFonts w:ascii="Times New Roman" w:hAnsi="Times New Roman" w:cs="Times New Roman"/>
+              </w:rPr>
+              <w:t>4</w:t>
             </w:r>
           </w:p>
         </w:tc>
@@ -6479,7 +7389,21 @@
               <w:rPr>
                 <w:rFonts w:ascii="Times New Roman" w:hAnsi="Times New Roman" w:cs="Times New Roman"/>
               </w:rPr>
-              <w:t xml:space="preserve">Experience provider </w:t>
+              <w:t xml:space="preserve">Experience </w:t>
+            </w:r>
+            <w:proofErr w:type="gramStart"/>
+            <w:r>
+              <w:rPr>
+                <w:rFonts w:ascii="Times New Roman" w:hAnsi="Times New Roman" w:cs="Times New Roman"/>
+              </w:rPr>
+              <w:t>provider</w:t>
+            </w:r>
+            <w:proofErr w:type="gramEnd"/>
+            <w:r>
+              <w:rPr>
+                <w:rFonts w:ascii="Times New Roman" w:hAnsi="Times New Roman" w:cs="Times New Roman"/>
+              </w:rPr>
+              <w:t xml:space="preserve"> </w:t>
             </w:r>
             <w:r>
               <w:rPr>
@@ -6515,7 +7439,13 @@
               <w:rPr>
                 <w:rFonts w:ascii="Times New Roman" w:hAnsi="Times New Roman" w:cs="Times New Roman"/>
               </w:rPr>
-              <w:t>-04</w:t>
+              <w:t>-0</w:t>
+            </w:r>
+            <w:r>
+              <w:rPr>
+                <w:rFonts w:ascii="Times New Roman" w:hAnsi="Times New Roman" w:cs="Times New Roman"/>
+              </w:rPr>
+              <w:t>5</w:t>
             </w:r>
           </w:p>
         </w:tc>
@@ -6570,7 +7500,13 @@
               <w:rPr>
                 <w:rFonts w:ascii="Times New Roman" w:hAnsi="Times New Roman" w:cs="Times New Roman"/>
               </w:rPr>
-              <w:t>-05</w:t>
+              <w:t>-0</w:t>
+            </w:r>
+            <w:r>
+              <w:rPr>
+                <w:rFonts w:ascii="Times New Roman" w:hAnsi="Times New Roman" w:cs="Times New Roman"/>
+              </w:rPr>
+              <w:t>6</w:t>
             </w:r>
           </w:p>
         </w:tc>
@@ -6589,7 +7525,21 @@
               <w:rPr>
                 <w:rFonts w:ascii="Times New Roman" w:hAnsi="Times New Roman" w:cs="Times New Roman"/>
               </w:rPr>
-              <w:t xml:space="preserve">Experience provider </w:t>
+              <w:t xml:space="preserve">Experience </w:t>
+            </w:r>
+            <w:proofErr w:type="gramStart"/>
+            <w:r>
+              <w:rPr>
+                <w:rFonts w:ascii="Times New Roman" w:hAnsi="Times New Roman" w:cs="Times New Roman"/>
+              </w:rPr>
+              <w:t>provider</w:t>
+            </w:r>
+            <w:proofErr w:type="gramEnd"/>
+            <w:r>
+              <w:rPr>
+                <w:rFonts w:ascii="Times New Roman" w:hAnsi="Times New Roman" w:cs="Times New Roman"/>
+              </w:rPr>
+              <w:t xml:space="preserve"> </w:t>
             </w:r>
             <w:r>
               <w:rPr>
@@ -6631,7 +7581,13 @@
               <w:rPr>
                 <w:rFonts w:ascii="Times New Roman" w:hAnsi="Times New Roman" w:cs="Times New Roman"/>
               </w:rPr>
-              <w:t>-06</w:t>
+              <w:t>-0</w:t>
+            </w:r>
+            <w:r>
+              <w:rPr>
+                <w:rFonts w:ascii="Times New Roman" w:hAnsi="Times New Roman" w:cs="Times New Roman"/>
+              </w:rPr>
+              <w:t>7</w:t>
             </w:r>
           </w:p>
         </w:tc>
@@ -6686,7 +7642,13 @@
               <w:rPr>
                 <w:rFonts w:ascii="Times New Roman" w:hAnsi="Times New Roman" w:cs="Times New Roman"/>
               </w:rPr>
-              <w:t>-07</w:t>
+              <w:t>-0</w:t>
+            </w:r>
+            <w:r>
+              <w:rPr>
+                <w:rFonts w:ascii="Times New Roman" w:hAnsi="Times New Roman" w:cs="Times New Roman"/>
+              </w:rPr>
+              <w:t>8</w:t>
             </w:r>
           </w:p>
         </w:tc>
@@ -6741,7 +7703,13 @@
               <w:rPr>
                 <w:rFonts w:ascii="Times New Roman" w:hAnsi="Times New Roman" w:cs="Times New Roman"/>
               </w:rPr>
-              <w:t>-08</w:t>
+              <w:t>-0</w:t>
+            </w:r>
+            <w:r>
+              <w:rPr>
+                <w:rFonts w:ascii="Times New Roman" w:hAnsi="Times New Roman" w:cs="Times New Roman"/>
+              </w:rPr>
+              <w:t>9</w:t>
             </w:r>
           </w:p>
         </w:tc>
@@ -6786,6 +7754,18 @@
                 <w:rFonts w:ascii="Times New Roman" w:hAnsi="Times New Roman" w:cs="Times New Roman"/>
               </w:rPr>
             </w:pPr>
+            <w:r>
+              <w:rPr>
+                <w:rFonts w:ascii="Times New Roman" w:hAnsi="Times New Roman" w:cs="Times New Roman"/>
+              </w:rPr>
+              <w:t>EP-</w:t>
+            </w:r>
+            <w:r>
+              <w:rPr>
+                <w:rFonts w:ascii="Times New Roman" w:hAnsi="Times New Roman" w:cs="Times New Roman"/>
+              </w:rPr>
+              <w:t>10</w:t>
+            </w:r>
           </w:p>
         </w:tc>
         <w:tc>
@@ -6803,13 +7783,7 @@
               <w:rPr>
                 <w:rFonts w:ascii="Times New Roman" w:hAnsi="Times New Roman" w:cs="Times New Roman"/>
               </w:rPr>
-              <w:t xml:space="preserve">Experience provider </w:t>
-            </w:r>
-            <w:r>
-              <w:rPr>
-                <w:rFonts w:ascii="Times New Roman" w:hAnsi="Times New Roman" w:cs="Times New Roman"/>
-              </w:rPr>
-              <w:t xml:space="preserve">shall be able to </w:t>
+              <w:t xml:space="preserve">Experience provider shall be able to </w:t>
             </w:r>
             <w:r>
               <w:rPr>
@@ -6851,7 +7825,13 @@
               <w:rPr>
                 <w:rFonts w:ascii="Times New Roman" w:hAnsi="Times New Roman" w:cs="Times New Roman"/>
               </w:rPr>
-              <w:t>-09</w:t>
+              <w:t>-</w:t>
+            </w:r>
+            <w:r>
+              <w:rPr>
+                <w:rFonts w:ascii="Times New Roman" w:hAnsi="Times New Roman" w:cs="Times New Roman"/>
+              </w:rPr>
+              <w:t>11</w:t>
             </w:r>
           </w:p>
         </w:tc>
@@ -6870,7 +7850,21 @@
               <w:rPr>
                 <w:rFonts w:ascii="Times New Roman" w:hAnsi="Times New Roman" w:cs="Times New Roman"/>
               </w:rPr>
-              <w:t xml:space="preserve">Experience provider </w:t>
+              <w:t xml:space="preserve">Experience </w:t>
+            </w:r>
+            <w:proofErr w:type="gramStart"/>
+            <w:r>
+              <w:rPr>
+                <w:rFonts w:ascii="Times New Roman" w:hAnsi="Times New Roman" w:cs="Times New Roman"/>
+              </w:rPr>
+              <w:t>provider</w:t>
+            </w:r>
+            <w:proofErr w:type="gramEnd"/>
+            <w:r>
+              <w:rPr>
+                <w:rFonts w:ascii="Times New Roman" w:hAnsi="Times New Roman" w:cs="Times New Roman"/>
+              </w:rPr>
+              <w:t xml:space="preserve"> </w:t>
             </w:r>
             <w:r>
               <w:rPr>
@@ -6882,6 +7876,26 @@
         </w:tc>
       </w:tr>
     </w:tbl>
+    <w:p>
+      <w:pPr>
+        <w:ind w:left="360"/>
+        <w:rPr>
+          <w:rFonts w:ascii="Times New Roman" w:hAnsi="Times New Roman" w:cs="Times New Roman"/>
+          <w:sz w:val="28"/>
+          <w:szCs w:val="28"/>
+        </w:rPr>
+      </w:pPr>
+    </w:p>
+    <w:p>
+      <w:pPr>
+        <w:ind w:left="360"/>
+        <w:rPr>
+          <w:rFonts w:ascii="Times New Roman" w:hAnsi="Times New Roman" w:cs="Times New Roman"/>
+          <w:sz w:val="28"/>
+          <w:szCs w:val="28"/>
+        </w:rPr>
+      </w:pPr>
+    </w:p>
     <w:p>
       <w:pPr>
         <w:ind w:left="360"/>
@@ -6907,6 +7921,7 @@
         <w:rPr>
           <w:rFonts w:ascii="Times New Roman" w:hAnsi="Times New Roman" w:cs="Times New Roman"/>
         </w:rPr>
+        <w:lastRenderedPageBreak/>
         <w:t>Tourist</w:t>
       </w:r>
     </w:p>
@@ -6945,7 +7960,6 @@
                 <w:sz w:val="28"/>
                 <w:szCs w:val="28"/>
               </w:rPr>
-              <w:lastRenderedPageBreak/>
               <w:t>ID</w:t>
             </w:r>
           </w:p>
@@ -7011,11 +8025,19 @@
                 <w:rFonts w:ascii="Times New Roman" w:hAnsi="Times New Roman" w:cs="Times New Roman"/>
               </w:rPr>
             </w:pPr>
-            <w:r>
-              <w:rPr>
-                <w:rFonts w:ascii="Times New Roman" w:hAnsi="Times New Roman" w:cs="Times New Roman"/>
-              </w:rPr>
-              <w:t>Tourist shall be able to register on the platform using a</w:t>
+            <w:proofErr w:type="gramStart"/>
+            <w:r>
+              <w:rPr>
+                <w:rFonts w:ascii="Times New Roman" w:hAnsi="Times New Roman" w:cs="Times New Roman"/>
+              </w:rPr>
+              <w:t>Tourist</w:t>
+            </w:r>
+            <w:proofErr w:type="gramEnd"/>
+            <w:r>
+              <w:rPr>
+                <w:rFonts w:ascii="Times New Roman" w:hAnsi="Times New Roman" w:cs="Times New Roman"/>
+              </w:rPr>
+              <w:t xml:space="preserve"> shall be able to register on the platform using a</w:t>
             </w:r>
             <w:r>
               <w:rPr>
@@ -7066,11 +8088,19 @@
                 <w:rFonts w:ascii="Times New Roman" w:hAnsi="Times New Roman" w:cs="Times New Roman"/>
               </w:rPr>
             </w:pPr>
-            <w:r>
-              <w:rPr>
-                <w:rFonts w:ascii="Times New Roman" w:hAnsi="Times New Roman" w:cs="Times New Roman"/>
-              </w:rPr>
-              <w:t>Tourist shall be able to login/logout from the system</w:t>
+            <w:proofErr w:type="gramStart"/>
+            <w:r>
+              <w:rPr>
+                <w:rFonts w:ascii="Times New Roman" w:hAnsi="Times New Roman" w:cs="Times New Roman"/>
+              </w:rPr>
+              <w:t>Tourist</w:t>
+            </w:r>
+            <w:proofErr w:type="gramEnd"/>
+            <w:r>
+              <w:rPr>
+                <w:rFonts w:ascii="Times New Roman" w:hAnsi="Times New Roman" w:cs="Times New Roman"/>
+              </w:rPr>
+              <w:t xml:space="preserve"> shall be able to login/logout from the system</w:t>
             </w:r>
           </w:p>
         </w:tc>
@@ -7090,6 +8120,12 @@
                 <w:rFonts w:ascii="Times New Roman" w:hAnsi="Times New Roman" w:cs="Times New Roman"/>
               </w:rPr>
             </w:pPr>
+            <w:r>
+              <w:rPr>
+                <w:rFonts w:ascii="Times New Roman" w:hAnsi="Times New Roman" w:cs="Times New Roman"/>
+              </w:rPr>
+              <w:t>T-03</w:t>
+            </w:r>
           </w:p>
         </w:tc>
         <w:tc>
@@ -7103,11 +8139,19 @@
                 <w:rFonts w:ascii="Times New Roman" w:hAnsi="Times New Roman" w:cs="Times New Roman"/>
               </w:rPr>
             </w:pPr>
-            <w:r>
-              <w:rPr>
-                <w:rFonts w:ascii="Times New Roman" w:hAnsi="Times New Roman" w:cs="Times New Roman"/>
-              </w:rPr>
-              <w:t>Tourist shall be able to reset their password</w:t>
+            <w:proofErr w:type="gramStart"/>
+            <w:r>
+              <w:rPr>
+                <w:rFonts w:ascii="Times New Roman" w:hAnsi="Times New Roman" w:cs="Times New Roman"/>
+              </w:rPr>
+              <w:t>Tourist</w:t>
+            </w:r>
+            <w:proofErr w:type="gramEnd"/>
+            <w:r>
+              <w:rPr>
+                <w:rFonts w:ascii="Times New Roman" w:hAnsi="Times New Roman" w:cs="Times New Roman"/>
+              </w:rPr>
+              <w:t xml:space="preserve"> shall be able to reset their password</w:t>
             </w:r>
           </w:p>
         </w:tc>
@@ -7131,7 +8175,13 @@
               <w:rPr>
                 <w:rFonts w:ascii="Times New Roman" w:hAnsi="Times New Roman" w:cs="Times New Roman"/>
               </w:rPr>
-              <w:t>T-03</w:t>
+              <w:t>T-0</w:t>
+            </w:r>
+            <w:r>
+              <w:rPr>
+                <w:rFonts w:ascii="Times New Roman" w:hAnsi="Times New Roman" w:cs="Times New Roman"/>
+              </w:rPr>
+              <w:t>4</w:t>
             </w:r>
           </w:p>
         </w:tc>
@@ -7146,11 +8196,33 @@
                 <w:rFonts w:ascii="Times New Roman" w:hAnsi="Times New Roman" w:cs="Times New Roman"/>
               </w:rPr>
             </w:pPr>
-            <w:r>
-              <w:rPr>
-                <w:rFonts w:ascii="Times New Roman" w:hAnsi="Times New Roman" w:cs="Times New Roman"/>
-              </w:rPr>
-              <w:t>Tourist shall be able to create edit their profile</w:t>
+            <w:proofErr w:type="gramStart"/>
+            <w:r>
+              <w:rPr>
+                <w:rFonts w:ascii="Times New Roman" w:hAnsi="Times New Roman" w:cs="Times New Roman"/>
+              </w:rPr>
+              <w:t>Tourist</w:t>
+            </w:r>
+            <w:proofErr w:type="gramEnd"/>
+            <w:r>
+              <w:rPr>
+                <w:rFonts w:ascii="Times New Roman" w:hAnsi="Times New Roman" w:cs="Times New Roman"/>
+              </w:rPr>
+              <w:t xml:space="preserve"> shall be able to create </w:t>
+            </w:r>
+            <w:proofErr w:type="gramStart"/>
+            <w:r>
+              <w:rPr>
+                <w:rFonts w:ascii="Times New Roman" w:hAnsi="Times New Roman" w:cs="Times New Roman"/>
+              </w:rPr>
+              <w:t>edit</w:t>
+            </w:r>
+            <w:proofErr w:type="gramEnd"/>
+            <w:r>
+              <w:rPr>
+                <w:rFonts w:ascii="Times New Roman" w:hAnsi="Times New Roman" w:cs="Times New Roman"/>
+              </w:rPr>
+              <w:t xml:space="preserve"> their profile</w:t>
             </w:r>
           </w:p>
         </w:tc>
@@ -7174,7 +8246,13 @@
               <w:rPr>
                 <w:rFonts w:ascii="Times New Roman" w:hAnsi="Times New Roman" w:cs="Times New Roman"/>
               </w:rPr>
-              <w:t>T-04</w:t>
+              <w:t>T-0</w:t>
+            </w:r>
+            <w:r>
+              <w:rPr>
+                <w:rFonts w:ascii="Times New Roman" w:hAnsi="Times New Roman" w:cs="Times New Roman"/>
+              </w:rPr>
+              <w:t>5</w:t>
             </w:r>
           </w:p>
         </w:tc>
@@ -7189,11 +8267,19 @@
                 <w:rFonts w:ascii="Times New Roman" w:hAnsi="Times New Roman" w:cs="Times New Roman"/>
               </w:rPr>
             </w:pPr>
-            <w:r>
-              <w:rPr>
-                <w:rFonts w:ascii="Times New Roman" w:hAnsi="Times New Roman" w:cs="Times New Roman"/>
-              </w:rPr>
-              <w:t xml:space="preserve">Tourist shall be able to </w:t>
+            <w:proofErr w:type="gramStart"/>
+            <w:r>
+              <w:rPr>
+                <w:rFonts w:ascii="Times New Roman" w:hAnsi="Times New Roman" w:cs="Times New Roman"/>
+              </w:rPr>
+              <w:t>Tourist</w:t>
+            </w:r>
+            <w:proofErr w:type="gramEnd"/>
+            <w:r>
+              <w:rPr>
+                <w:rFonts w:ascii="Times New Roman" w:hAnsi="Times New Roman" w:cs="Times New Roman"/>
+              </w:rPr>
+              <w:t xml:space="preserve"> shall be able to </w:t>
             </w:r>
             <w:r>
               <w:rPr>
@@ -7229,7 +8315,13 @@
               <w:rPr>
                 <w:rFonts w:ascii="Times New Roman" w:hAnsi="Times New Roman" w:cs="Times New Roman"/>
               </w:rPr>
-              <w:t>T-05</w:t>
+              <w:t>T-0</w:t>
+            </w:r>
+            <w:r>
+              <w:rPr>
+                <w:rFonts w:ascii="Times New Roman" w:hAnsi="Times New Roman" w:cs="Times New Roman"/>
+              </w:rPr>
+              <w:t>6</w:t>
             </w:r>
           </w:p>
         </w:tc>
@@ -7244,17 +8336,33 @@
                 <w:rFonts w:ascii="Times New Roman" w:hAnsi="Times New Roman" w:cs="Times New Roman"/>
               </w:rPr>
             </w:pPr>
-            <w:r>
-              <w:rPr>
-                <w:rFonts w:ascii="Times New Roman" w:hAnsi="Times New Roman" w:cs="Times New Roman"/>
-              </w:rPr>
-              <w:t xml:space="preserve">Tourist shall be able to </w:t>
-            </w:r>
-            <w:r>
-              <w:rPr>
-                <w:rFonts w:ascii="Times New Roman" w:hAnsi="Times New Roman" w:cs="Times New Roman"/>
-              </w:rPr>
-              <w:t xml:space="preserve">search </w:t>
+            <w:proofErr w:type="gramStart"/>
+            <w:r>
+              <w:rPr>
+                <w:rFonts w:ascii="Times New Roman" w:hAnsi="Times New Roman" w:cs="Times New Roman"/>
+              </w:rPr>
+              <w:t>Tourist</w:t>
+            </w:r>
+            <w:proofErr w:type="gramEnd"/>
+            <w:r>
+              <w:rPr>
+                <w:rFonts w:ascii="Times New Roman" w:hAnsi="Times New Roman" w:cs="Times New Roman"/>
+              </w:rPr>
+              <w:t xml:space="preserve"> shall be able to </w:t>
+            </w:r>
+            <w:proofErr w:type="gramStart"/>
+            <w:r>
+              <w:rPr>
+                <w:rFonts w:ascii="Times New Roman" w:hAnsi="Times New Roman" w:cs="Times New Roman"/>
+              </w:rPr>
+              <w:t>search</w:t>
+            </w:r>
+            <w:proofErr w:type="gramEnd"/>
+            <w:r>
+              <w:rPr>
+                <w:rFonts w:ascii="Times New Roman" w:hAnsi="Times New Roman" w:cs="Times New Roman"/>
+              </w:rPr>
+              <w:t xml:space="preserve"> </w:t>
             </w:r>
             <w:r>
               <w:rPr>
@@ -7320,7 +8428,13 @@
               <w:rPr>
                 <w:rFonts w:ascii="Times New Roman" w:hAnsi="Times New Roman" w:cs="Times New Roman"/>
               </w:rPr>
-              <w:t>T-06</w:t>
+              <w:t>T-0</w:t>
+            </w:r>
+            <w:r>
+              <w:rPr>
+                <w:rFonts w:ascii="Times New Roman" w:hAnsi="Times New Roman" w:cs="Times New Roman"/>
+              </w:rPr>
+              <w:t>7</w:t>
             </w:r>
           </w:p>
         </w:tc>
@@ -7335,11 +8449,19 @@
                 <w:rFonts w:ascii="Times New Roman" w:hAnsi="Times New Roman" w:cs="Times New Roman"/>
               </w:rPr>
             </w:pPr>
-            <w:r>
-              <w:rPr>
-                <w:rFonts w:ascii="Times New Roman" w:hAnsi="Times New Roman" w:cs="Times New Roman"/>
-              </w:rPr>
-              <w:t>Tourist shall be able to filter results</w:t>
+            <w:proofErr w:type="gramStart"/>
+            <w:r>
+              <w:rPr>
+                <w:rFonts w:ascii="Times New Roman" w:hAnsi="Times New Roman" w:cs="Times New Roman"/>
+              </w:rPr>
+              <w:t>Tourist</w:t>
+            </w:r>
+            <w:proofErr w:type="gramEnd"/>
+            <w:r>
+              <w:rPr>
+                <w:rFonts w:ascii="Times New Roman" w:hAnsi="Times New Roman" w:cs="Times New Roman"/>
+              </w:rPr>
+              <w:t xml:space="preserve"> shall be able to filter results</w:t>
             </w:r>
           </w:p>
         </w:tc>
@@ -7363,7 +8485,13 @@
               <w:rPr>
                 <w:rFonts w:ascii="Times New Roman" w:hAnsi="Times New Roman" w:cs="Times New Roman"/>
               </w:rPr>
-              <w:t>T-07</w:t>
+              <w:t>T-0</w:t>
+            </w:r>
+            <w:r>
+              <w:rPr>
+                <w:rFonts w:ascii="Times New Roman" w:hAnsi="Times New Roman" w:cs="Times New Roman"/>
+              </w:rPr>
+              <w:t>8</w:t>
             </w:r>
           </w:p>
         </w:tc>
@@ -7378,11 +8506,19 @@
                 <w:rFonts w:ascii="Times New Roman" w:hAnsi="Times New Roman" w:cs="Times New Roman"/>
               </w:rPr>
             </w:pPr>
-            <w:r>
-              <w:rPr>
-                <w:rFonts w:ascii="Times New Roman" w:hAnsi="Times New Roman" w:cs="Times New Roman"/>
-              </w:rPr>
-              <w:t>Tourist shall be able to view listing pages with details</w:t>
+            <w:proofErr w:type="gramStart"/>
+            <w:r>
+              <w:rPr>
+                <w:rFonts w:ascii="Times New Roman" w:hAnsi="Times New Roman" w:cs="Times New Roman"/>
+              </w:rPr>
+              <w:t>Tourist</w:t>
+            </w:r>
+            <w:proofErr w:type="gramEnd"/>
+            <w:r>
+              <w:rPr>
+                <w:rFonts w:ascii="Times New Roman" w:hAnsi="Times New Roman" w:cs="Times New Roman"/>
+              </w:rPr>
+              <w:t xml:space="preserve"> shall be able to view listing pages with details</w:t>
             </w:r>
           </w:p>
         </w:tc>
@@ -7406,7 +8542,13 @@
               <w:rPr>
                 <w:rFonts w:ascii="Times New Roman" w:hAnsi="Times New Roman" w:cs="Times New Roman"/>
               </w:rPr>
-              <w:t>T-08</w:t>
+              <w:t>T-0</w:t>
+            </w:r>
+            <w:r>
+              <w:rPr>
+                <w:rFonts w:ascii="Times New Roman" w:hAnsi="Times New Roman" w:cs="Times New Roman"/>
+              </w:rPr>
+              <w:t>9</w:t>
             </w:r>
           </w:p>
         </w:tc>
@@ -7421,11 +8563,19 @@
                 <w:rFonts w:ascii="Times New Roman" w:hAnsi="Times New Roman" w:cs="Times New Roman"/>
               </w:rPr>
             </w:pPr>
-            <w:r>
-              <w:rPr>
-                <w:rFonts w:ascii="Times New Roman" w:hAnsi="Times New Roman" w:cs="Times New Roman"/>
-              </w:rPr>
-              <w:t>Tourist shall be able to book</w:t>
+            <w:proofErr w:type="gramStart"/>
+            <w:r>
+              <w:rPr>
+                <w:rFonts w:ascii="Times New Roman" w:hAnsi="Times New Roman" w:cs="Times New Roman"/>
+              </w:rPr>
+              <w:t>Tourist</w:t>
+            </w:r>
+            <w:proofErr w:type="gramEnd"/>
+            <w:r>
+              <w:rPr>
+                <w:rFonts w:ascii="Times New Roman" w:hAnsi="Times New Roman" w:cs="Times New Roman"/>
+              </w:rPr>
+              <w:t xml:space="preserve"> shall be able to book</w:t>
             </w:r>
             <w:r>
               <w:rPr>
@@ -7461,7 +8611,13 @@
               <w:rPr>
                 <w:rFonts w:ascii="Times New Roman" w:hAnsi="Times New Roman" w:cs="Times New Roman"/>
               </w:rPr>
-              <w:t>T-09</w:t>
+              <w:t>T-</w:t>
+            </w:r>
+            <w:r>
+              <w:rPr>
+                <w:rFonts w:ascii="Times New Roman" w:hAnsi="Times New Roman" w:cs="Times New Roman"/>
+              </w:rPr>
+              <w:t>10</w:t>
             </w:r>
           </w:p>
         </w:tc>
@@ -7476,11 +8632,19 @@
                 <w:rFonts w:ascii="Times New Roman" w:hAnsi="Times New Roman" w:cs="Times New Roman"/>
               </w:rPr>
             </w:pPr>
-            <w:r>
-              <w:rPr>
-                <w:rFonts w:ascii="Times New Roman" w:hAnsi="Times New Roman" w:cs="Times New Roman"/>
-              </w:rPr>
-              <w:t>Tourist shall be able to see the status of their booking(pending/confirmed/rejected)</w:t>
+            <w:proofErr w:type="gramStart"/>
+            <w:r>
+              <w:rPr>
+                <w:rFonts w:ascii="Times New Roman" w:hAnsi="Times New Roman" w:cs="Times New Roman"/>
+              </w:rPr>
+              <w:t>Tourist</w:t>
+            </w:r>
+            <w:proofErr w:type="gramEnd"/>
+            <w:r>
+              <w:rPr>
+                <w:rFonts w:ascii="Times New Roman" w:hAnsi="Times New Roman" w:cs="Times New Roman"/>
+              </w:rPr>
+              <w:t xml:space="preserve"> shall be able to see the status of their booking(pending/confirmed/rejected)</w:t>
             </w:r>
           </w:p>
         </w:tc>
@@ -7504,7 +8668,13 @@
               <w:rPr>
                 <w:rFonts w:ascii="Times New Roman" w:hAnsi="Times New Roman" w:cs="Times New Roman"/>
               </w:rPr>
-              <w:t>T-10</w:t>
+              <w:t>T-1</w:t>
+            </w:r>
+            <w:r>
+              <w:rPr>
+                <w:rFonts w:ascii="Times New Roman" w:hAnsi="Times New Roman" w:cs="Times New Roman"/>
+              </w:rPr>
+              <w:t>1</w:t>
             </w:r>
           </w:p>
         </w:tc>
@@ -7519,11 +8689,19 @@
                 <w:rFonts w:ascii="Times New Roman" w:hAnsi="Times New Roman" w:cs="Times New Roman"/>
               </w:rPr>
             </w:pPr>
-            <w:r>
-              <w:rPr>
-                <w:rFonts w:ascii="Times New Roman" w:hAnsi="Times New Roman" w:cs="Times New Roman"/>
-              </w:rPr>
-              <w:t>Tourist shall be able to send messages to local</w:t>
+            <w:proofErr w:type="gramStart"/>
+            <w:r>
+              <w:rPr>
+                <w:rFonts w:ascii="Times New Roman" w:hAnsi="Times New Roman" w:cs="Times New Roman"/>
+              </w:rPr>
+              <w:t>Tourist</w:t>
+            </w:r>
+            <w:proofErr w:type="gramEnd"/>
+            <w:r>
+              <w:rPr>
+                <w:rFonts w:ascii="Times New Roman" w:hAnsi="Times New Roman" w:cs="Times New Roman"/>
+              </w:rPr>
+              <w:t xml:space="preserve"> shall be able to send messages to local</w:t>
             </w:r>
             <w:r>
               <w:rPr>
@@ -7553,7 +8731,13 @@
               <w:rPr>
                 <w:rFonts w:ascii="Times New Roman" w:hAnsi="Times New Roman" w:cs="Times New Roman"/>
               </w:rPr>
-              <w:t>T-11</w:t>
+              <w:t>T-1</w:t>
+            </w:r>
+            <w:r>
+              <w:rPr>
+                <w:rFonts w:ascii="Times New Roman" w:hAnsi="Times New Roman" w:cs="Times New Roman"/>
+              </w:rPr>
+              <w:t>2</w:t>
             </w:r>
           </w:p>
         </w:tc>
@@ -7602,7 +8786,13 @@
               <w:rPr>
                 <w:rFonts w:ascii="Times New Roman" w:hAnsi="Times New Roman" w:cs="Times New Roman"/>
               </w:rPr>
-              <w:t>T-12</w:t>
+              <w:t>T-1</w:t>
+            </w:r>
+            <w:r>
+              <w:rPr>
+                <w:rFonts w:ascii="Times New Roman" w:hAnsi="Times New Roman" w:cs="Times New Roman"/>
+              </w:rPr>
+              <w:t>3</w:t>
             </w:r>
           </w:p>
         </w:tc>
@@ -7617,11 +8807,19 @@
                 <w:rFonts w:ascii="Times New Roman" w:hAnsi="Times New Roman" w:cs="Times New Roman"/>
               </w:rPr>
             </w:pPr>
-            <w:r>
-              <w:rPr>
-                <w:rFonts w:ascii="Times New Roman" w:hAnsi="Times New Roman" w:cs="Times New Roman"/>
-              </w:rPr>
-              <w:t>Tourist shall be able to complete the payment after booking</w:t>
+            <w:proofErr w:type="gramStart"/>
+            <w:r>
+              <w:rPr>
+                <w:rFonts w:ascii="Times New Roman" w:hAnsi="Times New Roman" w:cs="Times New Roman"/>
+              </w:rPr>
+              <w:t>Tourist</w:t>
+            </w:r>
+            <w:proofErr w:type="gramEnd"/>
+            <w:r>
+              <w:rPr>
+                <w:rFonts w:ascii="Times New Roman" w:hAnsi="Times New Roman" w:cs="Times New Roman"/>
+              </w:rPr>
+              <w:t xml:space="preserve"> shall be able to complete the payment after booking</w:t>
             </w:r>
             <w:r>
               <w:rPr>
@@ -7663,6 +8861,7 @@
           <w:u w:val="single"/>
         </w:rPr>
       </w:pPr>
+      <w:proofErr w:type="gramStart"/>
       <w:r>
         <w:rPr>
           <w:rFonts w:ascii="Times New Roman" w:hAnsi="Times New Roman" w:cs="Times New Roman"/>
@@ -7670,7 +8869,17 @@
           <w:bCs/>
           <w:u w:val="single"/>
         </w:rPr>
-        <w:t>Non Functional requirements</w:t>
+        <w:t>Non Functional</w:t>
+      </w:r>
+      <w:proofErr w:type="gramEnd"/>
+      <w:r>
+        <w:rPr>
+          <w:rFonts w:ascii="Times New Roman" w:hAnsi="Times New Roman" w:cs="Times New Roman"/>
+          <w:b/>
+          <w:bCs/>
+          <w:u w:val="single"/>
+        </w:rPr>
+        <w:t xml:space="preserve"> requirements</w:t>
       </w:r>
     </w:p>
     <w:tbl>
@@ -7775,7 +8984,21 @@
               <w:rPr>
                 <w:rFonts w:ascii="Times New Roman" w:hAnsi="Times New Roman" w:cs="Times New Roman"/>
               </w:rPr>
-              <w:t>Platform should use an user friendly comfortable theme</w:t>
+              <w:t xml:space="preserve">Platform should use </w:t>
+            </w:r>
+            <w:proofErr w:type="gramStart"/>
+            <w:r>
+              <w:rPr>
+                <w:rFonts w:ascii="Times New Roman" w:hAnsi="Times New Roman" w:cs="Times New Roman"/>
+              </w:rPr>
+              <w:t>an</w:t>
+            </w:r>
+            <w:proofErr w:type="gramEnd"/>
+            <w:r>
+              <w:rPr>
+                <w:rFonts w:ascii="Times New Roman" w:hAnsi="Times New Roman" w:cs="Times New Roman"/>
+              </w:rPr>
+              <w:t xml:space="preserve"> user friendly comfortable theme</w:t>
             </w:r>
           </w:p>
         </w:tc>
@@ -8010,6 +9233,13 @@
                 <w:rFonts w:ascii="Times New Roman" w:hAnsi="Times New Roman" w:cs="Times New Roman"/>
               </w:rPr>
             </w:pPr>
+            <w:r>
+              <w:rPr>
+                <w:rFonts w:ascii="Times New Roman" w:hAnsi="Times New Roman" w:cs="Times New Roman"/>
+              </w:rPr>
+              <w:lastRenderedPageBreak/>
+              <w:t>NF-07</w:t>
+            </w:r>
           </w:p>
         </w:tc>
         <w:tc>
@@ -8051,7 +9281,13 @@
               <w:rPr>
                 <w:rFonts w:ascii="Times New Roman" w:hAnsi="Times New Roman" w:cs="Times New Roman"/>
               </w:rPr>
-              <w:t>NF-07</w:t>
+              <w:t>NF-0</w:t>
+            </w:r>
+            <w:r>
+              <w:rPr>
+                <w:rFonts w:ascii="Times New Roman" w:hAnsi="Times New Roman" w:cs="Times New Roman"/>
+              </w:rPr>
+              <w:t>8</w:t>
             </w:r>
           </w:p>
         </w:tc>
@@ -8070,7 +9306,21 @@
               <w:rPr>
                 <w:rFonts w:ascii="Times New Roman" w:hAnsi="Times New Roman" w:cs="Times New Roman"/>
               </w:rPr>
-              <w:t>Pages should load within 3 seconds</w:t>
+              <w:t xml:space="preserve">Pages should </w:t>
+            </w:r>
+            <w:proofErr w:type="gramStart"/>
+            <w:r>
+              <w:rPr>
+                <w:rFonts w:ascii="Times New Roman" w:hAnsi="Times New Roman" w:cs="Times New Roman"/>
+              </w:rPr>
+              <w:t>load</w:t>
+            </w:r>
+            <w:proofErr w:type="gramEnd"/>
+            <w:r>
+              <w:rPr>
+                <w:rFonts w:ascii="Times New Roman" w:hAnsi="Times New Roman" w:cs="Times New Roman"/>
+              </w:rPr>
+              <w:t xml:space="preserve"> within 3 seconds</w:t>
             </w:r>
           </w:p>
         </w:tc>
@@ -8499,18 +9749,47 @@
       <w:r>
         <w:rPr>
           <w:rFonts w:ascii="Times New Roman" w:hAnsi="Times New Roman" w:cs="Times New Roman"/>
+        </w:rPr>
+        <w:t xml:space="preserve">This is the </w:t>
+      </w:r>
+      <w:proofErr w:type="spellStart"/>
+      <w:r>
+        <w:rPr>
+          <w:rFonts w:ascii="Times New Roman" w:hAnsi="Times New Roman" w:cs="Times New Roman"/>
+        </w:rPr>
+        <w:t>gantt</w:t>
+      </w:r>
+      <w:proofErr w:type="spellEnd"/>
+      <w:r>
+        <w:rPr>
+          <w:rFonts w:ascii="Times New Roman" w:hAnsi="Times New Roman" w:cs="Times New Roman"/>
+        </w:rPr>
+        <w:t xml:space="preserve"> chart of my project</w:t>
+      </w:r>
+    </w:p>
+    <w:p>
+      <w:pPr>
+        <w:rPr>
+          <w:rFonts w:ascii="Times New Roman" w:hAnsi="Times New Roman" w:cs="Times New Roman"/>
+          <w:sz w:val="28"/>
+          <w:szCs w:val="28"/>
+        </w:rPr>
+      </w:pPr>
+      <w:r>
+        <w:rPr>
+          <w:rFonts w:ascii="Times New Roman" w:hAnsi="Times New Roman" w:cs="Times New Roman"/>
           <w:noProof/>
           <w:sz w:val="28"/>
           <w:szCs w:val="28"/>
         </w:rPr>
         <w:drawing>
-          <wp:anchor distT="0" distB="0" distL="114300" distR="114300" simplePos="0" relativeHeight="251661312" behindDoc="1" locked="0" layoutInCell="1" allowOverlap="1" wp14:anchorId="4FACCD83" wp14:editId="3906F567">
+          <wp:anchor distT="0" distB="0" distL="114300" distR="114300" simplePos="0" relativeHeight="251661312" behindDoc="1" locked="0" layoutInCell="1" allowOverlap="1" wp14:anchorId="4FACCD83" wp14:editId="44FB1F36">
             <wp:simplePos x="0" y="0"/>
             <wp:positionH relativeFrom="margin">
-              <wp:posOffset>-552450</wp:posOffset>
+              <wp:posOffset>-590550</wp:posOffset>
             </wp:positionH>
             <wp:positionV relativeFrom="page">
-              <wp:posOffset>1590675</wp:posOffset>
+              <wp:posOffset>6718935</wp:posOffset>
             </wp:positionV>
             <wp:extent cx="7080375" cy="2152650"/>
             <wp:effectExtent l="0" t="0" r="6350" b="0"/>
@@ -8559,21 +9838,6 @@
           </wp:anchor>
         </w:drawing>
       </w:r>
-      <w:r>
-        <w:rPr>
-          <w:rFonts w:ascii="Times New Roman" w:hAnsi="Times New Roman" w:cs="Times New Roman"/>
-        </w:rPr>
-        <w:t>This is the gantt chart of my project</w:t>
-      </w:r>
-    </w:p>
-    <w:p>
-      <w:pPr>
-        <w:rPr>
-          <w:rFonts w:ascii="Times New Roman" w:hAnsi="Times New Roman" w:cs="Times New Roman"/>
-          <w:sz w:val="28"/>
-          <w:szCs w:val="28"/>
-        </w:rPr>
-      </w:pPr>
     </w:p>
     <w:sectPr>
       <w:footerReference w:type="default" r:id="rId13"/>
@@ -10348,6 +11612,7 @@
   <w:style w:type="character" w:default="1" w:styleId="DefaultParagraphFont">
     <w:name w:val="Default Paragraph Font"/>
     <w:uiPriority w:val="1"/>
+    <w:semiHidden/>
     <w:unhideWhenUsed/>
   </w:style>
   <w:style w:type="table" w:default="1" w:styleId="TableNormal">
